--- a/web/static/files/420905_lab2.docx
+++ b/web/static/files/420905_lab2.docx
@@ -20,7 +20,7 @@
           <w:szCs w:val="80"/>
         </w:rPr>
         <w:drawing>
-          <wp:anchor distT="0" distB="0" distL="114300" distR="114300" simplePos="0" relativeHeight="251659264" behindDoc="1" locked="0" layoutInCell="1" allowOverlap="1" wp14:anchorId="57C0B259" wp14:editId="7FEC91A9">
+          <wp:anchor distT="0" distB="0" distL="114300" distR="114300" simplePos="0" relativeHeight="251659264" behindDoc="1" locked="0" layoutInCell="1" allowOverlap="1" wp14:anchorId="57C0B259" wp14:editId="673ABFEB">
             <wp:simplePos x="0" y="0"/>
             <wp:positionH relativeFrom="page">
               <wp:posOffset>7620</wp:posOffset>
@@ -28,8 +28,8 @@
             <wp:positionV relativeFrom="paragraph">
               <wp:posOffset>-41910</wp:posOffset>
             </wp:positionV>
-            <wp:extent cx="7759194" cy="1013460"/>
-            <wp:effectExtent l="0" t="0" r="0" b="0"/>
+            <wp:extent cx="7759194" cy="1005840"/>
+            <wp:effectExtent l="0" t="0" r="0" b="3810"/>
             <wp:wrapNone/>
             <wp:docPr id="4" name="Image 4"/>
             <wp:cNvGraphicFramePr>
@@ -57,7 +57,7 @@
                   <pic:spPr>
                     <a:xfrm>
                       <a:off x="0" y="0"/>
-                      <a:ext cx="7763024" cy="1013960"/>
+                      <a:ext cx="7762637" cy="1006286"/>
                     </a:xfrm>
                     <a:prstGeom prst="rect">
                       <a:avLst/>
@@ -108,15 +108,7 @@
           <w:sz w:val="36"/>
           <w:szCs w:val="36"/>
         </w:rPr>
-        <w:t>In</w:t>
-      </w:r>
-      <w:r>
-        <w:rPr>
-          <w:color w:val="FFFFFF" w:themeColor="background1"/>
-          <w:sz w:val="36"/>
-          <w:szCs w:val="36"/>
-        </w:rPr>
-        <w:t>troduction à Java</w:t>
+        <w:t>Introduction à Java</w:t>
       </w:r>
       <w:r>
         <w:rPr>
@@ -165,31 +157,47 @@
           <w:sz w:val="24"/>
           <w:szCs w:val="24"/>
         </w:rPr>
-        <w:t xml:space="preserve">N’oubliez pas de </w:t>
-      </w:r>
-      <w:r>
-        <w:rPr>
-          <w:b/>
-          <w:bCs/>
-          <w:sz w:val="24"/>
-          <w:szCs w:val="24"/>
-        </w:rPr>
-        <w:t>remettre ce laboratoire complété sur Teams</w:t>
-      </w:r>
-      <w:r>
-        <w:rPr>
-          <w:sz w:val="24"/>
-          <w:szCs w:val="24"/>
-        </w:rPr>
-        <w:t>. Si vous n’avez pas compris ou pas réussi certaines questions, demandez à l’enseignant(e) de terminer avec vous !</w:t>
+        <w:t xml:space="preserve">N’oubliez pas de montrer ce </w:t>
+      </w:r>
+      <w:r>
+        <w:rPr>
+          <w:b/>
+          <w:bCs/>
+          <w:sz w:val="24"/>
+          <w:szCs w:val="24"/>
+        </w:rPr>
+        <w:t>laboratoire complété</w:t>
+      </w:r>
+      <w:r>
+        <w:rPr>
+          <w:sz w:val="24"/>
+          <w:szCs w:val="24"/>
+        </w:rPr>
+        <w:t xml:space="preserve"> à votre enseignant(e) </w:t>
+      </w:r>
+      <w:r>
+        <w:rPr>
+          <w:b/>
+          <w:bCs/>
+          <w:sz w:val="24"/>
+          <w:szCs w:val="24"/>
+        </w:rPr>
+        <w:t>avant de quitter</w:t>
+      </w:r>
+      <w:r>
+        <w:rPr>
+          <w:sz w:val="24"/>
+          <w:szCs w:val="24"/>
+        </w:rPr>
+        <w:t xml:space="preserve"> !</w:t>
       </w:r>
     </w:p>
     <w:p>
       <w:pPr>
         <w:rPr>
           <w:color w:val="FFFFFF" w:themeColor="background1"/>
-          <w:sz w:val="32"/>
-          <w:szCs w:val="32"/>
+          <w:sz w:val="24"/>
+          <w:szCs w:val="24"/>
         </w:rPr>
       </w:pPr>
     </w:p>
@@ -620,6 +628,7 @@
         </w:rPr>
         <w:t xml:space="preserve">Vous pouvez tenter de prédire le résultat, sachant que le calcul mental aide à ralentir le vieillissement cognitif </w:t>
       </w:r>
+      <w:proofErr w:type="gramStart"/>
       <w:r>
         <w:rPr>
           <w:sz w:val="24"/>
@@ -627,6 +636,7 @@
         </w:rPr>
         <w:t>( ͡</w:t>
       </w:r>
+      <w:proofErr w:type="gramEnd"/>
       <w:r>
         <w:rPr>
           <w:rFonts w:ascii="Segoe UI Symbol" w:hAnsi="Segoe UI Symbol" w:cs="Segoe UI Symbol"/>
@@ -1134,7 +1144,6 @@
           <w:sz w:val="24"/>
           <w:szCs w:val="24"/>
         </w:rPr>
-        <w:lastRenderedPageBreak/>
         <w:t xml:space="preserve">151 * 80 / </w:t>
       </w:r>
       <w:r>
@@ -1183,6 +1192,7 @@
           <w:sz w:val="24"/>
           <w:szCs w:val="24"/>
         </w:rPr>
+        <w:lastRenderedPageBreak/>
         <w:t>Réponse</w:t>
       </w:r>
       <w:r>
@@ -2013,7 +2023,8 @@
         <w:shd w:val="solid" w:color="E1DEEE" w:fill="auto"/>
         <w:spacing w:after="0" w:line="240" w:lineRule="auto"/>
         <w:rPr>
-          <w:noProof/>
+          <w:sz w:val="24"/>
+          <w:szCs w:val="24"/>
         </w:rPr>
       </w:pPr>
       <w:r>
@@ -2221,11 +2232,10 @@
       </w:r>
       <w:r>
         <w:rPr>
-          <w:noProof/>
-          <w:sz w:val="24"/>
-          <w:szCs w:val="24"/>
-        </w:rPr>
-        <w:t xml:space="preserve"> </w:t>
+          <w:sz w:val="24"/>
+          <w:szCs w:val="24"/>
+        </w:rPr>
+        <w:tab/>
       </w:r>
     </w:p>
     <w:p>
@@ -3347,6 +3357,7 @@
           <w:szCs w:val="24"/>
         </w:rPr>
       </w:pPr>
+      <w:proofErr w:type="gramStart"/>
       <w:r>
         <w:rPr>
           <w:b/>
@@ -3357,6 +3368,7 @@
         </w:rPr>
         <w:t>b</w:t>
       </w:r>
+      <w:proofErr w:type="gramEnd"/>
       <w:r>
         <w:rPr>
           <w:sz w:val="24"/>
@@ -3388,6 +3400,7 @@
           <w:szCs w:val="24"/>
         </w:rPr>
       </w:pPr>
+      <w:proofErr w:type="gramStart"/>
       <w:r>
         <w:rPr>
           <w:b/>
@@ -3398,6 +3411,7 @@
         </w:rPr>
         <w:t>c</w:t>
       </w:r>
+      <w:proofErr w:type="gramEnd"/>
       <w:r>
         <w:rPr>
           <w:sz w:val="24"/>
@@ -3429,6 +3443,7 @@
           <w:szCs w:val="24"/>
         </w:rPr>
       </w:pPr>
+      <w:proofErr w:type="gramStart"/>
       <w:r>
         <w:rPr>
           <w:b/>
@@ -3439,6 +3454,7 @@
         </w:rPr>
         <w:t>d</w:t>
       </w:r>
+      <w:proofErr w:type="gramEnd"/>
       <w:r>
         <w:rPr>
           <w:sz w:val="24"/>
@@ -4694,6 +4710,7 @@
         </w:rPr>
         <w:t xml:space="preserve">Déclarez la variable </w:t>
       </w:r>
+      <w:proofErr w:type="spellStart"/>
       <w:r>
         <w:rPr>
           <w:b/>
@@ -4704,6 +4721,7 @@
         </w:rPr>
         <w:t>ilala</w:t>
       </w:r>
+      <w:proofErr w:type="spellEnd"/>
       <w:r>
         <w:rPr>
           <w:sz w:val="24"/>
@@ -4787,6 +4805,7 @@
         </w:rPr>
         <w:t xml:space="preserve">dans la variable </w:t>
       </w:r>
+      <w:proofErr w:type="spellStart"/>
       <w:r>
         <w:rPr>
           <w:b/>
@@ -4797,6 +4816,7 @@
         </w:rPr>
         <w:t>ilala</w:t>
       </w:r>
+      <w:proofErr w:type="spellEnd"/>
       <w:r>
         <w:rPr>
           <w:sz w:val="24"/>
@@ -4975,6 +4995,7 @@
         </w:rPr>
         <w:t xml:space="preserve"> à la variable </w:t>
       </w:r>
+      <w:proofErr w:type="spellStart"/>
       <w:r>
         <w:rPr>
           <w:b/>
@@ -4985,6 +5006,7 @@
         </w:rPr>
         <w:t>ilala</w:t>
       </w:r>
+      <w:proofErr w:type="spellEnd"/>
       <w:r>
         <w:rPr>
           <w:sz w:val="24"/>
@@ -5044,6 +5066,7 @@
         </w:rPr>
         <w:t xml:space="preserve"> dans la variable </w:t>
       </w:r>
+      <w:proofErr w:type="spellStart"/>
       <w:r>
         <w:rPr>
           <w:b/>
@@ -5054,6 +5077,7 @@
         </w:rPr>
         <w:t>ilala</w:t>
       </w:r>
+      <w:proofErr w:type="spellEnd"/>
       <w:r>
         <w:rPr>
           <w:sz w:val="24"/>
@@ -5235,6 +5259,7 @@
         </w:rPr>
         <w:t xml:space="preserve"> à la variable </w:t>
       </w:r>
+      <w:proofErr w:type="spellStart"/>
       <w:r>
         <w:rPr>
           <w:b/>
@@ -5245,6 +5270,7 @@
         </w:rPr>
         <w:t>ilala</w:t>
       </w:r>
+      <w:proofErr w:type="spellEnd"/>
       <w:r>
         <w:rPr>
           <w:sz w:val="24"/>
@@ -5341,6 +5367,7 @@
         </w:rPr>
         <w:t xml:space="preserve"> dans la variable </w:t>
       </w:r>
+      <w:proofErr w:type="spellStart"/>
       <w:r>
         <w:rPr>
           <w:b/>
@@ -5351,6 +5378,7 @@
         </w:rPr>
         <w:t>ilala</w:t>
       </w:r>
+      <w:proofErr w:type="spellEnd"/>
       <w:r>
         <w:rPr>
           <w:sz w:val="24"/>
@@ -6141,21 +6169,3438 @@
       </w:pPr>
       <w:r>
         <w:rPr>
-          <w:sz w:val="24"/>
-          <w:szCs w:val="24"/>
-        </w:rPr>
-        <w:t xml:space="preserve">N’oubliez pas de </w:t>
-      </w:r>
-      <w:r>
-        <w:rPr>
-          <w:sz w:val="24"/>
-          <w:szCs w:val="24"/>
-        </w:rPr>
-        <w:t>remettre ce laboratoire complété sur Teams. Si vous n’avez pas compris ou pas réussi certaines questions, demandez à l’enseignant(e) de terminer avec vous !</w:t>
+          <w:b/>
+          <w:bCs/>
+          <w:sz w:val="24"/>
+          <w:szCs w:val="24"/>
+        </w:rPr>
+        <w:t>Astuce avec Word</w:t>
+      </w:r>
+      <w:r>
+        <w:rPr>
+          <w:sz w:val="24"/>
+          <w:szCs w:val="24"/>
+        </w:rPr>
+        <w:t xml:space="preserve"> : Si le symbole </w:t>
+      </w:r>
+      <w:r>
+        <w:rPr>
+          <w:b/>
+          <w:bCs/>
+          <w:color w:val="FF0000"/>
+          <w:sz w:val="24"/>
+          <w:szCs w:val="24"/>
+        </w:rPr>
+        <w:t>«</w:t>
+      </w:r>
+      <w:r>
+        <w:rPr>
+          <w:sz w:val="24"/>
+          <w:szCs w:val="24"/>
+        </w:rPr>
+        <w:t xml:space="preserve"> apparait quand vous vouliez plutôt écrire </w:t>
+      </w:r>
+      <w:r>
+        <w:rPr>
+          <w:b/>
+          <w:bCs/>
+          <w:color w:val="FF0000"/>
+          <w:sz w:val="24"/>
+          <w:szCs w:val="24"/>
+        </w:rPr>
+        <w:t>"</w:t>
+      </w:r>
+      <w:r>
+        <w:rPr>
+          <w:sz w:val="24"/>
+          <w:szCs w:val="24"/>
+        </w:rPr>
+        <w:t xml:space="preserve">, appuyez sur </w:t>
+      </w:r>
+      <w:r>
+        <w:rPr>
+          <w:color w:val="FF0000"/>
+          <w:sz w:val="24"/>
+          <w:szCs w:val="24"/>
+        </w:rPr>
+        <w:t xml:space="preserve">Ctrl + </w:t>
+      </w:r>
+      <w:r>
+        <w:rPr>
+          <w:color w:val="FF0000"/>
+          <w:sz w:val="24"/>
+          <w:szCs w:val="24"/>
+        </w:rPr>
+        <w:t>z</w:t>
+      </w:r>
+      <w:r>
+        <w:rPr>
+          <w:color w:val="FF0000"/>
+          <w:sz w:val="24"/>
+          <w:szCs w:val="24"/>
+        </w:rPr>
+        <w:t xml:space="preserve"> </w:t>
+      </w:r>
+      <w:r>
+        <w:rPr>
+          <w:sz w:val="24"/>
+          <w:szCs w:val="24"/>
+        </w:rPr>
+        <w:t xml:space="preserve">pour que le </w:t>
+      </w:r>
+      <w:r>
+        <w:rPr>
+          <w:b/>
+          <w:bCs/>
+          <w:color w:val="FF0000"/>
+          <w:sz w:val="24"/>
+          <w:szCs w:val="24"/>
+        </w:rPr>
+        <w:t>«</w:t>
+      </w:r>
+      <w:r>
+        <w:rPr>
+          <w:sz w:val="24"/>
+          <w:szCs w:val="24"/>
+        </w:rPr>
+        <w:t xml:space="preserve"> devienne un </w:t>
+      </w:r>
+      <w:r>
+        <w:rPr>
+          <w:b/>
+          <w:bCs/>
+          <w:color w:val="FF0000"/>
+          <w:sz w:val="24"/>
+          <w:szCs w:val="24"/>
+        </w:rPr>
+        <w:t>"</w:t>
+      </w:r>
+      <w:r>
+        <w:rPr>
+          <w:sz w:val="24"/>
+          <w:szCs w:val="24"/>
+        </w:rPr>
+        <w:t>. Cela dit, en général, c’est plus rapide de copier-coller ce que vous avez écrit dans la console du navigateur.</w:t>
+      </w:r>
+    </w:p>
+    <w:p>
+      <w:pPr>
+        <w:spacing w:after="0" w:line="240" w:lineRule="auto"/>
+        <w:rPr>
+          <w:color w:val="FFFFFF" w:themeColor="background1"/>
+          <w:sz w:val="24"/>
+          <w:szCs w:val="24"/>
+        </w:rPr>
+      </w:pPr>
+    </w:p>
+    <w:p>
+      <w:pPr>
+        <w:spacing w:after="0" w:line="240" w:lineRule="auto"/>
+        <w:rPr>
+          <w:b/>
+          <w:bCs/>
+          <w:sz w:val="24"/>
+          <w:szCs w:val="24"/>
+        </w:rPr>
+      </w:pPr>
+      <w:r>
+        <w:rPr>
+          <w:b/>
+          <w:bCs/>
+          <w:color w:val="6B5DAF"/>
+          <w:sz w:val="32"/>
+          <w:szCs w:val="32"/>
+        </w:rPr>
+        <w:t>Chaînes de caractères (texte)</w:t>
+      </w:r>
+    </w:p>
+    <w:p>
+      <w:pPr>
+        <w:spacing w:after="0" w:line="240" w:lineRule="auto"/>
+        <w:rPr>
+          <w:sz w:val="24"/>
+          <w:szCs w:val="24"/>
+        </w:rPr>
+      </w:pPr>
+      <w:r>
+        <w:rPr>
+          <w:sz w:val="24"/>
+          <w:szCs w:val="24"/>
+        </w:rPr>
+        <w:t xml:space="preserve">Pour les exercices suivants, on utilise </w:t>
+      </w:r>
+      <w:r>
+        <w:rPr>
+          <w:sz w:val="24"/>
+          <w:szCs w:val="24"/>
+        </w:rPr>
+        <w:t>toujours</w:t>
+      </w:r>
+      <w:r>
+        <w:rPr>
+          <w:sz w:val="24"/>
+          <w:szCs w:val="24"/>
+        </w:rPr>
+        <w:t xml:space="preserve"> la </w:t>
+      </w:r>
+      <w:r>
+        <w:rPr>
+          <w:b/>
+          <w:bCs/>
+          <w:color w:val="6B5DAF"/>
+          <w:sz w:val="24"/>
+          <w:szCs w:val="24"/>
+        </w:rPr>
+        <w:t>console</w:t>
+      </w:r>
+      <w:r>
+        <w:rPr>
+          <w:sz w:val="24"/>
+          <w:szCs w:val="24"/>
+        </w:rPr>
+        <w:t xml:space="preserve"> du navigateur.</w:t>
+      </w:r>
+    </w:p>
+    <w:p>
+      <w:pPr>
+        <w:spacing w:after="0" w:line="240" w:lineRule="auto"/>
+        <w:rPr>
+          <w:sz w:val="24"/>
+          <w:szCs w:val="24"/>
+        </w:rPr>
+      </w:pPr>
+    </w:p>
+    <w:p>
+      <w:pPr>
+        <w:spacing w:after="0" w:line="240" w:lineRule="auto"/>
+        <w:rPr>
+          <w:noProof/>
+          <w:sz w:val="28"/>
+          <w:szCs w:val="28"/>
+        </w:rPr>
+      </w:pPr>
+      <w:r>
+        <w:rPr>
+          <mc:AlternateContent>
+            <mc:Choice Requires="w16se"/>
+            <mc:Fallback>
+              <w:rFonts w:ascii="Segoe UI Emoji" w:eastAsia="Segoe UI Emoji" w:hAnsi="Segoe UI Emoji" w:cs="Segoe UI Emoji"/>
+            </mc:Fallback>
+          </mc:AlternateContent>
+          <w:sz w:val="32"/>
+          <w:szCs w:val="32"/>
+        </w:rPr>
+        <mc:AlternateContent>
+          <mc:Choice Requires="w16se">
+            <w16se:symEx w16se:font="Segoe UI Emoji" w16se:char="1F504"/>
+          </mc:Choice>
+          <mc:Fallback>
+            <w:t>🔄</w:t>
+          </mc:Fallback>
+        </mc:AlternateContent>
+      </w:r>
+      <w:r>
+        <w:rPr>
+          <w:sz w:val="32"/>
+          <w:szCs w:val="32"/>
+        </w:rPr>
+        <w:t xml:space="preserve"> </w:t>
+      </w:r>
+      <w:r>
+        <w:rPr>
+          <w:sz w:val="32"/>
+          <w:szCs w:val="32"/>
+        </w:rPr>
+        <w:t xml:space="preserve">Réactualisez </w:t>
+      </w:r>
+      <w:r>
+        <w:rPr>
+          <w:sz w:val="32"/>
+          <w:szCs w:val="32"/>
+        </w:rPr>
+        <w:t xml:space="preserve">maintenant </w:t>
+      </w:r>
+      <w:r>
+        <w:rPr>
+          <w:sz w:val="32"/>
+          <w:szCs w:val="32"/>
+        </w:rPr>
+        <w:t>la page du navigateur.</w:t>
+      </w:r>
+    </w:p>
+    <w:p>
+      <w:pPr>
+        <w:spacing w:after="0" w:line="240" w:lineRule="auto"/>
+        <w:rPr>
+          <w:sz w:val="24"/>
+          <w:szCs w:val="24"/>
+        </w:rPr>
+      </w:pPr>
+    </w:p>
+    <w:p>
+      <w:pPr>
+        <w:pStyle w:val="Paragraphedeliste"/>
+        <w:numPr>
+          <w:ilvl w:val="0"/>
+          <w:numId w:val="11"/>
+        </w:numPr>
+        <w:spacing w:after="0" w:line="240" w:lineRule="auto"/>
+        <w:rPr>
+          <w:sz w:val="24"/>
+          <w:szCs w:val="24"/>
+        </w:rPr>
+      </w:pPr>
+      <w:r>
+        <w:rPr>
+          <w:sz w:val="24"/>
+          <w:szCs w:val="24"/>
+        </w:rPr>
+        <w:t xml:space="preserve">Déclarez une variable nommée </w:t>
+      </w:r>
+      <w:r>
+        <w:rPr>
+          <w:color w:val="FF0000"/>
+          <w:sz w:val="24"/>
+          <w:szCs w:val="24"/>
+        </w:rPr>
+        <w:t xml:space="preserve">ville </w:t>
+      </w:r>
+      <w:r>
+        <w:rPr>
+          <w:sz w:val="24"/>
+          <w:szCs w:val="24"/>
+        </w:rPr>
+        <w:t xml:space="preserve">dans la console et affectez-lui la valeur </w:t>
+      </w:r>
+      <w:r>
+        <w:rPr>
+          <w:rFonts w:ascii="Consolas" w:hAnsi="Consolas"/>
+          <w:color w:val="FF0000"/>
+        </w:rPr>
+        <w:t>"Paris"</w:t>
+      </w:r>
+      <w:r>
+        <w:rPr>
+          <w:sz w:val="24"/>
+          <w:szCs w:val="24"/>
+        </w:rPr>
+        <w:t>. Copiez-collez votre ligne de code ici :</w:t>
+      </w:r>
+    </w:p>
+    <w:p>
+      <w:pPr>
+        <w:pBdr>
+          <w:top w:val="single" w:sz="12" w:space="1" w:color="6B5DAF"/>
+          <w:left w:val="single" w:sz="12" w:space="4" w:color="6B5DAF"/>
+          <w:bottom w:val="single" w:sz="12" w:space="1" w:color="6B5DAF"/>
+          <w:right w:val="single" w:sz="12" w:space="4" w:color="6B5DAF"/>
+        </w:pBdr>
+        <w:shd w:val="solid" w:color="E1DEEE" w:fill="auto"/>
+        <w:spacing w:after="0" w:line="240" w:lineRule="auto"/>
+        <w:rPr>
+          <w:sz w:val="24"/>
+          <w:szCs w:val="24"/>
+        </w:rPr>
+      </w:pPr>
+      <w:r>
+        <w:rPr>
+          <w:b/>
+          <w:bCs/>
+          <w:sz w:val="24"/>
+          <w:szCs w:val="24"/>
+        </w:rPr>
+        <w:t>Réponse</w:t>
+      </w:r>
+      <w:r>
+        <w:rPr>
+          <w:sz w:val="24"/>
+          <w:szCs w:val="24"/>
+        </w:rPr>
+        <w:t xml:space="preserve"> : </w:t>
+      </w:r>
+    </w:p>
+    <w:p>
+      <w:pPr>
+        <w:spacing w:after="0" w:line="240" w:lineRule="auto"/>
+        <w:rPr>
+          <w:sz w:val="24"/>
+          <w:szCs w:val="24"/>
+        </w:rPr>
+      </w:pPr>
+    </w:p>
+    <w:p>
+      <w:pPr>
+        <w:pStyle w:val="Paragraphedeliste"/>
+        <w:numPr>
+          <w:ilvl w:val="0"/>
+          <w:numId w:val="11"/>
+        </w:numPr>
+        <w:spacing w:after="0" w:line="240" w:lineRule="auto"/>
+        <w:rPr>
+          <w:sz w:val="24"/>
+          <w:szCs w:val="24"/>
+        </w:rPr>
+      </w:pPr>
+      <w:r>
+        <w:rPr>
+          <w:sz w:val="24"/>
+          <w:szCs w:val="24"/>
+        </w:rPr>
+        <w:t xml:space="preserve">Concaténez la variable </w:t>
+      </w:r>
+      <w:r>
+        <w:rPr>
+          <w:color w:val="FF0000"/>
+          <w:sz w:val="24"/>
+          <w:szCs w:val="24"/>
+        </w:rPr>
+        <w:t xml:space="preserve">ville </w:t>
+      </w:r>
+      <w:r>
+        <w:rPr>
+          <w:sz w:val="24"/>
+          <w:szCs w:val="24"/>
+        </w:rPr>
+        <w:t xml:space="preserve">avec la chaîne de caractères </w:t>
+      </w:r>
+      <w:r>
+        <w:rPr>
+          <w:rFonts w:ascii="Consolas" w:hAnsi="Consolas"/>
+          <w:color w:val="FF0000"/>
+        </w:rPr>
+        <w:t>" est la capitale de l’Espagne"</w:t>
+      </w:r>
+      <w:r>
+        <w:rPr>
+          <w:sz w:val="24"/>
+          <w:szCs w:val="24"/>
+        </w:rPr>
+        <w:t xml:space="preserve"> comme ceci dans la console. </w:t>
+      </w:r>
+    </w:p>
+    <w:p>
+      <w:pPr>
+        <w:pStyle w:val="Paragraphedeliste"/>
+        <w:spacing w:after="0" w:line="240" w:lineRule="auto"/>
+        <w:ind w:left="360"/>
+        <w:jc w:val="center"/>
+        <w:rPr>
+          <w:sz w:val="24"/>
+          <w:szCs w:val="24"/>
+        </w:rPr>
+      </w:pPr>
+      <w:r>
+        <w:rPr>
+          <w:noProof/>
+          <w:sz w:val="24"/>
+          <w:szCs w:val="24"/>
+        </w:rPr>
+        <w:drawing>
+          <wp:inline distT="0" distB="0" distL="0" distR="0" wp14:anchorId="1ACF1AF3" wp14:editId="164990A8">
+            <wp:extent cx="2773006" cy="476250"/>
+            <wp:effectExtent l="19050" t="19050" r="27940" b="19050"/>
+            <wp:docPr id="1325559727" name="Image 1" descr="Une image contenant texte, Police, capture d’écran, ligne&#10;&#10;Description générée automatiquement"/>
+            <wp:cNvGraphicFramePr>
+              <a:graphicFrameLocks xmlns:a="http://schemas.openxmlformats.org/drawingml/2006/main" noChangeAspect="1"/>
+            </wp:cNvGraphicFramePr>
+            <a:graphic xmlns:a="http://schemas.openxmlformats.org/drawingml/2006/main">
+              <a:graphicData uri="http://schemas.openxmlformats.org/drawingml/2006/picture">
+                <pic:pic xmlns:pic="http://schemas.openxmlformats.org/drawingml/2006/picture">
+                  <pic:nvPicPr>
+                    <pic:cNvPr id="1325559727" name="Image 1" descr="Une image contenant texte, Police, capture d’écran, ligne&#10;&#10;Description générée automatiquement"/>
+                    <pic:cNvPicPr/>
+                  </pic:nvPicPr>
+                  <pic:blipFill>
+                    <a:blip r:embed="rId30"/>
+                    <a:stretch>
+                      <a:fillRect/>
+                    </a:stretch>
+                  </pic:blipFill>
+                  <pic:spPr>
+                    <a:xfrm>
+                      <a:off x="0" y="0"/>
+                      <a:ext cx="2798369" cy="480606"/>
+                    </a:xfrm>
+                    <a:prstGeom prst="rect">
+                      <a:avLst/>
+                    </a:prstGeom>
+                    <a:ln>
+                      <a:solidFill>
+                        <a:srgbClr val="8357DB"/>
+                      </a:solidFill>
+                    </a:ln>
+                  </pic:spPr>
+                </pic:pic>
+              </a:graphicData>
+            </a:graphic>
+          </wp:inline>
+        </w:drawing>
+      </w:r>
+    </w:p>
+    <w:p>
+      <w:pPr>
+        <w:spacing w:after="0" w:line="240" w:lineRule="auto"/>
+        <w:rPr>
+          <w:sz w:val="24"/>
+          <w:szCs w:val="24"/>
+        </w:rPr>
+      </w:pPr>
+    </w:p>
+    <w:p>
+      <w:pPr>
+        <w:spacing w:after="0" w:line="240" w:lineRule="auto"/>
+        <w:rPr>
+          <w:sz w:val="24"/>
+          <w:szCs w:val="24"/>
+        </w:rPr>
+      </w:pPr>
+      <w:r>
+        <w:rPr>
+          <w:sz w:val="24"/>
+          <w:szCs w:val="24"/>
+        </w:rPr>
+        <w:lastRenderedPageBreak/>
+        <w:t xml:space="preserve">Assurez-vous que le résultat soit identique. Si le résultat est différent, réactualisez la page et recommencez les questions </w:t>
+      </w:r>
+      <w:r>
+        <w:rPr>
+          <w:sz w:val="24"/>
+          <w:szCs w:val="24"/>
+        </w:rPr>
+        <w:t>26</w:t>
+      </w:r>
+      <w:r>
+        <w:rPr>
+          <w:sz w:val="24"/>
+          <w:szCs w:val="24"/>
+        </w:rPr>
+        <w:t xml:space="preserve"> et 2</w:t>
+      </w:r>
+      <w:r>
+        <w:rPr>
+          <w:sz w:val="24"/>
+          <w:szCs w:val="24"/>
+        </w:rPr>
+        <w:t>7</w:t>
+      </w:r>
+      <w:r>
+        <w:rPr>
+          <w:sz w:val="24"/>
+          <w:szCs w:val="24"/>
+        </w:rPr>
+        <w:t>.</w:t>
+      </w:r>
+    </w:p>
+    <w:p>
+      <w:pPr>
+        <w:spacing w:after="0" w:line="240" w:lineRule="auto"/>
+        <w:rPr>
+          <w:sz w:val="24"/>
+          <w:szCs w:val="24"/>
+        </w:rPr>
+      </w:pPr>
+    </w:p>
+    <w:p>
+      <w:pPr>
+        <w:pStyle w:val="Paragraphedeliste"/>
+        <w:numPr>
+          <w:ilvl w:val="0"/>
+          <w:numId w:val="11"/>
+        </w:numPr>
+        <w:spacing w:after="0" w:line="240" w:lineRule="auto"/>
+        <w:rPr>
+          <w:sz w:val="24"/>
+          <w:szCs w:val="24"/>
+        </w:rPr>
+      </w:pPr>
+      <w:r>
+        <w:rPr>
+          <w:sz w:val="24"/>
+          <w:szCs w:val="24"/>
+        </w:rPr>
+        <w:t xml:space="preserve">Si vous vérifiez la valeur de la variable </w:t>
+      </w:r>
+      <w:r>
+        <w:rPr>
+          <w:color w:val="FF0000"/>
+          <w:sz w:val="24"/>
+          <w:szCs w:val="24"/>
+        </w:rPr>
+        <w:t>ville</w:t>
+      </w:r>
+      <w:r>
+        <w:rPr>
+          <w:sz w:val="24"/>
+          <w:szCs w:val="24"/>
+        </w:rPr>
+        <w:t>, que contient-elle ?</w:t>
+      </w:r>
+    </w:p>
+    <w:p>
+      <w:pPr>
+        <w:spacing w:after="0" w:line="240" w:lineRule="auto"/>
+        <w:rPr>
+          <w:sz w:val="24"/>
+          <w:szCs w:val="24"/>
+        </w:rPr>
+      </w:pPr>
+    </w:p>
+    <w:p>
+      <w:pPr>
+        <w:pBdr>
+          <w:top w:val="single" w:sz="12" w:space="1" w:color="6B5DAF"/>
+          <w:left w:val="single" w:sz="12" w:space="4" w:color="6B5DAF"/>
+          <w:bottom w:val="single" w:sz="12" w:space="1" w:color="6B5DAF"/>
+          <w:right w:val="single" w:sz="12" w:space="4" w:color="6B5DAF"/>
+        </w:pBdr>
+        <w:shd w:val="solid" w:color="E1DEEE" w:fill="auto"/>
+        <w:spacing w:after="0" w:line="240" w:lineRule="auto"/>
+        <w:rPr>
+          <w:sz w:val="24"/>
+          <w:szCs w:val="24"/>
+        </w:rPr>
+      </w:pPr>
+      <w:r>
+        <w:rPr>
+          <w:b/>
+          <w:bCs/>
+          <w:sz w:val="24"/>
+          <w:szCs w:val="24"/>
+        </w:rPr>
+        <w:t>Réponse</w:t>
+      </w:r>
+      <w:r>
+        <w:rPr>
+          <w:sz w:val="24"/>
+          <w:szCs w:val="24"/>
+        </w:rPr>
+        <w:t xml:space="preserve"> : </w:t>
+      </w:r>
+    </w:p>
+    <w:p>
+      <w:pPr>
+        <w:spacing w:after="0" w:line="240" w:lineRule="auto"/>
+        <w:rPr>
+          <w:sz w:val="24"/>
+          <w:szCs w:val="24"/>
+        </w:rPr>
+      </w:pPr>
+    </w:p>
+    <w:p>
+      <w:pPr>
+        <w:pStyle w:val="Paragraphedeliste"/>
+        <w:numPr>
+          <w:ilvl w:val="0"/>
+          <w:numId w:val="11"/>
+        </w:numPr>
+        <w:spacing w:after="0" w:line="240" w:lineRule="auto"/>
+        <w:rPr>
+          <w:sz w:val="24"/>
+          <w:szCs w:val="24"/>
+        </w:rPr>
+      </w:pPr>
+      <w:r>
+        <w:rPr>
+          <w:sz w:val="24"/>
+          <w:szCs w:val="24"/>
+        </w:rPr>
+        <w:t xml:space="preserve">Maintenant, faites l’opération suivante sur la variable </w:t>
+      </w:r>
+      <w:r>
+        <w:rPr>
+          <w:color w:val="FF0000"/>
+          <w:sz w:val="24"/>
+          <w:szCs w:val="24"/>
+        </w:rPr>
+        <w:t>ville </w:t>
+      </w:r>
+      <w:r>
+        <w:rPr>
+          <w:sz w:val="24"/>
+          <w:szCs w:val="24"/>
+        </w:rPr>
+        <w:t>:</w:t>
+      </w:r>
+    </w:p>
+    <w:p>
+      <w:pPr>
+        <w:spacing w:after="0" w:line="240" w:lineRule="auto"/>
+        <w:rPr>
+          <w:sz w:val="24"/>
+          <w:szCs w:val="24"/>
+        </w:rPr>
+      </w:pPr>
+    </w:p>
+    <w:p>
+      <w:pPr>
+        <w:spacing w:after="0" w:line="240" w:lineRule="auto"/>
+        <w:jc w:val="center"/>
+        <w:rPr>
+          <w:sz w:val="24"/>
+          <w:szCs w:val="24"/>
+        </w:rPr>
+      </w:pPr>
+      <w:r>
+        <w:rPr>
+          <w:noProof/>
+          <w:sz w:val="24"/>
+          <w:szCs w:val="24"/>
+        </w:rPr>
+        <w:drawing>
+          <wp:inline distT="0" distB="0" distL="0" distR="0" wp14:anchorId="6D9294CD" wp14:editId="2B636AB2">
+            <wp:extent cx="1609950" cy="543001"/>
+            <wp:effectExtent l="19050" t="19050" r="28575" b="28575"/>
+            <wp:docPr id="1420252709" name="Image 1" descr="Une image contenant texte, Police, capture d’écran, blanc&#10;&#10;Description générée automatiquement"/>
+            <wp:cNvGraphicFramePr>
+              <a:graphicFrameLocks xmlns:a="http://schemas.openxmlformats.org/drawingml/2006/main" noChangeAspect="1"/>
+            </wp:cNvGraphicFramePr>
+            <a:graphic xmlns:a="http://schemas.openxmlformats.org/drawingml/2006/main">
+              <a:graphicData uri="http://schemas.openxmlformats.org/drawingml/2006/picture">
+                <pic:pic xmlns:pic="http://schemas.openxmlformats.org/drawingml/2006/picture">
+                  <pic:nvPicPr>
+                    <pic:cNvPr id="1420252709" name="Image 1" descr="Une image contenant texte, Police, capture d’écran, blanc&#10;&#10;Description générée automatiquement"/>
+                    <pic:cNvPicPr/>
+                  </pic:nvPicPr>
+                  <pic:blipFill>
+                    <a:blip r:embed="rId31"/>
+                    <a:stretch>
+                      <a:fillRect/>
+                    </a:stretch>
+                  </pic:blipFill>
+                  <pic:spPr>
+                    <a:xfrm>
+                      <a:off x="0" y="0"/>
+                      <a:ext cx="1609950" cy="543001"/>
+                    </a:xfrm>
+                    <a:prstGeom prst="rect">
+                      <a:avLst/>
+                    </a:prstGeom>
+                    <a:ln>
+                      <a:solidFill>
+                        <a:srgbClr val="8357DB"/>
+                      </a:solidFill>
+                    </a:ln>
+                  </pic:spPr>
+                </pic:pic>
+              </a:graphicData>
+            </a:graphic>
+          </wp:inline>
+        </w:drawing>
+      </w:r>
+    </w:p>
+    <w:p>
+      <w:pPr>
+        <w:spacing w:after="0" w:line="240" w:lineRule="auto"/>
+        <w:jc w:val="center"/>
+        <w:rPr>
+          <w:sz w:val="24"/>
+          <w:szCs w:val="24"/>
+        </w:rPr>
+      </w:pPr>
+    </w:p>
+    <w:p>
+      <w:pPr>
+        <w:pStyle w:val="Paragraphedeliste"/>
+        <w:numPr>
+          <w:ilvl w:val="0"/>
+          <w:numId w:val="11"/>
+        </w:numPr>
+        <w:spacing w:after="0" w:line="240" w:lineRule="auto"/>
+        <w:rPr>
+          <w:sz w:val="24"/>
+          <w:szCs w:val="24"/>
+        </w:rPr>
+      </w:pPr>
+      <w:r>
+        <w:rPr>
+          <w:sz w:val="24"/>
+          <w:szCs w:val="24"/>
+        </w:rPr>
+        <w:t xml:space="preserve">Que contient la variable </w:t>
+      </w:r>
+      <w:r>
+        <w:rPr>
+          <w:color w:val="FF0000"/>
+          <w:sz w:val="24"/>
+          <w:szCs w:val="24"/>
+        </w:rPr>
+        <w:t xml:space="preserve">ville </w:t>
+      </w:r>
+      <w:r>
+        <w:rPr>
+          <w:sz w:val="24"/>
+          <w:szCs w:val="24"/>
+        </w:rPr>
+        <w:t>maintenant ? Quelle est la différence entre l’opérateur</w:t>
+      </w:r>
+      <w:r>
+        <w:rPr>
+          <w:color w:val="FF0000"/>
+          <w:sz w:val="24"/>
+          <w:szCs w:val="24"/>
+        </w:rPr>
+        <w:t xml:space="preserve"> + </w:t>
+      </w:r>
+      <w:r>
+        <w:rPr>
+          <w:sz w:val="24"/>
+          <w:szCs w:val="24"/>
+        </w:rPr>
+        <w:t xml:space="preserve">et l’opérateur </w:t>
+      </w:r>
+      <w:r>
+        <w:rPr>
+          <w:color w:val="FF0000"/>
+          <w:sz w:val="24"/>
+          <w:szCs w:val="24"/>
+        </w:rPr>
+        <w:t>+=</w:t>
+      </w:r>
+      <w:r>
+        <w:rPr>
+          <w:sz w:val="24"/>
+          <w:szCs w:val="24"/>
+        </w:rPr>
+        <w:t xml:space="preserve"> quand on utilise des chaînes de caractères ?</w:t>
+      </w:r>
+    </w:p>
+    <w:p>
+      <w:pPr>
+        <w:pBdr>
+          <w:top w:val="single" w:sz="12" w:space="1" w:color="6B5DAF"/>
+          <w:left w:val="single" w:sz="12" w:space="4" w:color="6B5DAF"/>
+          <w:bottom w:val="single" w:sz="12" w:space="1" w:color="6B5DAF"/>
+          <w:right w:val="single" w:sz="12" w:space="4" w:color="6B5DAF"/>
+        </w:pBdr>
+        <w:shd w:val="solid" w:color="E1DEEE" w:fill="auto"/>
+        <w:spacing w:after="0" w:line="240" w:lineRule="auto"/>
+        <w:rPr>
+          <w:sz w:val="24"/>
+          <w:szCs w:val="24"/>
+        </w:rPr>
+      </w:pPr>
+      <w:r>
+        <w:rPr>
+          <w:b/>
+          <w:bCs/>
+          <w:sz w:val="24"/>
+          <w:szCs w:val="24"/>
+        </w:rPr>
+        <w:t>Réponse</w:t>
+      </w:r>
+      <w:r>
+        <w:rPr>
+          <w:sz w:val="24"/>
+          <w:szCs w:val="24"/>
+        </w:rPr>
+        <w:t xml:space="preserve"> : </w:t>
+      </w:r>
+    </w:p>
+    <w:p>
+      <w:pPr>
+        <w:pBdr>
+          <w:bottom w:val="single" w:sz="4" w:space="1" w:color="auto"/>
+        </w:pBdr>
+        <w:spacing w:after="0" w:line="240" w:lineRule="auto"/>
+        <w:rPr>
+          <w:sz w:val="24"/>
+          <w:szCs w:val="24"/>
+        </w:rPr>
+      </w:pPr>
+    </w:p>
+    <w:p>
+      <w:pPr>
+        <w:pBdr>
+          <w:bottom w:val="single" w:sz="4" w:space="1" w:color="auto"/>
+        </w:pBdr>
+        <w:spacing w:after="0" w:line="240" w:lineRule="auto"/>
+        <w:rPr>
+          <w:sz w:val="24"/>
+          <w:szCs w:val="24"/>
+        </w:rPr>
+      </w:pPr>
+      <w:r>
+        <w:rPr>
+          <w:sz w:val="24"/>
+          <w:szCs w:val="24"/>
+        </w:rPr>
+        <w:t>Si les dernières questions n’étaient pas claires, n’hésitez pas à demander de l’aide à l’enseignant(e) !</w:t>
+      </w:r>
+    </w:p>
+    <w:p>
+      <w:pPr>
+        <w:pBdr>
+          <w:bottom w:val="single" w:sz="4" w:space="1" w:color="auto"/>
+        </w:pBdr>
+        <w:spacing w:after="0" w:line="240" w:lineRule="auto"/>
+        <w:rPr>
+          <w:sz w:val="24"/>
+          <w:szCs w:val="24"/>
+        </w:rPr>
+      </w:pPr>
+    </w:p>
+    <w:p>
+      <w:pPr>
+        <w:spacing w:after="0" w:line="240" w:lineRule="auto"/>
+        <w:rPr>
+          <w:sz w:val="24"/>
+          <w:szCs w:val="24"/>
+        </w:rPr>
+      </w:pPr>
+    </w:p>
+    <w:p>
+      <w:pPr>
+        <w:spacing w:after="0" w:line="240" w:lineRule="auto"/>
+        <w:rPr>
+          <w:sz w:val="24"/>
+          <w:szCs w:val="24"/>
+        </w:rPr>
+      </w:pPr>
+      <w:r>
+        <w:rPr>
+          <mc:AlternateContent>
+            <mc:Choice Requires="w16se"/>
+            <mc:Fallback>
+              <w:rFonts w:ascii="Segoe UI Emoji" w:eastAsia="Segoe UI Emoji" w:hAnsi="Segoe UI Emoji" w:cs="Segoe UI Emoji"/>
+            </mc:Fallback>
+          </mc:AlternateContent>
+        </w:rPr>
+        <mc:AlternateContent>
+          <mc:Choice Requires="w16se">
+            <w16se:symEx w16se:font="Segoe UI Emoji" w16se:char="1F504"/>
+          </mc:Choice>
+          <mc:Fallback>
+            <w:t>🔄</w:t>
+          </mc:Fallback>
+        </mc:AlternateContent>
+      </w:r>
+      <w:r>
+        <w:rPr>
+          <w:sz w:val="24"/>
+          <w:szCs w:val="24"/>
+        </w:rPr>
+        <w:t xml:space="preserve"> Vous pouvez réactualiser la page à ce moment.</w:t>
+      </w:r>
+    </w:p>
+    <w:p>
+      <w:pPr>
+        <w:spacing w:after="0" w:line="240" w:lineRule="auto"/>
+        <w:rPr>
+          <w:sz w:val="24"/>
+          <w:szCs w:val="24"/>
+        </w:rPr>
+      </w:pPr>
+    </w:p>
+    <w:p>
+      <w:pPr>
+        <w:pStyle w:val="Paragraphedeliste"/>
+        <w:numPr>
+          <w:ilvl w:val="0"/>
+          <w:numId w:val="11"/>
+        </w:numPr>
+        <w:spacing w:after="0" w:line="240" w:lineRule="auto"/>
+        <w:rPr>
+          <w:sz w:val="24"/>
+          <w:szCs w:val="24"/>
+        </w:rPr>
+      </w:pPr>
+      <w:r>
+        <w:rPr>
+          <w:sz w:val="24"/>
+          <w:szCs w:val="24"/>
+        </w:rPr>
+        <w:t xml:space="preserve">Déclarez une variable nommée </w:t>
+      </w:r>
+      <w:proofErr w:type="spellStart"/>
+      <w:r>
+        <w:rPr>
+          <w:color w:val="FF0000"/>
+          <w:sz w:val="24"/>
+          <w:szCs w:val="24"/>
+        </w:rPr>
+        <w:t>debut</w:t>
+      </w:r>
+      <w:r>
+        <w:rPr>
+          <w:color w:val="FF0000"/>
+          <w:sz w:val="24"/>
+          <w:szCs w:val="24"/>
+        </w:rPr>
+        <w:t>P</w:t>
+      </w:r>
+      <w:r>
+        <w:rPr>
+          <w:color w:val="FF0000"/>
+          <w:sz w:val="24"/>
+          <w:szCs w:val="24"/>
+        </w:rPr>
+        <w:t>hrase</w:t>
+      </w:r>
+      <w:proofErr w:type="spellEnd"/>
+      <w:r>
+        <w:rPr>
+          <w:sz w:val="24"/>
+          <w:szCs w:val="24"/>
+        </w:rPr>
+        <w:t xml:space="preserve"> dans la console et affectez-lui la valeur </w:t>
+      </w:r>
+      <w:r>
+        <w:rPr>
+          <w:rFonts w:ascii="Courier New" w:hAnsi="Courier New" w:cs="Courier New"/>
+          <w:color w:val="FF0000"/>
+          <w:sz w:val="24"/>
+          <w:szCs w:val="24"/>
+        </w:rPr>
+        <w:t>"</w:t>
+      </w:r>
+      <w:r>
+        <w:rPr>
+          <w:rFonts w:ascii="Courier New" w:hAnsi="Courier New" w:cs="Courier New"/>
+          <w:color w:val="FF0000"/>
+          <w:sz w:val="24"/>
+          <w:szCs w:val="24"/>
+        </w:rPr>
+        <w:t xml:space="preserve">Never </w:t>
+      </w:r>
+      <w:proofErr w:type="spellStart"/>
+      <w:r>
+        <w:rPr>
+          <w:rFonts w:ascii="Courier New" w:hAnsi="Courier New" w:cs="Courier New"/>
+          <w:color w:val="FF0000"/>
+          <w:sz w:val="24"/>
+          <w:szCs w:val="24"/>
+        </w:rPr>
+        <w:t>gonna</w:t>
+      </w:r>
+      <w:proofErr w:type="spellEnd"/>
+      <w:r>
+        <w:rPr>
+          <w:rFonts w:ascii="Courier New" w:hAnsi="Courier New" w:cs="Courier New"/>
+          <w:color w:val="FF0000"/>
+          <w:sz w:val="24"/>
+          <w:szCs w:val="24"/>
+        </w:rPr>
+        <w:t>"</w:t>
+      </w:r>
+      <w:r>
+        <w:rPr>
+          <w:sz w:val="24"/>
+          <w:szCs w:val="24"/>
+        </w:rPr>
+        <w:t>.  Copiez-collez votre ligne de code ici :</w:t>
+      </w:r>
+    </w:p>
+    <w:p>
+      <w:pPr>
+        <w:pBdr>
+          <w:top w:val="single" w:sz="12" w:space="1" w:color="6B5DAF"/>
+          <w:left w:val="single" w:sz="12" w:space="4" w:color="6B5DAF"/>
+          <w:bottom w:val="single" w:sz="12" w:space="1" w:color="6B5DAF"/>
+          <w:right w:val="single" w:sz="12" w:space="4" w:color="6B5DAF"/>
+        </w:pBdr>
+        <w:shd w:val="solid" w:color="E1DEEE" w:fill="auto"/>
+        <w:spacing w:after="0" w:line="240" w:lineRule="auto"/>
+        <w:rPr>
+          <w:sz w:val="24"/>
+          <w:szCs w:val="24"/>
+        </w:rPr>
+      </w:pPr>
+      <w:r>
+        <w:rPr>
+          <w:b/>
+          <w:bCs/>
+          <w:sz w:val="24"/>
+          <w:szCs w:val="24"/>
+        </w:rPr>
+        <w:t>Réponse</w:t>
+      </w:r>
+      <w:r>
+        <w:rPr>
+          <w:sz w:val="24"/>
+          <w:szCs w:val="24"/>
+        </w:rPr>
+        <w:t xml:space="preserve"> : </w:t>
+      </w:r>
+    </w:p>
+    <w:p>
+      <w:pPr>
+        <w:spacing w:after="0" w:line="240" w:lineRule="auto"/>
+        <w:rPr>
+          <w:sz w:val="24"/>
+          <w:szCs w:val="24"/>
+        </w:rPr>
+      </w:pPr>
+    </w:p>
+    <w:p>
+      <w:pPr>
+        <w:pStyle w:val="Paragraphedeliste"/>
+        <w:numPr>
+          <w:ilvl w:val="0"/>
+          <w:numId w:val="11"/>
+        </w:numPr>
+        <w:spacing w:after="0" w:line="240" w:lineRule="auto"/>
+        <w:rPr>
+          <w:sz w:val="24"/>
+          <w:szCs w:val="24"/>
+        </w:rPr>
+      </w:pPr>
+      <w:r>
+        <w:rPr>
+          <w:sz w:val="24"/>
+          <w:szCs w:val="24"/>
+        </w:rPr>
+        <w:t xml:space="preserve">Déclarez une variable nommée </w:t>
+      </w:r>
+      <w:proofErr w:type="spellStart"/>
+      <w:r>
+        <w:rPr>
+          <w:color w:val="FF0000"/>
+          <w:sz w:val="24"/>
+          <w:szCs w:val="24"/>
+        </w:rPr>
+        <w:t>finPhrase</w:t>
+      </w:r>
+      <w:proofErr w:type="spellEnd"/>
+      <w:r>
+        <w:rPr>
+          <w:sz w:val="24"/>
+          <w:szCs w:val="24"/>
+        </w:rPr>
+        <w:t xml:space="preserve"> dans la console et affectez-lui la valeur </w:t>
+      </w:r>
+      <w:r>
+        <w:rPr>
+          <w:rFonts w:ascii="Courier New" w:hAnsi="Courier New" w:cs="Courier New"/>
+          <w:color w:val="FF0000"/>
+          <w:sz w:val="24"/>
+          <w:szCs w:val="24"/>
+        </w:rPr>
+        <w:t>"</w:t>
+      </w:r>
+      <w:proofErr w:type="spellStart"/>
+      <w:r>
+        <w:rPr>
+          <w:rFonts w:ascii="Courier New" w:hAnsi="Courier New" w:cs="Courier New"/>
+          <w:color w:val="FF0000"/>
+          <w:sz w:val="24"/>
+          <w:szCs w:val="24"/>
+        </w:rPr>
+        <w:t>give</w:t>
+      </w:r>
+      <w:proofErr w:type="spellEnd"/>
+      <w:r>
+        <w:rPr>
+          <w:rFonts w:ascii="Courier New" w:hAnsi="Courier New" w:cs="Courier New"/>
+          <w:color w:val="FF0000"/>
+          <w:sz w:val="24"/>
+          <w:szCs w:val="24"/>
+        </w:rPr>
+        <w:t xml:space="preserve"> </w:t>
+      </w:r>
+      <w:proofErr w:type="spellStart"/>
+      <w:r>
+        <w:rPr>
+          <w:rFonts w:ascii="Courier New" w:hAnsi="Courier New" w:cs="Courier New"/>
+          <w:color w:val="FF0000"/>
+          <w:sz w:val="24"/>
+          <w:szCs w:val="24"/>
+        </w:rPr>
+        <w:t>you</w:t>
+      </w:r>
+      <w:proofErr w:type="spellEnd"/>
+      <w:r>
+        <w:rPr>
+          <w:rFonts w:ascii="Courier New" w:hAnsi="Courier New" w:cs="Courier New"/>
+          <w:color w:val="FF0000"/>
+          <w:sz w:val="24"/>
+          <w:szCs w:val="24"/>
+        </w:rPr>
+        <w:t xml:space="preserve"> up</w:t>
+      </w:r>
+      <w:r>
+        <w:rPr>
+          <w:rFonts w:ascii="Courier New" w:hAnsi="Courier New" w:cs="Courier New"/>
+          <w:color w:val="FF0000"/>
+          <w:sz w:val="24"/>
+          <w:szCs w:val="24"/>
+        </w:rPr>
+        <w:t>"</w:t>
+      </w:r>
+      <w:r>
+        <w:rPr>
+          <w:sz w:val="24"/>
+          <w:szCs w:val="24"/>
+        </w:rPr>
+        <w:t>.</w:t>
+      </w:r>
+      <w:r>
+        <w:rPr>
+          <w:sz w:val="24"/>
+          <w:szCs w:val="24"/>
+        </w:rPr>
+        <w:t xml:space="preserve"> </w:t>
+      </w:r>
+      <w:r>
+        <w:rPr>
+          <w:sz w:val="24"/>
+          <w:szCs w:val="24"/>
+        </w:rPr>
+        <w:t>Copiez-collez votre ligne de code ici :</w:t>
+      </w:r>
+    </w:p>
+    <w:p>
+      <w:pPr>
+        <w:pBdr>
+          <w:top w:val="single" w:sz="12" w:space="1" w:color="6B5DAF"/>
+          <w:left w:val="single" w:sz="12" w:space="4" w:color="6B5DAF"/>
+          <w:bottom w:val="single" w:sz="12" w:space="1" w:color="6B5DAF"/>
+          <w:right w:val="single" w:sz="12" w:space="4" w:color="6B5DAF"/>
+        </w:pBdr>
+        <w:shd w:val="solid" w:color="E1DEEE" w:fill="auto"/>
+        <w:spacing w:after="0" w:line="240" w:lineRule="auto"/>
+        <w:rPr>
+          <w:sz w:val="24"/>
+          <w:szCs w:val="24"/>
+        </w:rPr>
+      </w:pPr>
+      <w:r>
+        <w:rPr>
+          <w:b/>
+          <w:bCs/>
+          <w:sz w:val="24"/>
+          <w:szCs w:val="24"/>
+        </w:rPr>
+        <w:t>Réponse</w:t>
+      </w:r>
+      <w:r>
+        <w:rPr>
+          <w:sz w:val="24"/>
+          <w:szCs w:val="24"/>
+        </w:rPr>
+        <w:t xml:space="preserve"> : </w:t>
+      </w:r>
+    </w:p>
+    <w:p>
+      <w:pPr>
+        <w:spacing w:after="0" w:line="240" w:lineRule="auto"/>
+        <w:rPr>
+          <w:sz w:val="24"/>
+          <w:szCs w:val="24"/>
+        </w:rPr>
+      </w:pPr>
+    </w:p>
+    <w:p>
+      <w:pPr>
+        <w:pStyle w:val="Paragraphedeliste"/>
+        <w:numPr>
+          <w:ilvl w:val="0"/>
+          <w:numId w:val="11"/>
+        </w:numPr>
+        <w:spacing w:after="0" w:line="240" w:lineRule="auto"/>
+        <w:rPr>
+          <w:sz w:val="24"/>
+          <w:szCs w:val="24"/>
+        </w:rPr>
+      </w:pPr>
+      <w:r>
+        <w:rPr>
+          <w:sz w:val="24"/>
+          <w:szCs w:val="24"/>
+        </w:rPr>
+        <w:t xml:space="preserve">Construisez un </w:t>
+      </w:r>
+      <w:proofErr w:type="spellStart"/>
+      <w:r>
+        <w:rPr>
+          <w:color w:val="FF0000"/>
+          <w:sz w:val="24"/>
+          <w:szCs w:val="24"/>
+        </w:rPr>
+        <w:t>template</w:t>
+      </w:r>
+      <w:proofErr w:type="spellEnd"/>
+      <w:r>
+        <w:rPr>
+          <w:color w:val="FF0000"/>
+          <w:sz w:val="24"/>
+          <w:szCs w:val="24"/>
+        </w:rPr>
+        <w:t xml:space="preserve"> string </w:t>
+      </w:r>
+      <w:r>
+        <w:rPr>
+          <w:sz w:val="24"/>
+          <w:szCs w:val="24"/>
+        </w:rPr>
+        <w:t xml:space="preserve">identique à celui ci-dessous. N’oubliez pas l’espace entre les 2 variables ! Vous devriez avoir un résultat </w:t>
+      </w:r>
+      <w:r>
+        <w:rPr>
+          <w:b/>
+          <w:bCs/>
+          <w:sz w:val="24"/>
+          <w:szCs w:val="24"/>
+        </w:rPr>
+        <w:t>identique</w:t>
+      </w:r>
+      <w:r>
+        <w:rPr>
+          <w:sz w:val="24"/>
+          <w:szCs w:val="24"/>
+        </w:rPr>
+        <w:t>.</w:t>
+      </w:r>
+    </w:p>
+    <w:p>
+      <w:pPr>
+        <w:spacing w:after="0" w:line="240" w:lineRule="auto"/>
+        <w:jc w:val="center"/>
+        <w:rPr>
+          <w:sz w:val="24"/>
+          <w:szCs w:val="24"/>
+        </w:rPr>
+      </w:pPr>
+      <w:r>
+        <w:rPr>
+          <w:noProof/>
+          <w:sz w:val="24"/>
+          <w:szCs w:val="24"/>
+        </w:rPr>
+        <w:drawing>
+          <wp:inline distT="0" distB="0" distL="0" distR="0" wp14:anchorId="44756D35" wp14:editId="67EB62AB">
+            <wp:extent cx="2276793" cy="457264"/>
+            <wp:effectExtent l="19050" t="19050" r="9525" b="19050"/>
+            <wp:docPr id="255789461" name="Image 1"/>
+            <wp:cNvGraphicFramePr>
+              <a:graphicFrameLocks xmlns:a="http://schemas.openxmlformats.org/drawingml/2006/main" noChangeAspect="1"/>
+            </wp:cNvGraphicFramePr>
+            <a:graphic xmlns:a="http://schemas.openxmlformats.org/drawingml/2006/main">
+              <a:graphicData uri="http://schemas.openxmlformats.org/drawingml/2006/picture">
+                <pic:pic xmlns:pic="http://schemas.openxmlformats.org/drawingml/2006/picture">
+                  <pic:nvPicPr>
+                    <pic:cNvPr id="255789461" name=""/>
+                    <pic:cNvPicPr/>
+                  </pic:nvPicPr>
+                  <pic:blipFill>
+                    <a:blip r:embed="rId32"/>
+                    <a:stretch>
+                      <a:fillRect/>
+                    </a:stretch>
+                  </pic:blipFill>
+                  <pic:spPr>
+                    <a:xfrm>
+                      <a:off x="0" y="0"/>
+                      <a:ext cx="2276793" cy="457264"/>
+                    </a:xfrm>
+                    <a:prstGeom prst="rect">
+                      <a:avLst/>
+                    </a:prstGeom>
+                    <a:ln>
+                      <a:solidFill>
+                        <a:srgbClr val="6E4FAB"/>
+                      </a:solidFill>
+                    </a:ln>
+                  </pic:spPr>
+                </pic:pic>
+              </a:graphicData>
+            </a:graphic>
+          </wp:inline>
+        </w:drawing>
+      </w:r>
+    </w:p>
+    <w:p>
+      <w:pPr>
+        <w:pStyle w:val="Paragraphedeliste"/>
+        <w:spacing w:after="0" w:line="240" w:lineRule="auto"/>
+        <w:ind w:left="360"/>
+        <w:rPr>
+          <w:sz w:val="24"/>
+          <w:szCs w:val="24"/>
+        </w:rPr>
+      </w:pPr>
+      <w:r>
+        <w:rPr>
+          <w:sz w:val="24"/>
+          <w:szCs w:val="24"/>
+        </w:rPr>
+        <w:t xml:space="preserve">Si ce n’est pas le cas, réinitialisez la page (F5) et répétez les questions </w:t>
+      </w:r>
+      <w:r>
+        <w:rPr>
+          <w:sz w:val="24"/>
+          <w:szCs w:val="24"/>
+        </w:rPr>
+        <w:t>31</w:t>
+      </w:r>
+      <w:r>
+        <w:rPr>
+          <w:sz w:val="24"/>
+          <w:szCs w:val="24"/>
+        </w:rPr>
+        <w:t xml:space="preserve"> à </w:t>
+      </w:r>
+      <w:r>
+        <w:rPr>
+          <w:sz w:val="24"/>
+          <w:szCs w:val="24"/>
+        </w:rPr>
+        <w:t>33</w:t>
+      </w:r>
+      <w:r>
+        <w:rPr>
+          <w:sz w:val="24"/>
+          <w:szCs w:val="24"/>
+        </w:rPr>
+        <w:t xml:space="preserve">. </w:t>
+      </w:r>
+    </w:p>
+    <w:p>
+      <w:pPr>
+        <w:pStyle w:val="Paragraphedeliste"/>
+        <w:pBdr>
+          <w:bottom w:val="single" w:sz="4" w:space="1" w:color="auto"/>
+        </w:pBdr>
+        <w:spacing w:after="0" w:line="240" w:lineRule="auto"/>
+        <w:ind w:left="0"/>
+        <w:rPr>
+          <w:sz w:val="24"/>
+          <w:szCs w:val="24"/>
+        </w:rPr>
+      </w:pPr>
+    </w:p>
+    <w:p>
+      <w:pPr>
+        <w:pStyle w:val="Paragraphedeliste"/>
+        <w:spacing w:after="0" w:line="240" w:lineRule="auto"/>
+        <w:ind w:left="0"/>
+        <w:rPr>
+          <w:sz w:val="24"/>
+          <w:szCs w:val="24"/>
+        </w:rPr>
+      </w:pPr>
+    </w:p>
+    <w:p>
+      <w:pPr>
+        <w:pStyle w:val="Paragraphedeliste"/>
+        <w:spacing w:after="0" w:line="240" w:lineRule="auto"/>
+        <w:ind w:left="0"/>
+        <w:rPr>
+          <w:sz w:val="24"/>
+          <w:szCs w:val="24"/>
+        </w:rPr>
+      </w:pPr>
+      <w:r>
+        <w:rPr>
+          <mc:AlternateContent>
+            <mc:Choice Requires="w16se"/>
+            <mc:Fallback>
+              <w:rFonts w:ascii="Segoe UI Emoji" w:eastAsia="Segoe UI Emoji" w:hAnsi="Segoe UI Emoji" w:cs="Segoe UI Emoji"/>
+            </mc:Fallback>
+          </mc:AlternateContent>
+          <w:sz w:val="24"/>
+          <w:szCs w:val="24"/>
+        </w:rPr>
+        <mc:AlternateContent>
+          <mc:Choice Requires="w16se">
+            <w16se:symEx w16se:font="Segoe UI Emoji" w16se:char="1F504"/>
+          </mc:Choice>
+          <mc:Fallback>
+            <w:t>🔄</w:t>
+          </mc:Fallback>
+        </mc:AlternateContent>
+      </w:r>
+      <w:r>
+        <w:rPr>
+          <w:sz w:val="24"/>
+          <w:szCs w:val="24"/>
+        </w:rPr>
+        <w:t xml:space="preserve"> Vous pouvez réactualiser la page à ce moment.</w:t>
+      </w:r>
+    </w:p>
+    <w:p>
+      <w:pPr>
+        <w:pStyle w:val="Paragraphedeliste"/>
+        <w:spacing w:after="0" w:line="240" w:lineRule="auto"/>
+        <w:ind w:left="0"/>
+        <w:rPr>
+          <w:sz w:val="24"/>
+          <w:szCs w:val="24"/>
+        </w:rPr>
+      </w:pPr>
+    </w:p>
+    <w:p>
+      <w:pPr>
+        <w:pStyle w:val="Paragraphedeliste"/>
+        <w:numPr>
+          <w:ilvl w:val="0"/>
+          <w:numId w:val="11"/>
+        </w:numPr>
+        <w:spacing w:after="0" w:line="240" w:lineRule="auto"/>
+        <w:rPr>
+          <w:sz w:val="24"/>
+          <w:szCs w:val="24"/>
+        </w:rPr>
+      </w:pPr>
+      <w:r>
+        <w:rPr>
+          <w:sz w:val="24"/>
+          <w:szCs w:val="24"/>
+        </w:rPr>
+        <w:t xml:space="preserve">Déclarez une variable nommée </w:t>
+      </w:r>
+      <w:proofErr w:type="spellStart"/>
+      <w:r>
+        <w:rPr>
+          <w:color w:val="FF0000"/>
+          <w:sz w:val="24"/>
+          <w:szCs w:val="24"/>
+        </w:rPr>
+        <w:t>vehicule</w:t>
+      </w:r>
+      <w:proofErr w:type="spellEnd"/>
+      <w:r>
+        <w:rPr>
+          <w:sz w:val="24"/>
+          <w:szCs w:val="24"/>
+        </w:rPr>
+        <w:t xml:space="preserve">. Affectez-lui la valeur </w:t>
+      </w:r>
+      <w:r>
+        <w:rPr>
+          <w:rFonts w:ascii="Courier New" w:hAnsi="Courier New" w:cs="Courier New"/>
+          <w:color w:val="FF0000"/>
+          <w:sz w:val="24"/>
+          <w:szCs w:val="24"/>
+        </w:rPr>
+        <w:t>"jet privé"</w:t>
+      </w:r>
+      <w:r>
+        <w:rPr>
+          <w:sz w:val="24"/>
+          <w:szCs w:val="24"/>
+        </w:rPr>
+        <w:t xml:space="preserve">. </w:t>
+      </w:r>
+    </w:p>
+    <w:p>
+      <w:pPr>
+        <w:spacing w:after="0" w:line="240" w:lineRule="auto"/>
+        <w:jc w:val="center"/>
+        <w:rPr>
+          <w:sz w:val="24"/>
+          <w:szCs w:val="24"/>
+        </w:rPr>
+      </w:pPr>
+      <w:r>
+        <w:rPr>
+          <w:noProof/>
+          <w:sz w:val="24"/>
+          <w:szCs w:val="24"/>
+        </w:rPr>
+        <w:drawing>
+          <wp:inline distT="0" distB="0" distL="0" distR="0" wp14:anchorId="4C3520D9" wp14:editId="2D39FFCC">
+            <wp:extent cx="2143424" cy="457264"/>
+            <wp:effectExtent l="19050" t="19050" r="9525" b="19050"/>
+            <wp:docPr id="970065896" name="Image 1"/>
+            <wp:cNvGraphicFramePr>
+              <a:graphicFrameLocks xmlns:a="http://schemas.openxmlformats.org/drawingml/2006/main" noChangeAspect="1"/>
+            </wp:cNvGraphicFramePr>
+            <a:graphic xmlns:a="http://schemas.openxmlformats.org/drawingml/2006/main">
+              <a:graphicData uri="http://schemas.openxmlformats.org/drawingml/2006/picture">
+                <pic:pic xmlns:pic="http://schemas.openxmlformats.org/drawingml/2006/picture">
+                  <pic:nvPicPr>
+                    <pic:cNvPr id="970065896" name=""/>
+                    <pic:cNvPicPr/>
+                  </pic:nvPicPr>
+                  <pic:blipFill>
+                    <a:blip r:embed="rId33"/>
+                    <a:stretch>
+                      <a:fillRect/>
+                    </a:stretch>
+                  </pic:blipFill>
+                  <pic:spPr>
+                    <a:xfrm>
+                      <a:off x="0" y="0"/>
+                      <a:ext cx="2143424" cy="457264"/>
+                    </a:xfrm>
+                    <a:prstGeom prst="rect">
+                      <a:avLst/>
+                    </a:prstGeom>
+                    <a:ln>
+                      <a:solidFill>
+                        <a:srgbClr val="6E4FAB"/>
+                      </a:solidFill>
+                    </a:ln>
+                  </pic:spPr>
+                </pic:pic>
+              </a:graphicData>
+            </a:graphic>
+          </wp:inline>
+        </w:drawing>
+      </w:r>
+    </w:p>
+    <w:p>
+      <w:pPr>
+        <w:spacing w:after="0" w:line="240" w:lineRule="auto"/>
+        <w:rPr>
+          <w:sz w:val="24"/>
+          <w:szCs w:val="24"/>
+        </w:rPr>
+      </w:pPr>
+    </w:p>
+    <w:p>
+      <w:pPr>
+        <w:pStyle w:val="Paragraphedeliste"/>
+        <w:numPr>
+          <w:ilvl w:val="0"/>
+          <w:numId w:val="11"/>
+        </w:numPr>
+        <w:spacing w:after="0" w:line="240" w:lineRule="auto"/>
+        <w:rPr>
+          <w:sz w:val="24"/>
+          <w:szCs w:val="24"/>
+        </w:rPr>
+      </w:pPr>
+      <w:r>
+        <w:rPr>
+          <w:sz w:val="24"/>
+          <w:szCs w:val="24"/>
+        </w:rPr>
+        <w:t xml:space="preserve">Déclarez une variable nommée </w:t>
+      </w:r>
+      <w:r>
+        <w:rPr>
+          <w:color w:val="FF0000"/>
+          <w:sz w:val="24"/>
+          <w:szCs w:val="24"/>
+        </w:rPr>
+        <w:t>phrase1</w:t>
+      </w:r>
+      <w:r>
+        <w:rPr>
+          <w:sz w:val="24"/>
+          <w:szCs w:val="24"/>
+        </w:rPr>
+        <w:t xml:space="preserve">. Affectez-lui le </w:t>
+      </w:r>
+      <w:proofErr w:type="spellStart"/>
+      <w:r>
+        <w:rPr>
+          <w:color w:val="FF0000"/>
+          <w:sz w:val="24"/>
+          <w:szCs w:val="24"/>
+        </w:rPr>
+        <w:t>template</w:t>
+      </w:r>
+      <w:proofErr w:type="spellEnd"/>
+      <w:r>
+        <w:rPr>
+          <w:color w:val="FF0000"/>
+          <w:sz w:val="24"/>
+          <w:szCs w:val="24"/>
+        </w:rPr>
+        <w:t xml:space="preserve"> string </w:t>
+      </w:r>
+      <w:r>
+        <w:rPr>
+          <w:sz w:val="24"/>
+          <w:szCs w:val="24"/>
+        </w:rPr>
+        <w:t>qui suit :</w:t>
+      </w:r>
+    </w:p>
+    <w:p>
+      <w:pPr>
+        <w:spacing w:after="0" w:line="240" w:lineRule="auto"/>
+        <w:jc w:val="center"/>
+        <w:rPr>
+          <w:sz w:val="24"/>
+          <w:szCs w:val="24"/>
+        </w:rPr>
+      </w:pPr>
+      <w:r>
+        <w:rPr>
+          <w:noProof/>
+          <w:sz w:val="24"/>
+          <w:szCs w:val="24"/>
+        </w:rPr>
+        <w:drawing>
+          <wp:inline distT="0" distB="0" distL="0" distR="0" wp14:anchorId="2516FC38" wp14:editId="7DD6B247">
+            <wp:extent cx="3524742" cy="924054"/>
+            <wp:effectExtent l="19050" t="19050" r="19050" b="28575"/>
+            <wp:docPr id="830888690" name="Image 1"/>
+            <wp:cNvGraphicFramePr>
+              <a:graphicFrameLocks xmlns:a="http://schemas.openxmlformats.org/drawingml/2006/main" noChangeAspect="1"/>
+            </wp:cNvGraphicFramePr>
+            <a:graphic xmlns:a="http://schemas.openxmlformats.org/drawingml/2006/main">
+              <a:graphicData uri="http://schemas.openxmlformats.org/drawingml/2006/picture">
+                <pic:pic xmlns:pic="http://schemas.openxmlformats.org/drawingml/2006/picture">
+                  <pic:nvPicPr>
+                    <pic:cNvPr id="830888690" name=""/>
+                    <pic:cNvPicPr/>
+                  </pic:nvPicPr>
+                  <pic:blipFill>
+                    <a:blip r:embed="rId34"/>
+                    <a:stretch>
+                      <a:fillRect/>
+                    </a:stretch>
+                  </pic:blipFill>
+                  <pic:spPr>
+                    <a:xfrm>
+                      <a:off x="0" y="0"/>
+                      <a:ext cx="3524742" cy="924054"/>
+                    </a:xfrm>
+                    <a:prstGeom prst="rect">
+                      <a:avLst/>
+                    </a:prstGeom>
+                    <a:ln>
+                      <a:solidFill>
+                        <a:srgbClr val="6E4FAB"/>
+                      </a:solidFill>
+                    </a:ln>
+                  </pic:spPr>
+                </pic:pic>
+              </a:graphicData>
+            </a:graphic>
+          </wp:inline>
+        </w:drawing>
+      </w:r>
+    </w:p>
+    <w:p>
+      <w:pPr>
+        <w:spacing w:after="0" w:line="240" w:lineRule="auto"/>
+        <w:jc w:val="center"/>
+        <w:rPr>
+          <w:sz w:val="24"/>
+          <w:szCs w:val="24"/>
+        </w:rPr>
+      </w:pPr>
+      <w:r>
+        <w:rPr>
+          <w:sz w:val="24"/>
+          <w:szCs w:val="24"/>
+        </w:rPr>
+        <w:t>Si vous n’avez pas le même résultat, recommencez 9 et 10 !</w:t>
+      </w:r>
+    </w:p>
+    <w:p>
+      <w:pPr>
+        <w:rPr>
+          <w:sz w:val="24"/>
+          <w:szCs w:val="24"/>
+        </w:rPr>
+      </w:pPr>
+    </w:p>
+    <w:p>
+      <w:pPr>
+        <w:pStyle w:val="Paragraphedeliste"/>
+        <w:numPr>
+          <w:ilvl w:val="0"/>
+          <w:numId w:val="11"/>
+        </w:numPr>
+        <w:spacing w:after="0" w:line="240" w:lineRule="auto"/>
+        <w:rPr>
+          <w:sz w:val="24"/>
+          <w:szCs w:val="24"/>
+        </w:rPr>
+      </w:pPr>
+      <w:r>
+        <w:rPr>
+          <w:sz w:val="24"/>
+          <w:szCs w:val="24"/>
+        </w:rPr>
+        <w:t xml:space="preserve">Déclarez une variable nommée </w:t>
+      </w:r>
+      <w:r>
+        <w:rPr>
+          <w:color w:val="FF0000"/>
+          <w:sz w:val="24"/>
+          <w:szCs w:val="24"/>
+        </w:rPr>
+        <w:t>nombre</w:t>
+      </w:r>
+      <w:r>
+        <w:rPr>
+          <w:sz w:val="24"/>
+          <w:szCs w:val="24"/>
+        </w:rPr>
+        <w:t xml:space="preserve">. Affectez-lui la valeur </w:t>
+      </w:r>
+      <w:r>
+        <w:rPr>
+          <w:rFonts w:ascii="Courier New" w:hAnsi="Courier New" w:cs="Courier New"/>
+          <w:color w:val="FF0000"/>
+          <w:sz w:val="24"/>
+          <w:szCs w:val="24"/>
+        </w:rPr>
+        <w:t>5</w:t>
+      </w:r>
+      <w:r>
+        <w:rPr>
+          <w:sz w:val="24"/>
+          <w:szCs w:val="24"/>
+        </w:rPr>
+        <w:t>.</w:t>
+      </w:r>
+    </w:p>
+    <w:p>
+      <w:pPr>
+        <w:spacing w:after="0" w:line="240" w:lineRule="auto"/>
+        <w:jc w:val="center"/>
+        <w:rPr>
+          <w:sz w:val="24"/>
+          <w:szCs w:val="24"/>
+        </w:rPr>
+      </w:pPr>
+      <w:r>
+        <w:rPr>
+          <w:noProof/>
+          <w:sz w:val="24"/>
+          <w:szCs w:val="24"/>
+        </w:rPr>
+        <w:drawing>
+          <wp:inline distT="0" distB="0" distL="0" distR="0" wp14:anchorId="30824801" wp14:editId="11110BBC">
+            <wp:extent cx="1324160" cy="438211"/>
+            <wp:effectExtent l="19050" t="19050" r="28575" b="19050"/>
+            <wp:docPr id="344281497" name="Image 1"/>
+            <wp:cNvGraphicFramePr>
+              <a:graphicFrameLocks xmlns:a="http://schemas.openxmlformats.org/drawingml/2006/main" noChangeAspect="1"/>
+            </wp:cNvGraphicFramePr>
+            <a:graphic xmlns:a="http://schemas.openxmlformats.org/drawingml/2006/main">
+              <a:graphicData uri="http://schemas.openxmlformats.org/drawingml/2006/picture">
+                <pic:pic xmlns:pic="http://schemas.openxmlformats.org/drawingml/2006/picture">
+                  <pic:nvPicPr>
+                    <pic:cNvPr id="344281497" name=""/>
+                    <pic:cNvPicPr/>
+                  </pic:nvPicPr>
+                  <pic:blipFill>
+                    <a:blip r:embed="rId35"/>
+                    <a:stretch>
+                      <a:fillRect/>
+                    </a:stretch>
+                  </pic:blipFill>
+                  <pic:spPr>
+                    <a:xfrm>
+                      <a:off x="0" y="0"/>
+                      <a:ext cx="1324160" cy="438211"/>
+                    </a:xfrm>
+                    <a:prstGeom prst="rect">
+                      <a:avLst/>
+                    </a:prstGeom>
+                    <a:ln>
+                      <a:solidFill>
+                        <a:srgbClr val="6E4FAB"/>
+                      </a:solidFill>
+                    </a:ln>
+                  </pic:spPr>
+                </pic:pic>
+              </a:graphicData>
+            </a:graphic>
+          </wp:inline>
+        </w:drawing>
+      </w:r>
+    </w:p>
+    <w:p>
+      <w:pPr>
+        <w:spacing w:after="0" w:line="240" w:lineRule="auto"/>
+        <w:jc w:val="center"/>
+        <w:rPr>
+          <w:sz w:val="24"/>
+          <w:szCs w:val="24"/>
+        </w:rPr>
+      </w:pPr>
+    </w:p>
+    <w:p>
+      <w:pPr>
+        <w:pStyle w:val="Paragraphedeliste"/>
+        <w:numPr>
+          <w:ilvl w:val="0"/>
+          <w:numId w:val="11"/>
+        </w:numPr>
+        <w:spacing w:after="0" w:line="240" w:lineRule="auto"/>
+        <w:rPr>
+          <w:sz w:val="24"/>
+          <w:szCs w:val="24"/>
+        </w:rPr>
+      </w:pPr>
+      <w:r>
+        <w:rPr>
+          <w:sz w:val="24"/>
+          <w:szCs w:val="24"/>
+        </w:rPr>
+        <w:t xml:space="preserve">Déclarez une variable nommée </w:t>
+      </w:r>
+      <w:r>
+        <w:rPr>
+          <w:color w:val="FF0000"/>
+          <w:sz w:val="24"/>
+          <w:szCs w:val="24"/>
+        </w:rPr>
+        <w:t>phrase2</w:t>
+      </w:r>
+      <w:r>
+        <w:rPr>
+          <w:sz w:val="24"/>
+          <w:szCs w:val="24"/>
+        </w:rPr>
+        <w:t xml:space="preserve">. Affectez-lui le </w:t>
+      </w:r>
+      <w:proofErr w:type="spellStart"/>
+      <w:r>
+        <w:rPr>
+          <w:color w:val="FF0000"/>
+          <w:sz w:val="24"/>
+          <w:szCs w:val="24"/>
+        </w:rPr>
+        <w:t>template</w:t>
+      </w:r>
+      <w:proofErr w:type="spellEnd"/>
+      <w:r>
+        <w:rPr>
+          <w:color w:val="FF0000"/>
+          <w:sz w:val="24"/>
+          <w:szCs w:val="24"/>
+        </w:rPr>
+        <w:t xml:space="preserve"> string </w:t>
+      </w:r>
+      <w:r>
+        <w:rPr>
+          <w:sz w:val="24"/>
+          <w:szCs w:val="24"/>
+        </w:rPr>
+        <w:t>qui suit :</w:t>
+      </w:r>
+    </w:p>
+    <w:p>
+      <w:pPr>
+        <w:spacing w:after="0" w:line="240" w:lineRule="auto"/>
+        <w:jc w:val="center"/>
+        <w:rPr>
+          <w:sz w:val="24"/>
+          <w:szCs w:val="24"/>
+        </w:rPr>
+      </w:pPr>
+      <w:r>
+        <w:rPr>
+          <w:noProof/>
+          <w:sz w:val="24"/>
+          <w:szCs w:val="24"/>
+        </w:rPr>
+        <w:drawing>
+          <wp:inline distT="0" distB="0" distL="0" distR="0" wp14:anchorId="55FBD5B5" wp14:editId="39425340">
+            <wp:extent cx="3896269" cy="876422"/>
+            <wp:effectExtent l="19050" t="19050" r="28575" b="19050"/>
+            <wp:docPr id="1443035973" name="Image 1"/>
+            <wp:cNvGraphicFramePr>
+              <a:graphicFrameLocks xmlns:a="http://schemas.openxmlformats.org/drawingml/2006/main" noChangeAspect="1"/>
+            </wp:cNvGraphicFramePr>
+            <a:graphic xmlns:a="http://schemas.openxmlformats.org/drawingml/2006/main">
+              <a:graphicData uri="http://schemas.openxmlformats.org/drawingml/2006/picture">
+                <pic:pic xmlns:pic="http://schemas.openxmlformats.org/drawingml/2006/picture">
+                  <pic:nvPicPr>
+                    <pic:cNvPr id="1443035973" name=""/>
+                    <pic:cNvPicPr/>
+                  </pic:nvPicPr>
+                  <pic:blipFill>
+                    <a:blip r:embed="rId36"/>
+                    <a:stretch>
+                      <a:fillRect/>
+                    </a:stretch>
+                  </pic:blipFill>
+                  <pic:spPr>
+                    <a:xfrm>
+                      <a:off x="0" y="0"/>
+                      <a:ext cx="3896269" cy="876422"/>
+                    </a:xfrm>
+                    <a:prstGeom prst="rect">
+                      <a:avLst/>
+                    </a:prstGeom>
+                    <a:ln>
+                      <a:solidFill>
+                        <a:srgbClr val="6E4FAB"/>
+                      </a:solidFill>
+                    </a:ln>
+                  </pic:spPr>
+                </pic:pic>
+              </a:graphicData>
+            </a:graphic>
+          </wp:inline>
+        </w:drawing>
+      </w:r>
+    </w:p>
+    <w:p>
+      <w:pPr>
+        <w:spacing w:after="0" w:line="240" w:lineRule="auto"/>
+        <w:jc w:val="center"/>
+        <w:rPr>
+          <w:sz w:val="24"/>
+          <w:szCs w:val="24"/>
+        </w:rPr>
+      </w:pPr>
+      <w:r>
+        <w:rPr>
+          <w:sz w:val="24"/>
+          <w:szCs w:val="24"/>
+        </w:rPr>
+        <w:t xml:space="preserve">Si votre variable </w:t>
+      </w:r>
+      <w:r>
+        <w:rPr>
+          <w:color w:val="FF0000"/>
+          <w:sz w:val="24"/>
+          <w:szCs w:val="24"/>
+        </w:rPr>
+        <w:t xml:space="preserve">phrase2 </w:t>
+      </w:r>
+      <w:r>
+        <w:rPr>
+          <w:sz w:val="24"/>
+          <w:szCs w:val="24"/>
+        </w:rPr>
+        <w:t xml:space="preserve">ne contient pas le même texte, recommencez </w:t>
+      </w:r>
+      <w:r>
+        <w:rPr>
+          <w:sz w:val="24"/>
+          <w:szCs w:val="24"/>
+        </w:rPr>
+        <w:t>34</w:t>
+      </w:r>
+      <w:r>
+        <w:rPr>
+          <w:sz w:val="24"/>
+          <w:szCs w:val="24"/>
+        </w:rPr>
+        <w:t xml:space="preserve"> à </w:t>
+      </w:r>
+      <w:r>
+        <w:rPr>
+          <w:sz w:val="24"/>
+          <w:szCs w:val="24"/>
+        </w:rPr>
+        <w:t>37</w:t>
+      </w:r>
+      <w:r>
+        <w:rPr>
+          <w:sz w:val="24"/>
+          <w:szCs w:val="24"/>
+        </w:rPr>
+        <w:t>.</w:t>
+      </w:r>
+    </w:p>
+    <w:p>
+      <w:pPr>
+        <w:pBdr>
+          <w:bottom w:val="single" w:sz="4" w:space="1" w:color="auto"/>
+        </w:pBdr>
+        <w:spacing w:after="0" w:line="240" w:lineRule="auto"/>
+        <w:rPr>
+          <w:sz w:val="24"/>
+          <w:szCs w:val="24"/>
+        </w:rPr>
+      </w:pPr>
+    </w:p>
+    <w:p>
+      <w:pPr>
+        <w:spacing w:after="0" w:line="240" w:lineRule="auto"/>
+        <w:rPr>
+          <w:sz w:val="24"/>
+          <w:szCs w:val="24"/>
+        </w:rPr>
+      </w:pPr>
+    </w:p>
+    <w:p>
+      <w:pPr>
+        <w:pStyle w:val="Paragraphedeliste"/>
+        <w:spacing w:after="0" w:line="240" w:lineRule="auto"/>
+        <w:ind w:left="0"/>
+        <w:rPr>
+          <w:sz w:val="24"/>
+          <w:szCs w:val="24"/>
+        </w:rPr>
+      </w:pPr>
+      <w:r>
+        <w:rPr>
+          <mc:AlternateContent>
+            <mc:Choice Requires="w16se"/>
+            <mc:Fallback>
+              <w:rFonts w:ascii="Segoe UI Emoji" w:eastAsia="Segoe UI Emoji" w:hAnsi="Segoe UI Emoji" w:cs="Segoe UI Emoji"/>
+            </mc:Fallback>
+          </mc:AlternateContent>
+          <w:sz w:val="24"/>
+          <w:szCs w:val="24"/>
+        </w:rPr>
+        <mc:AlternateContent>
+          <mc:Choice Requires="w16se">
+            <w16se:symEx w16se:font="Segoe UI Emoji" w16se:char="1F504"/>
+          </mc:Choice>
+          <mc:Fallback>
+            <w:t>🔄</w:t>
+          </mc:Fallback>
+        </mc:AlternateContent>
+      </w:r>
+      <w:r>
+        <w:rPr>
+          <w:sz w:val="24"/>
+          <w:szCs w:val="24"/>
+        </w:rPr>
+        <w:t xml:space="preserve"> Vous pouvez réactualiser la page à ce moment.</w:t>
+      </w:r>
+    </w:p>
+    <w:p>
+      <w:pPr>
+        <w:spacing w:after="0" w:line="240" w:lineRule="auto"/>
+        <w:rPr>
+          <w:sz w:val="24"/>
+          <w:szCs w:val="24"/>
+        </w:rPr>
+      </w:pPr>
+    </w:p>
+    <w:p>
+      <w:pPr>
+        <w:spacing w:after="0" w:line="240" w:lineRule="auto"/>
+        <w:jc w:val="center"/>
+        <w:rPr>
+          <w:sz w:val="24"/>
+          <w:szCs w:val="24"/>
+        </w:rPr>
+      </w:pPr>
+      <w:r>
+        <w:rPr>
+          <w:noProof/>
+          <w:sz w:val="24"/>
+          <w:szCs w:val="24"/>
+        </w:rPr>
+        <w:drawing>
+          <wp:inline distT="0" distB="0" distL="0" distR="0" wp14:anchorId="40809791" wp14:editId="20435CEF">
+            <wp:extent cx="1276350" cy="471863"/>
+            <wp:effectExtent l="19050" t="19050" r="19050" b="23495"/>
+            <wp:docPr id="40" name="Image 40" descr="Une image contenant texte, Police, capture d’écran, nombre&#10;&#10;Description générée automatiquement"/>
+            <wp:cNvGraphicFramePr>
+              <a:graphicFrameLocks xmlns:a="http://schemas.openxmlformats.org/drawingml/2006/main" noChangeAspect="1"/>
+            </wp:cNvGraphicFramePr>
+            <a:graphic xmlns:a="http://schemas.openxmlformats.org/drawingml/2006/main">
+              <a:graphicData uri="http://schemas.openxmlformats.org/drawingml/2006/picture">
+                <pic:pic xmlns:pic="http://schemas.openxmlformats.org/drawingml/2006/picture">
+                  <pic:nvPicPr>
+                    <pic:cNvPr id="40" name="Image 40" descr="Une image contenant texte, Police, capture d’écran, nombre&#10;&#10;Description générée automatiquement"/>
+                    <pic:cNvPicPr/>
+                  </pic:nvPicPr>
+                  <pic:blipFill>
+                    <a:blip r:embed="rId37"/>
+                    <a:stretch>
+                      <a:fillRect/>
+                    </a:stretch>
+                  </pic:blipFill>
+                  <pic:spPr>
+                    <a:xfrm>
+                      <a:off x="0" y="0"/>
+                      <a:ext cx="1280995" cy="473580"/>
+                    </a:xfrm>
+                    <a:prstGeom prst="rect">
+                      <a:avLst/>
+                    </a:prstGeom>
+                    <a:ln>
+                      <a:solidFill>
+                        <a:srgbClr val="6B5DAF"/>
+                      </a:solidFill>
+                    </a:ln>
+                  </pic:spPr>
+                </pic:pic>
+              </a:graphicData>
+            </a:graphic>
+          </wp:inline>
+        </w:drawing>
+      </w:r>
+    </w:p>
+    <w:p>
+      <w:pPr>
+        <w:pStyle w:val="Paragraphedeliste"/>
+        <w:numPr>
+          <w:ilvl w:val="0"/>
+          <w:numId w:val="11"/>
+        </w:numPr>
+        <w:spacing w:after="0" w:line="240" w:lineRule="auto"/>
+        <w:rPr>
+          <w:sz w:val="24"/>
+          <w:szCs w:val="24"/>
+        </w:rPr>
+      </w:pPr>
+      <w:r>
+        <w:rPr>
+          <w:sz w:val="24"/>
+          <w:szCs w:val="24"/>
+        </w:rPr>
+        <w:t xml:space="preserve">Déclarez la variable </w:t>
+      </w:r>
+      <w:r>
+        <w:rPr>
+          <w:b/>
+          <w:bCs/>
+          <w:color w:val="FF0000"/>
+          <w:sz w:val="24"/>
+          <w:szCs w:val="24"/>
+        </w:rPr>
+        <w:t>n</w:t>
+      </w:r>
+      <w:r>
+        <w:rPr>
+          <w:sz w:val="24"/>
+          <w:szCs w:val="24"/>
+        </w:rPr>
+        <w:t xml:space="preserve"> et affectez-lui la valeur </w:t>
+      </w:r>
+      <w:r>
+        <w:rPr>
+          <w:b/>
+          <w:bCs/>
+          <w:color w:val="FF0000"/>
+          <w:sz w:val="24"/>
+          <w:szCs w:val="24"/>
+        </w:rPr>
+        <w:t>6</w:t>
+      </w:r>
+      <w:r>
+        <w:rPr>
+          <w:sz w:val="24"/>
+          <w:szCs w:val="24"/>
+        </w:rPr>
+        <w:t xml:space="preserve">. Pas "6", mais simplement 6, le </w:t>
+      </w:r>
+      <w:r>
+        <w:rPr>
+          <w:i/>
+          <w:iCs/>
+          <w:sz w:val="24"/>
+          <w:szCs w:val="24"/>
+        </w:rPr>
+        <w:t>nombre</w:t>
+      </w:r>
+      <w:r>
+        <w:rPr>
+          <w:sz w:val="24"/>
+          <w:szCs w:val="24"/>
+        </w:rPr>
+        <w:t xml:space="preserve">. </w:t>
+      </w:r>
+    </w:p>
+    <w:p>
+      <w:pPr>
+        <w:pStyle w:val="Paragraphedeliste"/>
+        <w:spacing w:after="0" w:line="240" w:lineRule="auto"/>
+        <w:ind w:left="360"/>
+        <w:rPr>
+          <w:sz w:val="24"/>
+          <w:szCs w:val="24"/>
+        </w:rPr>
+      </w:pPr>
+    </w:p>
+    <w:p>
+      <w:pPr>
+        <w:pStyle w:val="Paragraphedeliste"/>
+        <w:numPr>
+          <w:ilvl w:val="0"/>
+          <w:numId w:val="11"/>
+        </w:numPr>
+        <w:spacing w:after="0" w:line="240" w:lineRule="auto"/>
+        <w:rPr>
+          <w:sz w:val="24"/>
+          <w:szCs w:val="24"/>
+        </w:rPr>
+      </w:pPr>
+      <w:r>
+        <w:rPr>
+          <w:sz w:val="24"/>
+          <w:szCs w:val="24"/>
+        </w:rPr>
+        <w:t xml:space="preserve">Déclarez ensuite la variable </w:t>
+      </w:r>
+      <w:r>
+        <w:rPr>
+          <w:b/>
+          <w:bCs/>
+          <w:color w:val="FF0000"/>
+          <w:sz w:val="24"/>
+          <w:szCs w:val="24"/>
+        </w:rPr>
+        <w:t>m</w:t>
+      </w:r>
+      <w:r>
+        <w:rPr>
+          <w:sz w:val="24"/>
+          <w:szCs w:val="24"/>
+        </w:rPr>
+        <w:t xml:space="preserve"> et affectez-lui la valeur </w:t>
+      </w:r>
+      <w:r>
+        <w:rPr>
+          <w:b/>
+          <w:bCs/>
+          <w:color w:val="FF0000"/>
+          <w:sz w:val="24"/>
+          <w:szCs w:val="24"/>
+        </w:rPr>
+        <w:t>"</w:t>
+      </w:r>
+      <w:r>
+        <w:rPr>
+          <w:b/>
+          <w:bCs/>
+          <w:color w:val="FF0000"/>
+          <w:sz w:val="24"/>
+          <w:szCs w:val="24"/>
+        </w:rPr>
+        <w:t>9</w:t>
+      </w:r>
+      <w:r>
+        <w:rPr>
+          <w:b/>
+          <w:bCs/>
+          <w:color w:val="FF0000"/>
+          <w:sz w:val="24"/>
+          <w:szCs w:val="24"/>
+        </w:rPr>
+        <w:t>"</w:t>
+      </w:r>
+      <w:r>
+        <w:rPr>
+          <w:sz w:val="24"/>
+          <w:szCs w:val="24"/>
+        </w:rPr>
+        <w:t xml:space="preserve">. Notez que c’est une </w:t>
+      </w:r>
+      <w:r>
+        <w:rPr>
+          <w:b/>
+          <w:bCs/>
+          <w:sz w:val="24"/>
+          <w:szCs w:val="24"/>
+        </w:rPr>
+        <w:t>chaîne de caractères</w:t>
+      </w:r>
+      <w:r>
+        <w:rPr>
+          <w:sz w:val="24"/>
+          <w:szCs w:val="24"/>
+        </w:rPr>
+        <w:t xml:space="preserve">, pas un nombre, cette fois. </w:t>
+      </w:r>
+    </w:p>
+    <w:p>
+      <w:pPr>
+        <w:pStyle w:val="Paragraphedeliste"/>
+        <w:rPr>
+          <w:sz w:val="24"/>
+          <w:szCs w:val="24"/>
+        </w:rPr>
+      </w:pPr>
+    </w:p>
+    <w:p>
+      <w:pPr>
+        <w:pStyle w:val="Paragraphedeliste"/>
+        <w:numPr>
+          <w:ilvl w:val="0"/>
+          <w:numId w:val="11"/>
+        </w:numPr>
+        <w:spacing w:after="0" w:line="240" w:lineRule="auto"/>
+        <w:rPr>
+          <w:sz w:val="24"/>
+          <w:szCs w:val="24"/>
+        </w:rPr>
+      </w:pPr>
+      <w:r>
+        <w:rPr>
+          <w:sz w:val="24"/>
+          <w:szCs w:val="24"/>
+        </w:rPr>
+        <w:t xml:space="preserve">Écrivez l’équation </w:t>
+      </w:r>
+      <w:r>
+        <w:rPr>
+          <w:b/>
+          <w:bCs/>
+          <w:color w:val="FF0000"/>
+          <w:sz w:val="24"/>
+          <w:szCs w:val="24"/>
+        </w:rPr>
+        <w:t>m + n</w:t>
+      </w:r>
+      <w:r>
+        <w:rPr>
+          <w:color w:val="FF0000"/>
+          <w:sz w:val="24"/>
+          <w:szCs w:val="24"/>
+        </w:rPr>
+        <w:t xml:space="preserve"> </w:t>
+      </w:r>
+      <w:r>
+        <w:rPr>
+          <w:sz w:val="24"/>
+          <w:szCs w:val="24"/>
+        </w:rPr>
+        <w:t>dans la console. Quel est le résultat ? C’est un nombre ou une chaîne de caractères ?</w:t>
+      </w:r>
+    </w:p>
+    <w:p>
+      <w:pPr>
+        <w:pBdr>
+          <w:top w:val="single" w:sz="12" w:space="1" w:color="6B5DAF"/>
+          <w:left w:val="single" w:sz="12" w:space="4" w:color="6B5DAF"/>
+          <w:bottom w:val="single" w:sz="12" w:space="1" w:color="6B5DAF"/>
+          <w:right w:val="single" w:sz="12" w:space="4" w:color="6B5DAF"/>
+        </w:pBdr>
+        <w:shd w:val="solid" w:color="E1DEEE" w:fill="auto"/>
+        <w:spacing w:after="0" w:line="240" w:lineRule="auto"/>
+        <w:rPr>
+          <w:sz w:val="24"/>
+          <w:szCs w:val="24"/>
+        </w:rPr>
+      </w:pPr>
+      <w:r>
+        <w:rPr>
+          <w:b/>
+          <w:bCs/>
+          <w:sz w:val="24"/>
+          <w:szCs w:val="24"/>
+        </w:rPr>
+        <w:t>Réponse</w:t>
+      </w:r>
+      <w:r>
+        <w:rPr>
+          <w:sz w:val="24"/>
+          <w:szCs w:val="24"/>
+        </w:rPr>
+        <w:t xml:space="preserve"> : </w:t>
+      </w:r>
+    </w:p>
+    <w:p>
+      <w:pPr>
+        <w:pBdr>
+          <w:bottom w:val="single" w:sz="4" w:space="1" w:color="auto"/>
+        </w:pBdr>
+        <w:spacing w:after="0" w:line="240" w:lineRule="auto"/>
+        <w:rPr>
+          <w:sz w:val="24"/>
+          <w:szCs w:val="24"/>
+        </w:rPr>
+      </w:pPr>
+    </w:p>
+    <w:p>
+      <w:pPr>
+        <w:spacing w:after="0" w:line="240" w:lineRule="auto"/>
+        <w:rPr>
+          <w:sz w:val="24"/>
+          <w:szCs w:val="24"/>
+        </w:rPr>
+      </w:pPr>
+    </w:p>
+    <w:p>
+      <w:pPr>
+        <w:pStyle w:val="Paragraphedeliste"/>
+        <w:spacing w:after="0" w:line="240" w:lineRule="auto"/>
+        <w:ind w:left="0"/>
+        <w:rPr>
+          <w:sz w:val="24"/>
+          <w:szCs w:val="24"/>
+        </w:rPr>
+      </w:pPr>
+      <w:r>
+        <w:rPr>
+          <mc:AlternateContent>
+            <mc:Choice Requires="w16se"/>
+            <mc:Fallback>
+              <w:rFonts w:ascii="Segoe UI Emoji" w:eastAsia="Segoe UI Emoji" w:hAnsi="Segoe UI Emoji" w:cs="Segoe UI Emoji"/>
+            </mc:Fallback>
+          </mc:AlternateContent>
+          <w:sz w:val="24"/>
+          <w:szCs w:val="24"/>
+        </w:rPr>
+        <mc:AlternateContent>
+          <mc:Choice Requires="w16se">
+            <w16se:symEx w16se:font="Segoe UI Emoji" w16se:char="1F504"/>
+          </mc:Choice>
+          <mc:Fallback>
+            <w:t>🔄</w:t>
+          </mc:Fallback>
+        </mc:AlternateContent>
+      </w:r>
+      <w:r>
+        <w:rPr>
+          <w:sz w:val="24"/>
+          <w:szCs w:val="24"/>
+        </w:rPr>
+        <w:t xml:space="preserve"> Vous pouvez réactualiser la page à ce moment.</w:t>
+      </w:r>
+    </w:p>
+    <w:p>
+      <w:pPr>
+        <w:spacing w:after="0" w:line="240" w:lineRule="auto"/>
+        <w:rPr>
+          <w:sz w:val="24"/>
+          <w:szCs w:val="24"/>
+        </w:rPr>
+      </w:pPr>
+    </w:p>
+    <w:p>
+      <w:pPr>
+        <w:pStyle w:val="Paragraphedeliste"/>
+        <w:numPr>
+          <w:ilvl w:val="0"/>
+          <w:numId w:val="11"/>
+        </w:numPr>
+        <w:spacing w:after="0" w:line="240" w:lineRule="auto"/>
+        <w:rPr>
+          <w:sz w:val="24"/>
+          <w:szCs w:val="24"/>
+        </w:rPr>
+      </w:pPr>
+      <w:r>
+        <w:rPr>
+          <w:sz w:val="24"/>
+          <w:szCs w:val="24"/>
+        </w:rPr>
+        <w:t>Déclarez les variables suivantes dans la console :</w:t>
+      </w:r>
+    </w:p>
+    <w:p>
+      <w:pPr>
+        <w:spacing w:after="0" w:line="240" w:lineRule="auto"/>
+        <w:jc w:val="center"/>
+        <w:rPr>
+          <w:sz w:val="24"/>
+          <w:szCs w:val="24"/>
+        </w:rPr>
+      </w:pPr>
+      <w:r>
+        <w:rPr>
+          <w:noProof/>
+          <w:sz w:val="24"/>
+          <w:szCs w:val="24"/>
+        </w:rPr>
+        <w:drawing>
+          <wp:inline distT="0" distB="0" distL="0" distR="0" wp14:anchorId="0E7BD6E5" wp14:editId="3FEFD1F4">
+            <wp:extent cx="1588770" cy="383256"/>
+            <wp:effectExtent l="19050" t="19050" r="11430" b="17145"/>
+            <wp:docPr id="593613644" name="Image 1"/>
+            <wp:cNvGraphicFramePr>
+              <a:graphicFrameLocks xmlns:a="http://schemas.openxmlformats.org/drawingml/2006/main" noChangeAspect="1"/>
+            </wp:cNvGraphicFramePr>
+            <a:graphic xmlns:a="http://schemas.openxmlformats.org/drawingml/2006/main">
+              <a:graphicData uri="http://schemas.openxmlformats.org/drawingml/2006/picture">
+                <pic:pic xmlns:pic="http://schemas.openxmlformats.org/drawingml/2006/picture">
+                  <pic:nvPicPr>
+                    <pic:cNvPr id="593613644" name=""/>
+                    <pic:cNvPicPr/>
+                  </pic:nvPicPr>
+                  <pic:blipFill>
+                    <a:blip r:embed="rId38"/>
+                    <a:stretch>
+                      <a:fillRect/>
+                    </a:stretch>
+                  </pic:blipFill>
+                  <pic:spPr>
+                    <a:xfrm>
+                      <a:off x="0" y="0"/>
+                      <a:ext cx="1606218" cy="387465"/>
+                    </a:xfrm>
+                    <a:prstGeom prst="rect">
+                      <a:avLst/>
+                    </a:prstGeom>
+                    <a:ln>
+                      <a:solidFill>
+                        <a:srgbClr val="5856AA"/>
+                      </a:solidFill>
+                    </a:ln>
+                  </pic:spPr>
+                </pic:pic>
+              </a:graphicData>
+            </a:graphic>
+          </wp:inline>
+        </w:drawing>
+      </w:r>
+    </w:p>
+    <w:p>
+      <w:pPr>
+        <w:spacing w:after="0" w:line="240" w:lineRule="auto"/>
+        <w:rPr>
+          <w:sz w:val="24"/>
+          <w:szCs w:val="24"/>
+        </w:rPr>
+      </w:pPr>
+      <w:r>
+        <w:rPr>
+          <w:sz w:val="24"/>
+          <w:szCs w:val="24"/>
+        </w:rPr>
+        <w:lastRenderedPageBreak/>
+        <w:t xml:space="preserve">À l’aide d’un </w:t>
+      </w:r>
+      <w:proofErr w:type="spellStart"/>
+      <w:r>
+        <w:rPr>
+          <w:sz w:val="24"/>
+          <w:szCs w:val="24"/>
+        </w:rPr>
+        <w:t>template</w:t>
+      </w:r>
+      <w:proofErr w:type="spellEnd"/>
+      <w:r>
+        <w:rPr>
+          <w:sz w:val="24"/>
+          <w:szCs w:val="24"/>
+        </w:rPr>
+        <w:t xml:space="preserve"> string, tentez de reproduire la </w:t>
+      </w:r>
+      <w:r>
+        <w:rPr>
+          <w:b/>
+          <w:bCs/>
+          <w:sz w:val="24"/>
+          <w:szCs w:val="24"/>
+        </w:rPr>
+        <w:t>phrase suivante</w:t>
+      </w:r>
+      <w:r>
+        <w:rPr>
+          <w:sz w:val="24"/>
+          <w:szCs w:val="24"/>
+        </w:rPr>
+        <w:t> avec les variables déclarées plus haut :</w:t>
+      </w:r>
+    </w:p>
+    <w:p>
+      <w:pPr>
+        <w:spacing w:after="0" w:line="240" w:lineRule="auto"/>
+        <w:jc w:val="center"/>
+        <w:rPr>
+          <w:sz w:val="24"/>
+          <w:szCs w:val="24"/>
+        </w:rPr>
+      </w:pPr>
+      <w:r>
+        <w:rPr>
+          <w:noProof/>
+          <w:sz w:val="24"/>
+          <w:szCs w:val="24"/>
+        </w:rPr>
+        <w:drawing>
+          <wp:inline distT="0" distB="0" distL="0" distR="0" wp14:anchorId="6E565168" wp14:editId="007E05D6">
+            <wp:extent cx="2396490" cy="250139"/>
+            <wp:effectExtent l="19050" t="19050" r="22860" b="17145"/>
+            <wp:docPr id="2058436764" name="Image 1"/>
+            <wp:cNvGraphicFramePr>
+              <a:graphicFrameLocks xmlns:a="http://schemas.openxmlformats.org/drawingml/2006/main" noChangeAspect="1"/>
+            </wp:cNvGraphicFramePr>
+            <a:graphic xmlns:a="http://schemas.openxmlformats.org/drawingml/2006/main">
+              <a:graphicData uri="http://schemas.openxmlformats.org/drawingml/2006/picture">
+                <pic:pic xmlns:pic="http://schemas.openxmlformats.org/drawingml/2006/picture">
+                  <pic:nvPicPr>
+                    <pic:cNvPr id="2058436764" name=""/>
+                    <pic:cNvPicPr/>
+                  </pic:nvPicPr>
+                  <pic:blipFill>
+                    <a:blip r:embed="rId39"/>
+                    <a:stretch>
+                      <a:fillRect/>
+                    </a:stretch>
+                  </pic:blipFill>
+                  <pic:spPr>
+                    <a:xfrm>
+                      <a:off x="0" y="0"/>
+                      <a:ext cx="2424358" cy="253048"/>
+                    </a:xfrm>
+                    <a:prstGeom prst="rect">
+                      <a:avLst/>
+                    </a:prstGeom>
+                    <a:ln>
+                      <a:solidFill>
+                        <a:srgbClr val="5856AA"/>
+                      </a:solidFill>
+                    </a:ln>
+                  </pic:spPr>
+                </pic:pic>
+              </a:graphicData>
+            </a:graphic>
+          </wp:inline>
+        </w:drawing>
+      </w:r>
+    </w:p>
+    <w:p>
+      <w:pPr>
+        <w:spacing w:after="0" w:line="240" w:lineRule="auto"/>
+        <w:rPr>
+          <w:sz w:val="24"/>
+          <w:szCs w:val="24"/>
+        </w:rPr>
+      </w:pPr>
+      <w:r>
+        <w:rPr>
+          <w:sz w:val="24"/>
+          <w:szCs w:val="24"/>
+        </w:rPr>
+        <w:t xml:space="preserve">Les nombres </w:t>
+      </w:r>
+      <w:r>
+        <w:rPr>
+          <w:color w:val="FF0000"/>
+          <w:sz w:val="24"/>
+          <w:szCs w:val="24"/>
+        </w:rPr>
+        <w:t>3</w:t>
+      </w:r>
+      <w:r>
+        <w:rPr>
+          <w:sz w:val="24"/>
+          <w:szCs w:val="24"/>
+        </w:rPr>
+        <w:t xml:space="preserve"> et </w:t>
+      </w:r>
+      <w:r>
+        <w:rPr>
+          <w:color w:val="FF0000"/>
+          <w:sz w:val="24"/>
+          <w:szCs w:val="24"/>
+        </w:rPr>
+        <w:t>2</w:t>
+      </w:r>
+      <w:r>
+        <w:rPr>
+          <w:sz w:val="24"/>
+          <w:szCs w:val="24"/>
+        </w:rPr>
+        <w:t xml:space="preserve"> </w:t>
+      </w:r>
+      <w:r>
+        <w:rPr>
+          <w:sz w:val="24"/>
+          <w:szCs w:val="24"/>
+          <w:u w:val="single"/>
+        </w:rPr>
+        <w:t>doi</w:t>
+      </w:r>
+      <w:r>
+        <w:rPr>
+          <w:sz w:val="24"/>
+          <w:szCs w:val="24"/>
+          <w:u w:val="single"/>
+        </w:rPr>
+        <w:t>vent</w:t>
+      </w:r>
+      <w:r>
+        <w:rPr>
+          <w:sz w:val="24"/>
+          <w:szCs w:val="24"/>
+        </w:rPr>
+        <w:t xml:space="preserve"> être obtenus en utilisant les variables </w:t>
+      </w:r>
+      <w:proofErr w:type="spellStart"/>
+      <w:r>
+        <w:rPr>
+          <w:color w:val="FF0000"/>
+          <w:sz w:val="24"/>
+          <w:szCs w:val="24"/>
+        </w:rPr>
+        <w:t>qteChats</w:t>
+      </w:r>
+      <w:proofErr w:type="spellEnd"/>
+      <w:r>
+        <w:rPr>
+          <w:color w:val="FF0000"/>
+          <w:sz w:val="24"/>
+          <w:szCs w:val="24"/>
+        </w:rPr>
+        <w:t xml:space="preserve"> </w:t>
+      </w:r>
+      <w:r>
+        <w:rPr>
+          <w:sz w:val="24"/>
+          <w:szCs w:val="24"/>
+        </w:rPr>
+        <w:t xml:space="preserve">et </w:t>
+      </w:r>
+      <w:proofErr w:type="spellStart"/>
+      <w:r>
+        <w:rPr>
+          <w:color w:val="FF0000"/>
+          <w:sz w:val="24"/>
+          <w:szCs w:val="24"/>
+        </w:rPr>
+        <w:t>qteChiens</w:t>
+      </w:r>
+      <w:proofErr w:type="spellEnd"/>
+      <w:r>
+        <w:rPr>
+          <w:color w:val="FF0000"/>
+          <w:sz w:val="24"/>
+          <w:szCs w:val="24"/>
+        </w:rPr>
+        <w:t xml:space="preserve"> </w:t>
+      </w:r>
+      <w:r>
+        <w:rPr>
+          <w:sz w:val="24"/>
+          <w:szCs w:val="24"/>
+        </w:rPr>
+        <w:t>!</w:t>
+      </w:r>
+    </w:p>
+    <w:p>
+      <w:pPr>
+        <w:spacing w:after="0" w:line="240" w:lineRule="auto"/>
+        <w:rPr>
+          <w:sz w:val="24"/>
+          <w:szCs w:val="24"/>
+        </w:rPr>
+      </w:pPr>
+      <w:r>
+        <w:rPr>
+          <w:sz w:val="24"/>
+          <w:szCs w:val="24"/>
+        </w:rPr>
+        <w:t xml:space="preserve">Voici un </w:t>
+      </w:r>
+      <w:r>
+        <w:rPr>
+          <w:b/>
+          <w:bCs/>
+          <w:sz w:val="24"/>
+          <w:szCs w:val="24"/>
+        </w:rPr>
+        <w:t xml:space="preserve">exemple </w:t>
+      </w:r>
+      <w:r>
+        <w:rPr>
+          <w:sz w:val="24"/>
+          <w:szCs w:val="24"/>
+        </w:rPr>
+        <w:t>pour vous aider à comprendre ce qu’il faut faire :</w:t>
+      </w:r>
+    </w:p>
+    <w:p>
+      <w:pPr>
+        <w:spacing w:after="0" w:line="240" w:lineRule="auto"/>
+        <w:jc w:val="center"/>
+        <w:rPr>
+          <w:sz w:val="24"/>
+          <w:szCs w:val="24"/>
+        </w:rPr>
+      </w:pPr>
+      <w:r>
+        <w:rPr>
+          <w:noProof/>
+          <w:sz w:val="24"/>
+          <w:szCs w:val="24"/>
+        </w:rPr>
+        <w:drawing>
+          <wp:inline distT="0" distB="0" distL="0" distR="0" wp14:anchorId="7DB28A60" wp14:editId="45738873">
+            <wp:extent cx="3470910" cy="463236"/>
+            <wp:effectExtent l="19050" t="19050" r="15240" b="13335"/>
+            <wp:docPr id="1042996749" name="Image 1"/>
+            <wp:cNvGraphicFramePr>
+              <a:graphicFrameLocks xmlns:a="http://schemas.openxmlformats.org/drawingml/2006/main" noChangeAspect="1"/>
+            </wp:cNvGraphicFramePr>
+            <a:graphic xmlns:a="http://schemas.openxmlformats.org/drawingml/2006/main">
+              <a:graphicData uri="http://schemas.openxmlformats.org/drawingml/2006/picture">
+                <pic:pic xmlns:pic="http://schemas.openxmlformats.org/drawingml/2006/picture">
+                  <pic:nvPicPr>
+                    <pic:cNvPr id="1042996749" name=""/>
+                    <pic:cNvPicPr/>
+                  </pic:nvPicPr>
+                  <pic:blipFill>
+                    <a:blip r:embed="rId40"/>
+                    <a:stretch>
+                      <a:fillRect/>
+                    </a:stretch>
+                  </pic:blipFill>
+                  <pic:spPr>
+                    <a:xfrm>
+                      <a:off x="0" y="0"/>
+                      <a:ext cx="3492961" cy="466179"/>
+                    </a:xfrm>
+                    <a:prstGeom prst="rect">
+                      <a:avLst/>
+                    </a:prstGeom>
+                    <a:ln>
+                      <a:solidFill>
+                        <a:srgbClr val="5856AA"/>
+                      </a:solidFill>
+                    </a:ln>
+                  </pic:spPr>
+                </pic:pic>
+              </a:graphicData>
+            </a:graphic>
+          </wp:inline>
+        </w:drawing>
+      </w:r>
+    </w:p>
+    <w:p>
+      <w:pPr>
+        <w:spacing w:after="0" w:line="240" w:lineRule="auto"/>
+        <w:rPr>
+          <w:sz w:val="24"/>
+          <w:szCs w:val="24"/>
+        </w:rPr>
+      </w:pPr>
+    </w:p>
+    <w:p>
+      <w:pPr>
+        <w:spacing w:after="0" w:line="240" w:lineRule="auto"/>
+        <w:rPr>
+          <w:sz w:val="24"/>
+          <w:szCs w:val="24"/>
+        </w:rPr>
+      </w:pPr>
+      <w:r>
+        <w:rPr>
+          <w:sz w:val="24"/>
+          <w:szCs w:val="24"/>
+        </w:rPr>
+        <w:t xml:space="preserve">Copiez-collez votre </w:t>
+      </w:r>
+      <w:proofErr w:type="spellStart"/>
+      <w:r>
+        <w:rPr>
+          <w:sz w:val="24"/>
+          <w:szCs w:val="24"/>
+        </w:rPr>
+        <w:t>template</w:t>
+      </w:r>
+      <w:proofErr w:type="spellEnd"/>
+      <w:r>
+        <w:rPr>
+          <w:sz w:val="24"/>
+          <w:szCs w:val="24"/>
+        </w:rPr>
+        <w:t xml:space="preserve"> string qui vous a permis d’obtenir la phrase demandée plus haut</w:t>
+      </w:r>
+      <w:r>
+        <w:t xml:space="preserve"> </w:t>
+      </w:r>
+      <w:r>
+        <w:rPr>
+          <w:sz w:val="24"/>
+          <w:szCs w:val="24"/>
+        </w:rPr>
+        <w:t>:</w:t>
+      </w:r>
+    </w:p>
+    <w:p>
+      <w:pPr>
+        <w:pBdr>
+          <w:top w:val="single" w:sz="12" w:space="1" w:color="6B5DAF"/>
+          <w:left w:val="single" w:sz="12" w:space="4" w:color="6B5DAF"/>
+          <w:bottom w:val="single" w:sz="12" w:space="1" w:color="6B5DAF"/>
+          <w:right w:val="single" w:sz="12" w:space="4" w:color="6B5DAF"/>
+        </w:pBdr>
+        <w:shd w:val="solid" w:color="E1DEEE" w:fill="auto"/>
+        <w:spacing w:after="0" w:line="240" w:lineRule="auto"/>
+        <w:rPr>
+          <w:sz w:val="24"/>
+          <w:szCs w:val="24"/>
+        </w:rPr>
+      </w:pPr>
+      <w:r>
+        <w:rPr>
+          <w:b/>
+          <w:bCs/>
+          <w:sz w:val="24"/>
+          <w:szCs w:val="24"/>
+        </w:rPr>
+        <w:t>Réponse</w:t>
+      </w:r>
+      <w:r>
+        <w:rPr>
+          <w:sz w:val="24"/>
+          <w:szCs w:val="24"/>
+        </w:rPr>
+        <w:t> :</w:t>
+      </w:r>
+      <w:r>
+        <w:rPr>
+          <w:sz w:val="24"/>
+          <w:szCs w:val="24"/>
+        </w:rPr>
+        <w:t xml:space="preserve"> </w:t>
+      </w:r>
+    </w:p>
+    <w:p>
+      <w:pPr>
+        <w:pBdr>
+          <w:bottom w:val="single" w:sz="4" w:space="1" w:color="auto"/>
+        </w:pBdr>
+        <w:spacing w:after="0" w:line="240" w:lineRule="auto"/>
+        <w:rPr>
+          <w:sz w:val="24"/>
+          <w:szCs w:val="24"/>
+        </w:rPr>
+      </w:pPr>
+    </w:p>
+    <w:p>
+      <w:pPr>
+        <w:spacing w:after="0" w:line="240" w:lineRule="auto"/>
+        <w:rPr>
+          <w:sz w:val="24"/>
+          <w:szCs w:val="24"/>
+        </w:rPr>
+      </w:pPr>
+    </w:p>
+    <w:p>
+      <w:pPr>
+        <w:pStyle w:val="Paragraphedeliste"/>
+        <w:spacing w:after="0" w:line="240" w:lineRule="auto"/>
+        <w:ind w:left="0"/>
+        <w:rPr>
+          <w:sz w:val="24"/>
+          <w:szCs w:val="24"/>
+        </w:rPr>
+      </w:pPr>
+      <w:r>
+        <w:rPr>
+          <mc:AlternateContent>
+            <mc:Choice Requires="w16se"/>
+            <mc:Fallback>
+              <w:rFonts w:ascii="Segoe UI Emoji" w:eastAsia="Segoe UI Emoji" w:hAnsi="Segoe UI Emoji" w:cs="Segoe UI Emoji"/>
+            </mc:Fallback>
+          </mc:AlternateContent>
+          <w:sz w:val="24"/>
+          <w:szCs w:val="24"/>
+        </w:rPr>
+        <mc:AlternateContent>
+          <mc:Choice Requires="w16se">
+            <w16se:symEx w16se:font="Segoe UI Emoji" w16se:char="1F504"/>
+          </mc:Choice>
+          <mc:Fallback>
+            <w:t>🔄</w:t>
+          </mc:Fallback>
+        </mc:AlternateContent>
+      </w:r>
+      <w:r>
+        <w:rPr>
+          <w:sz w:val="24"/>
+          <w:szCs w:val="24"/>
+        </w:rPr>
+        <w:t xml:space="preserve"> Vous pouvez réactualiser la page à ce moment.</w:t>
+      </w:r>
+    </w:p>
+    <w:p>
+      <w:pPr>
+        <w:spacing w:after="0" w:line="240" w:lineRule="auto"/>
+        <w:rPr>
+          <w:sz w:val="24"/>
+          <w:szCs w:val="24"/>
+        </w:rPr>
+      </w:pPr>
+    </w:p>
+    <w:p>
+      <w:pPr>
+        <w:pStyle w:val="Paragraphedeliste"/>
+        <w:numPr>
+          <w:ilvl w:val="0"/>
+          <w:numId w:val="11"/>
+        </w:numPr>
+        <w:spacing w:after="0" w:line="240" w:lineRule="auto"/>
+        <w:rPr>
+          <w:sz w:val="24"/>
+          <w:szCs w:val="24"/>
+        </w:rPr>
+      </w:pPr>
+      <w:r>
+        <w:rPr>
+          <w:sz w:val="24"/>
+          <w:szCs w:val="24"/>
+        </w:rPr>
+        <w:t>Déclarez les variables suivantes dans la console :</w:t>
+      </w:r>
+    </w:p>
+    <w:p>
+      <w:pPr>
+        <w:spacing w:after="0" w:line="240" w:lineRule="auto"/>
+        <w:jc w:val="center"/>
+        <w:rPr>
+          <w:sz w:val="24"/>
+          <w:szCs w:val="24"/>
+        </w:rPr>
+      </w:pPr>
+      <w:r>
+        <w:rPr>
+          <w:noProof/>
+          <w:sz w:val="24"/>
+          <w:szCs w:val="24"/>
+        </w:rPr>
+        <w:drawing>
+          <wp:inline distT="0" distB="0" distL="0" distR="0" wp14:anchorId="7BA84146" wp14:editId="00DD1ADC">
+            <wp:extent cx="1737360" cy="434340"/>
+            <wp:effectExtent l="19050" t="19050" r="15240" b="22860"/>
+            <wp:docPr id="5460944" name="Image 1"/>
+            <wp:cNvGraphicFramePr>
+              <a:graphicFrameLocks xmlns:a="http://schemas.openxmlformats.org/drawingml/2006/main" noChangeAspect="1"/>
+            </wp:cNvGraphicFramePr>
+            <a:graphic xmlns:a="http://schemas.openxmlformats.org/drawingml/2006/main">
+              <a:graphicData uri="http://schemas.openxmlformats.org/drawingml/2006/picture">
+                <pic:pic xmlns:pic="http://schemas.openxmlformats.org/drawingml/2006/picture">
+                  <pic:nvPicPr>
+                    <pic:cNvPr id="5460944" name=""/>
+                    <pic:cNvPicPr/>
+                  </pic:nvPicPr>
+                  <pic:blipFill>
+                    <a:blip r:embed="rId41"/>
+                    <a:stretch>
+                      <a:fillRect/>
+                    </a:stretch>
+                  </pic:blipFill>
+                  <pic:spPr>
+                    <a:xfrm>
+                      <a:off x="0" y="0"/>
+                      <a:ext cx="1737608" cy="434402"/>
+                    </a:xfrm>
+                    <a:prstGeom prst="rect">
+                      <a:avLst/>
+                    </a:prstGeom>
+                    <a:ln>
+                      <a:solidFill>
+                        <a:srgbClr val="5856AA"/>
+                      </a:solidFill>
+                    </a:ln>
+                  </pic:spPr>
+                </pic:pic>
+              </a:graphicData>
+            </a:graphic>
+          </wp:inline>
+        </w:drawing>
+      </w:r>
+    </w:p>
+    <w:p>
+      <w:pPr>
+        <w:spacing w:after="0" w:line="240" w:lineRule="auto"/>
+        <w:rPr>
+          <w:sz w:val="24"/>
+          <w:szCs w:val="24"/>
+        </w:rPr>
+      </w:pPr>
+      <w:r>
+        <w:rPr>
+          <w:sz w:val="24"/>
+          <w:szCs w:val="24"/>
+        </w:rPr>
+        <w:t xml:space="preserve">À l’aide d’un </w:t>
+      </w:r>
+      <w:proofErr w:type="spellStart"/>
+      <w:r>
+        <w:rPr>
+          <w:sz w:val="24"/>
+          <w:szCs w:val="24"/>
+        </w:rPr>
+        <w:t>template</w:t>
+      </w:r>
+      <w:proofErr w:type="spellEnd"/>
+      <w:r>
+        <w:rPr>
+          <w:sz w:val="24"/>
+          <w:szCs w:val="24"/>
+        </w:rPr>
+        <w:t xml:space="preserve"> string, tentez de reproduire la </w:t>
+      </w:r>
+      <w:r>
+        <w:rPr>
+          <w:b/>
+          <w:bCs/>
+          <w:sz w:val="24"/>
+          <w:szCs w:val="24"/>
+        </w:rPr>
+        <w:t>phrase suivante</w:t>
+      </w:r>
+      <w:r>
+        <w:rPr>
+          <w:sz w:val="24"/>
+          <w:szCs w:val="24"/>
+        </w:rPr>
+        <w:t> avec les variables déclarées plus haut :</w:t>
+      </w:r>
+    </w:p>
+    <w:p>
+      <w:pPr>
+        <w:spacing w:after="0" w:line="240" w:lineRule="auto"/>
+        <w:jc w:val="center"/>
+        <w:rPr>
+          <w:sz w:val="24"/>
+          <w:szCs w:val="24"/>
+        </w:rPr>
+      </w:pPr>
+      <w:r>
+        <w:rPr>
+          <w:noProof/>
+          <w:sz w:val="24"/>
+          <w:szCs w:val="24"/>
+        </w:rPr>
+        <w:drawing>
+          <wp:inline distT="0" distB="0" distL="0" distR="0" wp14:anchorId="3D5C2A49" wp14:editId="13CF0D7D">
+            <wp:extent cx="3171190" cy="227994"/>
+            <wp:effectExtent l="19050" t="19050" r="10160" b="19685"/>
+            <wp:docPr id="49" name="Image 49"/>
+            <wp:cNvGraphicFramePr>
+              <a:graphicFrameLocks xmlns:a="http://schemas.openxmlformats.org/drawingml/2006/main" noChangeAspect="1"/>
+            </wp:cNvGraphicFramePr>
+            <a:graphic xmlns:a="http://schemas.openxmlformats.org/drawingml/2006/main">
+              <a:graphicData uri="http://schemas.openxmlformats.org/drawingml/2006/picture">
+                <pic:pic xmlns:pic="http://schemas.openxmlformats.org/drawingml/2006/picture">
+                  <pic:nvPicPr>
+                    <pic:cNvPr id="1" name=""/>
+                    <pic:cNvPicPr/>
+                  </pic:nvPicPr>
+                  <pic:blipFill>
+                    <a:blip r:embed="rId42"/>
+                    <a:stretch>
+                      <a:fillRect/>
+                    </a:stretch>
+                  </pic:blipFill>
+                  <pic:spPr>
+                    <a:xfrm>
+                      <a:off x="0" y="0"/>
+                      <a:ext cx="3292340" cy="236704"/>
+                    </a:xfrm>
+                    <a:prstGeom prst="rect">
+                      <a:avLst/>
+                    </a:prstGeom>
+                    <a:ln>
+                      <a:solidFill>
+                        <a:srgbClr val="6B5DAF"/>
+                      </a:solidFill>
+                    </a:ln>
+                  </pic:spPr>
+                </pic:pic>
+              </a:graphicData>
+            </a:graphic>
+          </wp:inline>
+        </w:drawing>
+      </w:r>
+    </w:p>
+    <w:p>
+      <w:pPr>
+        <w:spacing w:after="0" w:line="240" w:lineRule="auto"/>
+        <w:rPr>
+          <w:sz w:val="24"/>
+          <w:szCs w:val="24"/>
+        </w:rPr>
+      </w:pPr>
+      <w:r>
+        <w:rPr>
+          <w:sz w:val="24"/>
+          <w:szCs w:val="24"/>
+        </w:rPr>
+        <w:t>Le nombre</w:t>
+      </w:r>
+      <w:r>
+        <w:rPr>
+          <w:color w:val="FF0000"/>
+          <w:sz w:val="24"/>
+          <w:szCs w:val="24"/>
+        </w:rPr>
+        <w:t xml:space="preserve"> 17 </w:t>
+      </w:r>
+      <w:r>
+        <w:rPr>
+          <w:sz w:val="24"/>
+          <w:szCs w:val="24"/>
+          <w:u w:val="single"/>
+        </w:rPr>
+        <w:t>doit</w:t>
+      </w:r>
+      <w:r>
+        <w:rPr>
+          <w:sz w:val="24"/>
+          <w:szCs w:val="24"/>
+        </w:rPr>
+        <w:t xml:space="preserve"> être obtenu en utilisant la variable </w:t>
+      </w:r>
+      <w:proofErr w:type="spellStart"/>
+      <w:r>
+        <w:rPr>
+          <w:color w:val="FF0000"/>
+          <w:sz w:val="24"/>
+          <w:szCs w:val="24"/>
+        </w:rPr>
+        <w:t>nbVideos</w:t>
+      </w:r>
+      <w:proofErr w:type="spellEnd"/>
+      <w:r>
+        <w:rPr>
+          <w:sz w:val="24"/>
+          <w:szCs w:val="24"/>
+        </w:rPr>
+        <w:t xml:space="preserve">. Le nombre </w:t>
+      </w:r>
+      <w:r>
+        <w:rPr>
+          <w:color w:val="FF0000"/>
+          <w:sz w:val="24"/>
+          <w:szCs w:val="24"/>
+        </w:rPr>
+        <w:t>425</w:t>
+      </w:r>
+      <w:r>
+        <w:rPr>
+          <w:sz w:val="24"/>
+          <w:szCs w:val="24"/>
+        </w:rPr>
+        <w:t xml:space="preserve"> </w:t>
+      </w:r>
+      <w:r>
+        <w:rPr>
+          <w:sz w:val="24"/>
+          <w:szCs w:val="24"/>
+          <w:u w:val="single"/>
+        </w:rPr>
+        <w:t>doit</w:t>
+      </w:r>
+      <w:r>
+        <w:rPr>
+          <w:sz w:val="24"/>
+          <w:szCs w:val="24"/>
+        </w:rPr>
+        <w:t xml:space="preserve"> être obtenu en multipliant les deux variables !</w:t>
+      </w:r>
+    </w:p>
+    <w:p>
+      <w:pPr>
+        <w:spacing w:after="0" w:line="240" w:lineRule="auto"/>
+        <w:rPr>
+          <w:sz w:val="24"/>
+          <w:szCs w:val="24"/>
+        </w:rPr>
+      </w:pPr>
+    </w:p>
+    <w:p>
+      <w:pPr>
+        <w:spacing w:after="0" w:line="240" w:lineRule="auto"/>
+        <w:rPr>
+          <w:sz w:val="24"/>
+          <w:szCs w:val="24"/>
+        </w:rPr>
+      </w:pPr>
+      <w:r>
+        <w:rPr>
+          <w:sz w:val="24"/>
+          <w:szCs w:val="24"/>
+        </w:rPr>
+        <w:t xml:space="preserve">Copiez-collez votre </w:t>
+      </w:r>
+      <w:proofErr w:type="spellStart"/>
+      <w:r>
+        <w:rPr>
+          <w:sz w:val="24"/>
+          <w:szCs w:val="24"/>
+        </w:rPr>
+        <w:t>template</w:t>
+      </w:r>
+      <w:proofErr w:type="spellEnd"/>
+      <w:r>
+        <w:rPr>
+          <w:sz w:val="24"/>
+          <w:szCs w:val="24"/>
+        </w:rPr>
+        <w:t xml:space="preserve"> string qui vous a permis d’obtenir cette phrase :</w:t>
+      </w:r>
+    </w:p>
+    <w:p>
+      <w:pPr>
+        <w:pBdr>
+          <w:top w:val="single" w:sz="12" w:space="1" w:color="6B5DAF"/>
+          <w:left w:val="single" w:sz="12" w:space="4" w:color="6B5DAF"/>
+          <w:bottom w:val="single" w:sz="12" w:space="1" w:color="6B5DAF"/>
+          <w:right w:val="single" w:sz="12" w:space="4" w:color="6B5DAF"/>
+        </w:pBdr>
+        <w:shd w:val="solid" w:color="E1DEEE" w:fill="auto"/>
+        <w:spacing w:after="0" w:line="240" w:lineRule="auto"/>
+        <w:rPr>
+          <w:sz w:val="24"/>
+          <w:szCs w:val="24"/>
+        </w:rPr>
+      </w:pPr>
+      <w:r>
+        <w:rPr>
+          <w:b/>
+          <w:bCs/>
+          <w:sz w:val="24"/>
+          <w:szCs w:val="24"/>
+        </w:rPr>
+        <w:t>Réponse</w:t>
+      </w:r>
+      <w:r>
+        <w:rPr>
+          <w:sz w:val="24"/>
+          <w:szCs w:val="24"/>
+        </w:rPr>
+        <w:t> :</w:t>
+      </w:r>
+      <w:r>
+        <w:rPr>
+          <w:sz w:val="24"/>
+          <w:szCs w:val="24"/>
+        </w:rPr>
+        <w:t xml:space="preserve"> </w:t>
+      </w:r>
+    </w:p>
+    <w:p>
+      <w:pPr>
+        <w:spacing w:after="0" w:line="240" w:lineRule="auto"/>
+        <w:rPr>
+          <w:sz w:val="24"/>
+          <w:szCs w:val="24"/>
+        </w:rPr>
+      </w:pPr>
+    </w:p>
+    <w:p>
+      <w:pPr>
+        <w:spacing w:after="0" w:line="240" w:lineRule="auto"/>
+        <w:rPr>
+          <w:sz w:val="24"/>
+          <w:szCs w:val="24"/>
+        </w:rPr>
+      </w:pPr>
+      <w:r>
+        <w:rPr>
+          <w:sz w:val="24"/>
+          <w:szCs w:val="24"/>
+        </w:rPr>
+        <w:t xml:space="preserve">N’oubliez pas de montrer ce </w:t>
+      </w:r>
+      <w:r>
+        <w:rPr>
+          <w:b/>
+          <w:bCs/>
+          <w:sz w:val="24"/>
+          <w:szCs w:val="24"/>
+        </w:rPr>
+        <w:t>laboratoire complété</w:t>
+      </w:r>
+      <w:r>
+        <w:rPr>
+          <w:sz w:val="24"/>
+          <w:szCs w:val="24"/>
+        </w:rPr>
+        <w:t xml:space="preserve"> à votre enseignant(e) </w:t>
+      </w:r>
+      <w:r>
+        <w:rPr>
+          <w:b/>
+          <w:bCs/>
+          <w:sz w:val="24"/>
+          <w:szCs w:val="24"/>
+        </w:rPr>
+        <w:t>avant de quitter</w:t>
+      </w:r>
+      <w:r>
+        <w:rPr>
+          <w:b/>
+          <w:bCs/>
+          <w:sz w:val="24"/>
+          <w:szCs w:val="24"/>
+        </w:rPr>
+        <w:t>.</w:t>
       </w:r>
     </w:p>
     <w:sectPr>
-      <w:headerReference w:type="default" r:id="rId30"/>
+      <w:headerReference w:type="default" r:id="rId43"/>
       <w:type w:val="continuous"/>
       <w:pgSz w:w="12240" w:h="15840"/>
       <w:pgMar w:top="1134" w:right="1134" w:bottom="1134" w:left="1134" w:header="567" w:footer="709" w:gutter="0"/>
@@ -6236,7 +9681,7 @@
       <w:t xml:space="preserve"> 202</w:t>
     </w:r>
     <w:r>
-      <w:t>5</w:t>
+      <w:t>6</w:t>
     </w:r>
   </w:p>
   <w:p>
@@ -6251,7 +9696,7 @@
 <w:numbering xmlns:wpc="http://schemas.microsoft.com/office/word/2010/wordprocessingCanvas" xmlns:cx="http://schemas.microsoft.com/office/drawing/2014/chartex" xmlns:cx1="http://schemas.microsoft.com/office/drawing/2015/9/8/chartex" xmlns:cx2="http://schemas.microsoft.com/office/drawing/2015/10/21/chartex" xmlns:cx3="http://schemas.microsoft.com/office/drawing/2016/5/9/chartex" xmlns:cx4="http://schemas.microsoft.com/office/drawing/2016/5/10/chartex" xmlns:cx5="http://schemas.microsoft.com/office/drawing/2016/5/11/chartex" xmlns:cx6="http://schemas.microsoft.com/office/drawing/2016/5/12/chartex" xmlns:cx7="http://schemas.microsoft.com/office/drawing/2016/5/13/chartex" xmlns:cx8="http://schemas.microsoft.com/office/drawing/2016/5/14/chartex" xmlns:mc="http://schemas.openxmlformats.org/markup-compatibility/2006" xmlns:aink="http://schemas.microsoft.com/office/drawing/2016/ink" xmlns:am3d="http://schemas.microsoft.com/office/drawing/2017/model3d" xmlns:o="urn:schemas-microsoft-com:office:office" xmlns:oel="http://schemas.microsoft.com/office/2019/extlst" xmlns:r="http://schemas.openxmlformats.org/officeDocument/2006/relationships" xmlns:m="http://schemas.openxmlformats.org/officeDocument/2006/math" xmlns:v="urn:schemas-microsoft-com:vml" xmlns:wp14="http://schemas.microsoft.com/office/word/2010/wordprocessingDrawing" xmlns:wp="http://schemas.openxmlformats.org/drawingml/2006/wordprocessingDrawing" xmlns:w10="urn:schemas-microsoft-com:office:word" xmlns:w="http://schemas.openxmlformats.org/wordprocessingml/2006/main" xmlns:w14="http://schemas.microsoft.com/office/word/2010/wordml" xmlns:w15="http://schemas.microsoft.com/office/word/2012/wordml" xmlns:w16cex="http://schemas.microsoft.com/office/word/2018/wordml/cex" xmlns:w16cid="http://schemas.microsoft.com/office/word/2016/wordml/cid" xmlns:w16="http://schemas.microsoft.com/office/word/2018/wordml" xmlns:w16du="http://schemas.microsoft.com/office/word/2023/wordml/word16du" xmlns:w16sdtdh="http://schemas.microsoft.com/office/word/2020/wordml/sdtdatahash" xmlns:w16sdtfl="http://schemas.microsoft.com/office/word/2024/wordml/sdtformatlock" xmlns:w16se="http://schemas.microsoft.com/office/word/2015/wordml/symex" xmlns:wpg="http://schemas.microsoft.com/office/word/2010/wordprocessingGroup" xmlns:wpi="http://schemas.microsoft.com/office/word/2010/wordprocessingInk" xmlns:wne="http://schemas.microsoft.com/office/word/2006/wordml" xmlns:wps="http://schemas.microsoft.com/office/word/2010/wordprocessingShape" mc:Ignorable="w14 w15 w16se w16cid w16 w16cex w16sdtdh w16sdtfl w16du wp14">
   <w:numPicBullet w:numPicBulletId="0">
     <w:pict>
-      <v:shapetype id="_x0000_t75" coordsize="21600,21600" o:spt="75" o:preferrelative="t" path="m@4@5l@4@11@9@11@9@5xe" filled="f" stroked="f">
+      <v:shapetype w14:anchorId="57C0B259" id="_x0000_t75" coordsize="21600,21600" o:spt="75" o:preferrelative="t" path="m@4@5l@4@11@9@11@9@5xe" filled="f" stroked="f">
         <v:stroke joinstyle="miter"/>
         <v:formulas>
           <v:f eqn="if lineDrawn pixelLineWidth 0"/>
@@ -6270,12 +9715,98 @@
         <v:path o:extrusionok="f" gradientshapeok="t" o:connecttype="rect"/>
         <o:lock v:ext="edit" aspectratio="t"/>
       </v:shapetype>
-      <v:shape id="_x0000_i1042" type="#_x0000_t75" style="width:24.6pt;height:22.2pt;visibility:visible;mso-wrap-style:square" o:bullet="t">
+      <v:shape id="_x0000_i1025" type="#_x0000_t75" style="width:24.6pt;height:22.2pt;visibility:visible;mso-wrap-style:square" o:bullet="t">
         <v:imagedata r:id="rId1" o:title=""/>
       </v:shape>
     </w:pict>
   </w:numPicBullet>
   <w:abstractNum w:abstractNumId="0" w15:restartNumberingAfterBreak="0">
+    <w:nsid w:val="05AE1BEB"/>
+    <w:multiLevelType w:val="hybridMultilevel"/>
+    <w:tmpl w:val="28CA4252"/>
+    <w:lvl w:ilvl="0" w:tplc="1009000F">
+      <w:start w:val="1"/>
+      <w:numFmt w:val="decimal"/>
+      <w:lvlText w:val="%1."/>
+      <w:lvlJc w:val="left"/>
+      <w:pPr>
+        <w:ind w:left="360" w:hanging="360"/>
+      </w:pPr>
+    </w:lvl>
+    <w:lvl w:ilvl="1" w:tplc="10090019" w:tentative="1">
+      <w:start w:val="1"/>
+      <w:numFmt w:val="lowerLetter"/>
+      <w:lvlText w:val="%2."/>
+      <w:lvlJc w:val="left"/>
+      <w:pPr>
+        <w:ind w:left="1080" w:hanging="360"/>
+      </w:pPr>
+    </w:lvl>
+    <w:lvl w:ilvl="2" w:tplc="1009001B" w:tentative="1">
+      <w:start w:val="1"/>
+      <w:numFmt w:val="lowerRoman"/>
+      <w:lvlText w:val="%3."/>
+      <w:lvlJc w:val="right"/>
+      <w:pPr>
+        <w:ind w:left="1800" w:hanging="180"/>
+      </w:pPr>
+    </w:lvl>
+    <w:lvl w:ilvl="3" w:tplc="1009000F" w:tentative="1">
+      <w:start w:val="1"/>
+      <w:numFmt w:val="decimal"/>
+      <w:lvlText w:val="%4."/>
+      <w:lvlJc w:val="left"/>
+      <w:pPr>
+        <w:ind w:left="2520" w:hanging="360"/>
+      </w:pPr>
+    </w:lvl>
+    <w:lvl w:ilvl="4" w:tplc="10090019" w:tentative="1">
+      <w:start w:val="1"/>
+      <w:numFmt w:val="lowerLetter"/>
+      <w:lvlText w:val="%5."/>
+      <w:lvlJc w:val="left"/>
+      <w:pPr>
+        <w:ind w:left="3240" w:hanging="360"/>
+      </w:pPr>
+    </w:lvl>
+    <w:lvl w:ilvl="5" w:tplc="1009001B" w:tentative="1">
+      <w:start w:val="1"/>
+      <w:numFmt w:val="lowerRoman"/>
+      <w:lvlText w:val="%6."/>
+      <w:lvlJc w:val="right"/>
+      <w:pPr>
+        <w:ind w:left="3960" w:hanging="180"/>
+      </w:pPr>
+    </w:lvl>
+    <w:lvl w:ilvl="6" w:tplc="1009000F" w:tentative="1">
+      <w:start w:val="1"/>
+      <w:numFmt w:val="decimal"/>
+      <w:lvlText w:val="%7."/>
+      <w:lvlJc w:val="left"/>
+      <w:pPr>
+        <w:ind w:left="4680" w:hanging="360"/>
+      </w:pPr>
+    </w:lvl>
+    <w:lvl w:ilvl="7" w:tplc="10090019" w:tentative="1">
+      <w:start w:val="1"/>
+      <w:numFmt w:val="lowerLetter"/>
+      <w:lvlText w:val="%8."/>
+      <w:lvlJc w:val="left"/>
+      <w:pPr>
+        <w:ind w:left="5400" w:hanging="360"/>
+      </w:pPr>
+    </w:lvl>
+    <w:lvl w:ilvl="8" w:tplc="1009001B" w:tentative="1">
+      <w:start w:val="1"/>
+      <w:numFmt w:val="lowerRoman"/>
+      <w:lvlText w:val="%9."/>
+      <w:lvlJc w:val="right"/>
+      <w:pPr>
+        <w:ind w:left="6120" w:hanging="180"/>
+      </w:pPr>
+    </w:lvl>
+  </w:abstractNum>
+  <w:abstractNum w:abstractNumId="1" w15:restartNumberingAfterBreak="0">
     <w:nsid w:val="0A4D4A84"/>
     <w:multiLevelType w:val="hybridMultilevel"/>
     <w:tmpl w:val="DFCE9FD8"/>
@@ -6361,7 +9892,7 @@
       </w:pPr>
     </w:lvl>
   </w:abstractNum>
-  <w:abstractNum w:abstractNumId="1" w15:restartNumberingAfterBreak="0">
+  <w:abstractNum w:abstractNumId="2" w15:restartNumberingAfterBreak="0">
     <w:nsid w:val="0F514EC5"/>
     <w:multiLevelType w:val="hybridMultilevel"/>
     <w:tmpl w:val="303CC99E"/>
@@ -6474,7 +10005,7 @@
       </w:rPr>
     </w:lvl>
   </w:abstractNum>
-  <w:abstractNum w:abstractNumId="2" w15:restartNumberingAfterBreak="0">
+  <w:abstractNum w:abstractNumId="3" w15:restartNumberingAfterBreak="0">
     <w:nsid w:val="21E44F6E"/>
     <w:multiLevelType w:val="hybridMultilevel"/>
     <w:tmpl w:val="60F2B890"/>
@@ -6587,7 +10118,7 @@
       </w:rPr>
     </w:lvl>
   </w:abstractNum>
-  <w:abstractNum w:abstractNumId="3" w15:restartNumberingAfterBreak="0">
+  <w:abstractNum w:abstractNumId="4" w15:restartNumberingAfterBreak="0">
     <w:nsid w:val="23570567"/>
     <w:multiLevelType w:val="hybridMultilevel"/>
     <w:tmpl w:val="7D1E61A4"/>
@@ -6673,7 +10204,7 @@
       </w:pPr>
     </w:lvl>
   </w:abstractNum>
-  <w:abstractNum w:abstractNumId="4" w15:restartNumberingAfterBreak="0">
+  <w:abstractNum w:abstractNumId="5" w15:restartNumberingAfterBreak="0">
     <w:nsid w:val="34A01E6D"/>
     <w:multiLevelType w:val="hybridMultilevel"/>
     <w:tmpl w:val="70FAA98A"/>
@@ -6762,10 +10293,10 @@
       </w:pPr>
     </w:lvl>
   </w:abstractNum>
-  <w:abstractNum w:abstractNumId="5" w15:restartNumberingAfterBreak="0">
+  <w:abstractNum w:abstractNumId="6" w15:restartNumberingAfterBreak="0">
     <w:nsid w:val="3BC543A7"/>
     <w:multiLevelType w:val="hybridMultilevel"/>
-    <w:tmpl w:val="58DC5B10"/>
+    <w:tmpl w:val="6FB631D0"/>
     <w:lvl w:ilvl="0" w:tplc="10090011">
       <w:start w:val="1"/>
       <w:numFmt w:val="decimal"/>
@@ -6851,7 +10382,7 @@
       </w:pPr>
     </w:lvl>
   </w:abstractNum>
-  <w:abstractNum w:abstractNumId="6" w15:restartNumberingAfterBreak="0">
+  <w:abstractNum w:abstractNumId="7" w15:restartNumberingAfterBreak="0">
     <w:nsid w:val="4AE16AF8"/>
     <w:multiLevelType w:val="hybridMultilevel"/>
     <w:tmpl w:val="0C3E0A9C"/>
@@ -6964,7 +10495,7 @@
       </w:rPr>
     </w:lvl>
   </w:abstractNum>
-  <w:abstractNum w:abstractNumId="7" w15:restartNumberingAfterBreak="0">
+  <w:abstractNum w:abstractNumId="8" w15:restartNumberingAfterBreak="0">
     <w:nsid w:val="4C93647C"/>
     <w:multiLevelType w:val="hybridMultilevel"/>
     <w:tmpl w:val="6F4E7332"/>
@@ -7077,7 +10608,7 @@
       </w:rPr>
     </w:lvl>
   </w:abstractNum>
-  <w:abstractNum w:abstractNumId="8" w15:restartNumberingAfterBreak="0">
+  <w:abstractNum w:abstractNumId="9" w15:restartNumberingAfterBreak="0">
     <w:nsid w:val="52C92E8A"/>
     <w:multiLevelType w:val="hybridMultilevel"/>
     <w:tmpl w:val="502AD49C"/>
@@ -7190,7 +10721,7 @@
       </w:rPr>
     </w:lvl>
   </w:abstractNum>
-  <w:abstractNum w:abstractNumId="9" w15:restartNumberingAfterBreak="0">
+  <w:abstractNum w:abstractNumId="10" w15:restartNumberingAfterBreak="0">
     <w:nsid w:val="628733DA"/>
     <w:multiLevelType w:val="hybridMultilevel"/>
     <w:tmpl w:val="3D32309C"/>
@@ -7303,7 +10834,7 @@
       </w:rPr>
     </w:lvl>
   </w:abstractNum>
-  <w:abstractNum w:abstractNumId="10" w15:restartNumberingAfterBreak="0">
+  <w:abstractNum w:abstractNumId="11" w15:restartNumberingAfterBreak="0">
     <w:nsid w:val="65640A8B"/>
     <w:multiLevelType w:val="hybridMultilevel"/>
     <w:tmpl w:val="444EB3E8"/>
@@ -7389,7 +10920,7 @@
       </w:pPr>
     </w:lvl>
   </w:abstractNum>
-  <w:abstractNum w:abstractNumId="11" w15:restartNumberingAfterBreak="0">
+  <w:abstractNum w:abstractNumId="12" w15:restartNumberingAfterBreak="0">
     <w:nsid w:val="69A818A4"/>
     <w:multiLevelType w:val="hybridMultilevel"/>
     <w:tmpl w:val="FF761A78"/>
@@ -7502,7 +11033,7 @@
       </w:rPr>
     </w:lvl>
   </w:abstractNum>
-  <w:abstractNum w:abstractNumId="12" w15:restartNumberingAfterBreak="0">
+  <w:abstractNum w:abstractNumId="13" w15:restartNumberingAfterBreak="0">
     <w:nsid w:val="6D5D5995"/>
     <w:multiLevelType w:val="hybridMultilevel"/>
     <w:tmpl w:val="DEA27728"/>
@@ -7615,7 +11146,7 @@
       </w:rPr>
     </w:lvl>
   </w:abstractNum>
-  <w:abstractNum w:abstractNumId="13" w15:restartNumberingAfterBreak="0">
+  <w:abstractNum w:abstractNumId="14" w15:restartNumberingAfterBreak="0">
     <w:nsid w:val="7677026A"/>
     <w:multiLevelType w:val="hybridMultilevel"/>
     <w:tmpl w:val="81D40C98"/>
@@ -7702,45 +11233,48 @@
     </w:lvl>
   </w:abstractNum>
   <w:num w:numId="1" w16cid:durableId="1210414520">
+    <w:abstractNumId w:val="3"/>
+  </w:num>
+  <w:num w:numId="2" w16cid:durableId="90860291">
+    <w:abstractNumId w:val="10"/>
+  </w:num>
+  <w:num w:numId="3" w16cid:durableId="1359041507">
     <w:abstractNumId w:val="2"/>
   </w:num>
-  <w:num w:numId="2" w16cid:durableId="90860291">
+  <w:num w:numId="4" w16cid:durableId="1396315833">
+    <w:abstractNumId w:val="13"/>
+  </w:num>
+  <w:num w:numId="5" w16cid:durableId="911357870">
+    <w:abstractNumId w:val="12"/>
+  </w:num>
+  <w:num w:numId="6" w16cid:durableId="976833523">
     <w:abstractNumId w:val="9"/>
   </w:num>
-  <w:num w:numId="3" w16cid:durableId="1359041507">
+  <w:num w:numId="7" w16cid:durableId="10255752">
+    <w:abstractNumId w:val="8"/>
+  </w:num>
+  <w:num w:numId="8" w16cid:durableId="362177368">
+    <w:abstractNumId w:val="7"/>
+  </w:num>
+  <w:num w:numId="9" w16cid:durableId="1251548546">
+    <w:abstractNumId w:val="14"/>
+  </w:num>
+  <w:num w:numId="10" w16cid:durableId="1664550465">
+    <w:abstractNumId w:val="5"/>
+  </w:num>
+  <w:num w:numId="11" w16cid:durableId="31662533">
+    <w:abstractNumId w:val="6"/>
+  </w:num>
+  <w:num w:numId="12" w16cid:durableId="882445428">
+    <w:abstractNumId w:val="11"/>
+  </w:num>
+  <w:num w:numId="13" w16cid:durableId="1660385687">
+    <w:abstractNumId w:val="4"/>
+  </w:num>
+  <w:num w:numId="14" w16cid:durableId="227813812">
     <w:abstractNumId w:val="1"/>
   </w:num>
-  <w:num w:numId="4" w16cid:durableId="1396315833">
-    <w:abstractNumId w:val="12"/>
-  </w:num>
-  <w:num w:numId="5" w16cid:durableId="911357870">
-    <w:abstractNumId w:val="11"/>
-  </w:num>
-  <w:num w:numId="6" w16cid:durableId="976833523">
-    <w:abstractNumId w:val="8"/>
-  </w:num>
-  <w:num w:numId="7" w16cid:durableId="10255752">
-    <w:abstractNumId w:val="7"/>
-  </w:num>
-  <w:num w:numId="8" w16cid:durableId="362177368">
-    <w:abstractNumId w:val="6"/>
-  </w:num>
-  <w:num w:numId="9" w16cid:durableId="1251548546">
-    <w:abstractNumId w:val="13"/>
-  </w:num>
-  <w:num w:numId="10" w16cid:durableId="1664550465">
-    <w:abstractNumId w:val="4"/>
-  </w:num>
-  <w:num w:numId="11" w16cid:durableId="31662533">
-    <w:abstractNumId w:val="5"/>
-  </w:num>
-  <w:num w:numId="12" w16cid:durableId="882445428">
-    <w:abstractNumId w:val="10"/>
-  </w:num>
-  <w:num w:numId="13" w16cid:durableId="1660385687">
-    <w:abstractNumId w:val="3"/>
-  </w:num>
-  <w:num w:numId="14" w16cid:durableId="227813812">
+  <w:num w:numId="15" w16cid:durableId="1795052325">
     <w:abstractNumId w:val="0"/>
   </w:num>
 </w:numbering>
@@ -8144,7 +11678,7 @@
   <w:style w:type="paragraph" w:default="1" w:styleId="Normal">
     <w:name w:val="Normal"/>
     <w:qFormat/>
-    <w:rsid w:val="009812BE"/>
+    <w:rsid w:val="00086F72"/>
     <w:rPr>
       <w:lang w:val="fr-CA"/>
     </w:rPr>
@@ -8631,6 +12165,15 @@
 </file>
 
 <file path=customXml/item2.xml><?xml version="1.0" encoding="utf-8"?>
+<?mso-contentType ?>
+<FormTemplates xmlns="http://schemas.microsoft.com/sharepoint/v3/contenttype/forms">
+  <Display>DocumentLibraryForm</Display>
+  <Edit>DocumentLibraryForm</Edit>
+  <New>DocumentLibraryForm</New>
+</FormTemplates>
+</file>
+
+<file path=customXml/item3.xml><?xml version="1.0" encoding="utf-8"?>
 <ct:contentTypeSchema xmlns:ct="http://schemas.microsoft.com/office/2006/metadata/contentType" xmlns:ma="http://schemas.microsoft.com/office/2006/metadata/properties/metaAttributes" ct:_="" ma:_="" ma:contentTypeName="Document" ma:contentTypeID="0x010100ECBB6C25E90EF841B03A4ACF3E770C99" ma:contentTypeVersion="5" ma:contentTypeDescription="Crée un document." ma:contentTypeScope="" ma:versionID="de21282f6c14c2c42aeeca106e95a319">
   <xsd:schema xmlns:xsd="http://www.w3.org/2001/XMLSchema" xmlns:xs="http://www.w3.org/2001/XMLSchema" xmlns:p="http://schemas.microsoft.com/office/2006/metadata/properties" xmlns:ns2="f58e85c7-fc25-4ada-adcf-b475e6768b6a" targetNamespace="http://schemas.microsoft.com/office/2006/metadata/properties" ma:root="true" ma:fieldsID="b3350c491432324b1a9e83c217695555" ns2:_="">
     <xsd:import namespace="f58e85c7-fc25-4ada-adcf-b475e6768b6a"/>
@@ -8782,15 +12325,6 @@
 </ct:contentTypeSchema>
 </file>
 
-<file path=customXml/item3.xml><?xml version="1.0" encoding="utf-8"?>
-<?mso-contentType ?>
-<FormTemplates xmlns="http://schemas.microsoft.com/sharepoint/v3/contenttype/forms">
-  <Display>DocumentLibraryForm</Display>
-  <Edit>DocumentLibraryForm</Edit>
-  <New>DocumentLibraryForm</New>
-</FormTemplates>
-</file>
-
 <file path=customXml/itemProps1.xml><?xml version="1.0" encoding="utf-8"?>
 <ds:datastoreItem xmlns:ds="http://schemas.openxmlformats.org/officeDocument/2006/customXml" ds:itemID="{8B3EF77F-EACB-495E-B6A0-D477ACAF0EB8}">
   <ds:schemaRefs>
@@ -8802,6 +12336,14 @@
 </file>
 
 <file path=customXml/itemProps2.xml><?xml version="1.0" encoding="utf-8"?>
+<ds:datastoreItem xmlns:ds="http://schemas.openxmlformats.org/officeDocument/2006/customXml" ds:itemID="{92D120E2-7BA6-47F2-988D-CB5E417B5892}">
+  <ds:schemaRefs>
+    <ds:schemaRef ds:uri="http://schemas.microsoft.com/sharepoint/v3/contenttype/forms"/>
+  </ds:schemaRefs>
+</ds:datastoreItem>
+</file>
+
+<file path=customXml/itemProps3.xml><?xml version="1.0" encoding="utf-8"?>
 <ds:datastoreItem xmlns:ds="http://schemas.openxmlformats.org/officeDocument/2006/customXml" ds:itemID="{220FF69E-945F-4489-8708-1606CFE9D016}">
   <ds:schemaRefs>
     <ds:schemaRef ds:uri="http://schemas.microsoft.com/office/2006/metadata/contentType"/>
@@ -8817,12 +12359,4 @@
     <ds:schemaRef ds:uri="http://schemas.microsoft.com/internal/obd"/>
   </ds:schemaRefs>
 </ds:datastoreItem>
-</file>
-
-<file path=customXml/itemProps3.xml><?xml version="1.0" encoding="utf-8"?>
-<ds:datastoreItem xmlns:ds="http://schemas.openxmlformats.org/officeDocument/2006/customXml" ds:itemID="{92D120E2-7BA6-47F2-988D-CB5E417B5892}">
-  <ds:schemaRefs>
-    <ds:schemaRef ds:uri="http://schemas.microsoft.com/sharepoint/v3/contenttype/forms"/>
-  </ds:schemaRefs>
-</ds:datastoreItem>
 </file>
--- a/web/static/files/420905_lab2.docx
+++ b/web/static/files/420905_lab2.docx
@@ -1,6 +1,6 @@
 
 <file path=word/document.xml><?xml version="1.0" encoding="utf-8"?>
-<w:document xmlns:wpc="http://schemas.microsoft.com/office/word/2010/wordprocessingCanvas" xmlns:cx="http://schemas.microsoft.com/office/drawing/2014/chartex" xmlns:cx1="http://schemas.microsoft.com/office/drawing/2015/9/8/chartex" xmlns:cx2="http://schemas.microsoft.com/office/drawing/2015/10/21/chartex" xmlns:cx3="http://schemas.microsoft.com/office/drawing/2016/5/9/chartex" xmlns:cx4="http://schemas.microsoft.com/office/drawing/2016/5/10/chartex" xmlns:cx5="http://schemas.microsoft.com/office/drawing/2016/5/11/chartex" xmlns:cx6="http://schemas.microsoft.com/office/drawing/2016/5/12/chartex" xmlns:cx7="http://schemas.microsoft.com/office/drawing/2016/5/13/chartex" xmlns:cx8="http://schemas.microsoft.com/office/drawing/2016/5/14/chartex" xmlns:mc="http://schemas.openxmlformats.org/markup-compatibility/2006" xmlns:aink="http://schemas.microsoft.com/office/drawing/2016/ink" xmlns:am3d="http://schemas.microsoft.com/office/drawing/2017/model3d" xmlns:o="urn:schemas-microsoft-com:office:office" xmlns:oel="http://schemas.microsoft.com/office/2019/extlst" xmlns:r="http://schemas.openxmlformats.org/officeDocument/2006/relationships" xmlns:m="http://schemas.openxmlformats.org/officeDocument/2006/math" xmlns:v="urn:schemas-microsoft-com:vml" xmlns:wp14="http://schemas.microsoft.com/office/word/2010/wordprocessingDrawing" xmlns:wp="http://schemas.openxmlformats.org/drawingml/2006/wordprocessingDrawing" xmlns:w10="urn:schemas-microsoft-com:office:word" xmlns:w="http://schemas.openxmlformats.org/wordprocessingml/2006/main" xmlns:w14="http://schemas.microsoft.com/office/word/2010/wordml" xmlns:w15="http://schemas.microsoft.com/office/word/2012/wordml" xmlns:w16cex="http://schemas.microsoft.com/office/word/2018/wordml/cex" xmlns:w16cid="http://schemas.microsoft.com/office/word/2016/wordml/cid" xmlns:w16="http://schemas.microsoft.com/office/word/2018/wordml" xmlns:w16du="http://schemas.microsoft.com/office/word/2023/wordml/word16du" xmlns:w16sdtdh="http://schemas.microsoft.com/office/word/2020/wordml/sdtdatahash" xmlns:w16sdtfl="http://schemas.microsoft.com/office/word/2024/wordml/sdtformatlock" xmlns:w16se="http://schemas.microsoft.com/office/word/2015/wordml/symex" xmlns:wpg="http://schemas.microsoft.com/office/word/2010/wordprocessingGroup" xmlns:wpi="http://schemas.microsoft.com/office/word/2010/wordprocessingInk" xmlns:wne="http://schemas.microsoft.com/office/word/2006/wordml" xmlns:wps="http://schemas.microsoft.com/office/word/2010/wordprocessingShape" mc:Ignorable="w14 w15 w16se w16cid w16 w16cex w16sdtdh w16sdtfl w16du wp14">
+<w:document xmlns:wpc="http://schemas.microsoft.com/office/word/2010/wordprocessingCanvas" xmlns:cx="http://schemas.microsoft.com/office/drawing/2014/chartex" xmlns:cx1="http://schemas.microsoft.com/office/drawing/2015/9/8/chartex" xmlns:cx2="http://schemas.microsoft.com/office/drawing/2015/10/21/chartex" xmlns:cx3="http://schemas.microsoft.com/office/drawing/2016/5/9/chartex" xmlns:cx4="http://schemas.microsoft.com/office/drawing/2016/5/10/chartex" xmlns:cx5="http://schemas.microsoft.com/office/drawing/2016/5/11/chartex" xmlns:cx6="http://schemas.microsoft.com/office/drawing/2016/5/12/chartex" xmlns:cx7="http://schemas.microsoft.com/office/drawing/2016/5/13/chartex" xmlns:cx8="http://schemas.microsoft.com/office/drawing/2016/5/14/chartex" xmlns:mc="http://schemas.openxmlformats.org/markup-compatibility/2006" xmlns:aink="http://schemas.microsoft.com/office/drawing/2016/ink" xmlns:am3d="http://schemas.microsoft.com/office/drawing/2017/model3d" xmlns:o="urn:schemas-microsoft-com:office:office" xmlns:oel="http://schemas.microsoft.com/office/2019/extlst" xmlns:r="http://schemas.openxmlformats.org/officeDocument/2006/relationships" xmlns:m="http://schemas.openxmlformats.org/officeDocument/2006/math" xmlns:v="urn:schemas-microsoft-com:vml" xmlns:wp14="http://schemas.microsoft.com/office/word/2010/wordprocessingDrawing" xmlns:wp="http://schemas.openxmlformats.org/drawingml/2006/wordprocessingDrawing" xmlns:w10="urn:schemas-microsoft-com:office:word" xmlns:w="http://schemas.openxmlformats.org/wordprocessingml/2006/main" xmlns:w14="http://schemas.microsoft.com/office/word/2010/wordml" xmlns:w15="http://schemas.microsoft.com/office/word/2012/wordml" xmlns:w16cei="http://schemas.microsoft.com/office/word/2026/wordml/cei" xmlns:w16cex="http://schemas.microsoft.com/office/word/2018/wordml/cex" xmlns:w16cid="http://schemas.microsoft.com/office/word/2016/wordml/cid" xmlns:w16="http://schemas.microsoft.com/office/word/2018/wordml" xmlns:w16du="http://schemas.microsoft.com/office/word/2023/wordml/word16du" xmlns:w16sdtdh="http://schemas.microsoft.com/office/word/2020/wordml/sdtdatahash" xmlns:w16sdtfl="http://schemas.microsoft.com/office/word/2024/wordml/sdtformatlock" xmlns:w16se="http://schemas.microsoft.com/office/word/2015/wordml/symex" xmlns:wpg="http://schemas.microsoft.com/office/word/2010/wordprocessingGroup" xmlns:wpi="http://schemas.microsoft.com/office/word/2010/wordprocessingInk" xmlns:wne="http://schemas.microsoft.com/office/word/2006/wordml" xmlns:wps="http://schemas.microsoft.com/office/word/2010/wordprocessingShape" mc:Ignorable="w14 w15 w16se w16cid w16 w16cex w16sdtdh w16sdtfl w16du wp14">
   <w:body>
     <w:p>
       <w:pPr>
@@ -628,7 +628,6 @@
         </w:rPr>
         <w:t xml:space="preserve">Vous pouvez tenter de prédire le résultat, sachant que le calcul mental aide à ralentir le vieillissement cognitif </w:t>
       </w:r>
-      <w:proofErr w:type="gramStart"/>
       <w:r>
         <w:rPr>
           <w:sz w:val="24"/>
@@ -636,7 +635,6 @@
         </w:rPr>
         <w:t>( ͡</w:t>
       </w:r>
-      <w:proofErr w:type="gramEnd"/>
       <w:r>
         <w:rPr>
           <w:rFonts w:ascii="Segoe UI Symbol" w:hAnsi="Segoe UI Symbol" w:cs="Segoe UI Symbol"/>
@@ -3357,7 +3355,6 @@
           <w:szCs w:val="24"/>
         </w:rPr>
       </w:pPr>
-      <w:proofErr w:type="gramStart"/>
       <w:r>
         <w:rPr>
           <w:b/>
@@ -3368,7 +3365,6 @@
         </w:rPr>
         <w:t>b</w:t>
       </w:r>
-      <w:proofErr w:type="gramEnd"/>
       <w:r>
         <w:rPr>
           <w:sz w:val="24"/>
@@ -3400,7 +3396,6 @@
           <w:szCs w:val="24"/>
         </w:rPr>
       </w:pPr>
-      <w:proofErr w:type="gramStart"/>
       <w:r>
         <w:rPr>
           <w:b/>
@@ -3411,7 +3406,6 @@
         </w:rPr>
         <w:t>c</w:t>
       </w:r>
-      <w:proofErr w:type="gramEnd"/>
       <w:r>
         <w:rPr>
           <w:sz w:val="24"/>
@@ -3443,7 +3437,6 @@
           <w:szCs w:val="24"/>
         </w:rPr>
       </w:pPr>
-      <w:proofErr w:type="gramStart"/>
       <w:r>
         <w:rPr>
           <w:b/>
@@ -3454,7 +3447,6 @@
         </w:rPr>
         <w:t>d</w:t>
       </w:r>
-      <w:proofErr w:type="gramEnd"/>
       <w:r>
         <w:rPr>
           <w:sz w:val="24"/>
@@ -4710,7 +4702,6 @@
         </w:rPr>
         <w:t xml:space="preserve">Déclarez la variable </w:t>
       </w:r>
-      <w:proofErr w:type="spellStart"/>
       <w:r>
         <w:rPr>
           <w:b/>
@@ -4721,7 +4712,6 @@
         </w:rPr>
         <w:t>ilala</w:t>
       </w:r>
-      <w:proofErr w:type="spellEnd"/>
       <w:r>
         <w:rPr>
           <w:sz w:val="24"/>
@@ -4805,7 +4795,6 @@
         </w:rPr>
         <w:t xml:space="preserve">dans la variable </w:t>
       </w:r>
-      <w:proofErr w:type="spellStart"/>
       <w:r>
         <w:rPr>
           <w:b/>
@@ -4816,7 +4805,6 @@
         </w:rPr>
         <w:t>ilala</w:t>
       </w:r>
-      <w:proofErr w:type="spellEnd"/>
       <w:r>
         <w:rPr>
           <w:sz w:val="24"/>
@@ -4995,7 +4983,6 @@
         </w:rPr>
         <w:t xml:space="preserve"> à la variable </w:t>
       </w:r>
-      <w:proofErr w:type="spellStart"/>
       <w:r>
         <w:rPr>
           <w:b/>
@@ -5006,7 +4993,6 @@
         </w:rPr>
         <w:t>ilala</w:t>
       </w:r>
-      <w:proofErr w:type="spellEnd"/>
       <w:r>
         <w:rPr>
           <w:sz w:val="24"/>
@@ -5066,7 +5052,6 @@
         </w:rPr>
         <w:t xml:space="preserve"> dans la variable </w:t>
       </w:r>
-      <w:proofErr w:type="spellStart"/>
       <w:r>
         <w:rPr>
           <w:b/>
@@ -5077,7 +5062,6 @@
         </w:rPr>
         <w:t>ilala</w:t>
       </w:r>
-      <w:proofErr w:type="spellEnd"/>
       <w:r>
         <w:rPr>
           <w:sz w:val="24"/>
@@ -5259,7 +5243,6 @@
         </w:rPr>
         <w:t xml:space="preserve"> à la variable </w:t>
       </w:r>
-      <w:proofErr w:type="spellStart"/>
       <w:r>
         <w:rPr>
           <w:b/>
@@ -5270,7 +5253,6 @@
         </w:rPr>
         <w:t>ilala</w:t>
       </w:r>
-      <w:proofErr w:type="spellEnd"/>
       <w:r>
         <w:rPr>
           <w:sz w:val="24"/>
@@ -5367,7 +5349,6 @@
         </w:rPr>
         <w:t xml:space="preserve"> dans la variable </w:t>
       </w:r>
-      <w:proofErr w:type="spellStart"/>
       <w:r>
         <w:rPr>
           <w:b/>
@@ -5378,7 +5359,6 @@
         </w:rPr>
         <w:t>ilala</w:t>
       </w:r>
-      <w:proofErr w:type="spellEnd"/>
       <w:r>
         <w:rPr>
           <w:sz w:val="24"/>
@@ -7111,7 +7091,6 @@
         </w:rPr>
         <w:t xml:space="preserve">Déclarez une variable nommée </w:t>
       </w:r>
-      <w:proofErr w:type="spellStart"/>
       <w:r>
         <w:rPr>
           <w:color w:val="FF0000"/>
@@ -7136,7 +7115,6 @@
         </w:rPr>
         <w:t>hrase</w:t>
       </w:r>
-      <w:proofErr w:type="spellEnd"/>
       <w:r>
         <w:rPr>
           <w:sz w:val="24"/>
@@ -7160,19 +7138,8 @@
           <w:sz w:val="24"/>
           <w:szCs w:val="24"/>
         </w:rPr>
-        <w:t xml:space="preserve">Never </w:t>
-      </w:r>
-      <w:proofErr w:type="spellStart"/>
-      <w:r>
-        <w:rPr>
-          <w:rFonts w:ascii="Courier New" w:hAnsi="Courier New" w:cs="Courier New"/>
-          <w:color w:val="FF0000"/>
-          <w:sz w:val="24"/>
-          <w:szCs w:val="24"/>
-        </w:rPr>
-        <w:t>gonna</w:t>
-      </w:r>
-      <w:proofErr w:type="spellEnd"/>
+        <w:t>Never gonna</w:t>
+      </w:r>
       <w:r>
         <w:rPr>
           <w:rFonts w:ascii="Courier New" w:hAnsi="Courier New" w:cs="Courier New"/>
@@ -7251,7 +7218,6 @@
         </w:rPr>
         <w:t xml:space="preserve">Déclarez une variable nommée </w:t>
       </w:r>
-      <w:proofErr w:type="spellStart"/>
       <w:r>
         <w:rPr>
           <w:color w:val="FF0000"/>
@@ -7260,7 +7226,6 @@
         </w:rPr>
         <w:t>finPhrase</w:t>
       </w:r>
-      <w:proofErr w:type="spellEnd"/>
       <w:r>
         <w:rPr>
           <w:sz w:val="24"/>
@@ -7277,7 +7242,6 @@
         </w:rPr>
         <w:t>"</w:t>
       </w:r>
-      <w:proofErr w:type="spellStart"/>
       <w:r>
         <w:rPr>
           <w:rFonts w:ascii="Courier New" w:hAnsi="Courier New" w:cs="Courier New"/>
@@ -7285,37 +7249,7 @@
           <w:sz w:val="24"/>
           <w:szCs w:val="24"/>
         </w:rPr>
-        <w:t>give</w:t>
-      </w:r>
-      <w:proofErr w:type="spellEnd"/>
-      <w:r>
-        <w:rPr>
-          <w:rFonts w:ascii="Courier New" w:hAnsi="Courier New" w:cs="Courier New"/>
-          <w:color w:val="FF0000"/>
-          <w:sz w:val="24"/>
-          <w:szCs w:val="24"/>
-        </w:rPr>
-        <w:t xml:space="preserve"> </w:t>
-      </w:r>
-      <w:proofErr w:type="spellStart"/>
-      <w:r>
-        <w:rPr>
-          <w:rFonts w:ascii="Courier New" w:hAnsi="Courier New" w:cs="Courier New"/>
-          <w:color w:val="FF0000"/>
-          <w:sz w:val="24"/>
-          <w:szCs w:val="24"/>
-        </w:rPr>
-        <w:t>you</w:t>
-      </w:r>
-      <w:proofErr w:type="spellEnd"/>
-      <w:r>
-        <w:rPr>
-          <w:rFonts w:ascii="Courier New" w:hAnsi="Courier New" w:cs="Courier New"/>
-          <w:color w:val="FF0000"/>
-          <w:sz w:val="24"/>
-          <w:szCs w:val="24"/>
-        </w:rPr>
-        <w:t xml:space="preserve"> up</w:t>
+        <w:t>give you up</w:t>
       </w:r>
       <w:r>
         <w:rPr>
@@ -7409,23 +7343,13 @@
         </w:rPr>
         <w:t xml:space="preserve">Construisez un </w:t>
       </w:r>
-      <w:proofErr w:type="spellStart"/>
-      <w:r>
-        <w:rPr>
-          <w:color w:val="FF0000"/>
-          <w:sz w:val="24"/>
-          <w:szCs w:val="24"/>
-        </w:rPr>
-        <w:t>template</w:t>
-      </w:r>
-      <w:proofErr w:type="spellEnd"/>
-      <w:r>
-        <w:rPr>
-          <w:color w:val="FF0000"/>
-          <w:sz w:val="24"/>
-          <w:szCs w:val="24"/>
-        </w:rPr>
-        <w:t xml:space="preserve"> string </w:t>
+      <w:r>
+        <w:rPr>
+          <w:color w:val="FF0000"/>
+          <w:sz w:val="24"/>
+          <w:szCs w:val="24"/>
+        </w:rPr>
+        <w:t xml:space="preserve">template string </w:t>
       </w:r>
       <w:r>
         <w:rPr>
@@ -7648,7 +7572,6 @@
         </w:rPr>
         <w:t xml:space="preserve">Déclarez une variable nommée </w:t>
       </w:r>
-      <w:proofErr w:type="spellStart"/>
       <w:r>
         <w:rPr>
           <w:color w:val="FF0000"/>
@@ -7657,7 +7580,6 @@
         </w:rPr>
         <w:t>vehicule</w:t>
       </w:r>
-      <w:proofErr w:type="spellEnd"/>
       <w:r>
         <w:rPr>
           <w:sz w:val="24"/>
@@ -7783,23 +7705,13 @@
         </w:rPr>
         <w:t xml:space="preserve">. Affectez-lui le </w:t>
       </w:r>
-      <w:proofErr w:type="spellStart"/>
-      <w:r>
-        <w:rPr>
-          <w:color w:val="FF0000"/>
-          <w:sz w:val="24"/>
-          <w:szCs w:val="24"/>
-        </w:rPr>
-        <w:t>template</w:t>
-      </w:r>
-      <w:proofErr w:type="spellEnd"/>
-      <w:r>
-        <w:rPr>
-          <w:color w:val="FF0000"/>
-          <w:sz w:val="24"/>
-          <w:szCs w:val="24"/>
-        </w:rPr>
-        <w:t xml:space="preserve"> string </w:t>
+      <w:r>
+        <w:rPr>
+          <w:color w:val="FF0000"/>
+          <w:sz w:val="24"/>
+          <w:szCs w:val="24"/>
+        </w:rPr>
+        <w:t xml:space="preserve">template string </w:t>
       </w:r>
       <w:r>
         <w:rPr>
@@ -7880,7 +7792,35 @@
           <w:sz w:val="24"/>
           <w:szCs w:val="24"/>
         </w:rPr>
-        <w:t>Si vous n’avez pas le même résultat, recommencez 9 et 10 !</w:t>
+        <w:t xml:space="preserve">Si vous n’avez pas le même résultat, recommencez </w:t>
+      </w:r>
+      <w:r>
+        <w:rPr>
+          <w:sz w:val="24"/>
+          <w:szCs w:val="24"/>
+        </w:rPr>
+        <w:t>34</w:t>
+      </w:r>
+      <w:r>
+        <w:rPr>
+          <w:sz w:val="24"/>
+          <w:szCs w:val="24"/>
+        </w:rPr>
+        <w:t xml:space="preserve"> et </w:t>
+      </w:r>
+      <w:r>
+        <w:rPr>
+          <w:sz w:val="24"/>
+          <w:szCs w:val="24"/>
+        </w:rPr>
+        <w:t>35</w:t>
+      </w:r>
+      <w:r>
+        <w:rPr>
+          <w:sz w:val="24"/>
+          <w:szCs w:val="24"/>
+        </w:rPr>
+        <w:t xml:space="preserve"> !</w:t>
       </w:r>
     </w:p>
     <w:p>
@@ -8045,23 +7985,13 @@
         </w:rPr>
         <w:t xml:space="preserve">. Affectez-lui le </w:t>
       </w:r>
-      <w:proofErr w:type="spellStart"/>
-      <w:r>
-        <w:rPr>
-          <w:color w:val="FF0000"/>
-          <w:sz w:val="24"/>
-          <w:szCs w:val="24"/>
-        </w:rPr>
-        <w:t>template</w:t>
-      </w:r>
-      <w:proofErr w:type="spellEnd"/>
-      <w:r>
-        <w:rPr>
-          <w:color w:val="FF0000"/>
-          <w:sz w:val="24"/>
-          <w:szCs w:val="24"/>
-        </w:rPr>
-        <w:t xml:space="preserve"> string </w:t>
+      <w:r>
+        <w:rPr>
+          <w:color w:val="FF0000"/>
+          <w:sz w:val="24"/>
+          <w:szCs w:val="24"/>
+        </w:rPr>
+        <w:t xml:space="preserve">template string </w:t>
       </w:r>
       <w:r>
         <w:rPr>
@@ -8733,23 +8663,7 @@
           <w:szCs w:val="24"/>
         </w:rPr>
         <w:lastRenderedPageBreak/>
-        <w:t xml:space="preserve">À l’aide d’un </w:t>
-      </w:r>
-      <w:proofErr w:type="spellStart"/>
-      <w:r>
-        <w:rPr>
-          <w:sz w:val="24"/>
-          <w:szCs w:val="24"/>
-        </w:rPr>
-        <w:t>template</w:t>
-      </w:r>
-      <w:proofErr w:type="spellEnd"/>
-      <w:r>
-        <w:rPr>
-          <w:sz w:val="24"/>
-          <w:szCs w:val="24"/>
-        </w:rPr>
-        <w:t xml:space="preserve"> string, tentez de reproduire la </w:t>
+        <w:t xml:space="preserve">À l’aide d’un template string, tentez de reproduire la </w:t>
       </w:r>
       <w:r>
         <w:rPr>
@@ -8893,23 +8807,13 @@
         </w:rPr>
         <w:t xml:space="preserve"> être obtenus en utilisant les variables </w:t>
       </w:r>
-      <w:proofErr w:type="spellStart"/>
-      <w:r>
-        <w:rPr>
-          <w:color w:val="FF0000"/>
-          <w:sz w:val="24"/>
-          <w:szCs w:val="24"/>
-        </w:rPr>
-        <w:t>qteChats</w:t>
-      </w:r>
-      <w:proofErr w:type="spellEnd"/>
-      <w:r>
-        <w:rPr>
-          <w:color w:val="FF0000"/>
-          <w:sz w:val="24"/>
-          <w:szCs w:val="24"/>
-        </w:rPr>
-        <w:t xml:space="preserve"> </w:t>
+      <w:r>
+        <w:rPr>
+          <w:color w:val="FF0000"/>
+          <w:sz w:val="24"/>
+          <w:szCs w:val="24"/>
+        </w:rPr>
+        <w:t xml:space="preserve">qteChats </w:t>
       </w:r>
       <w:r>
         <w:rPr>
@@ -8918,23 +8822,13 @@
         </w:rPr>
         <w:t xml:space="preserve">et </w:t>
       </w:r>
-      <w:proofErr w:type="spellStart"/>
-      <w:r>
-        <w:rPr>
-          <w:color w:val="FF0000"/>
-          <w:sz w:val="24"/>
-          <w:szCs w:val="24"/>
-        </w:rPr>
-        <w:t>qteChiens</w:t>
-      </w:r>
-      <w:proofErr w:type="spellEnd"/>
-      <w:r>
-        <w:rPr>
-          <w:color w:val="FF0000"/>
-          <w:sz w:val="24"/>
-          <w:szCs w:val="24"/>
-        </w:rPr>
-        <w:t xml:space="preserve"> </w:t>
+      <w:r>
+        <w:rPr>
+          <w:color w:val="FF0000"/>
+          <w:sz w:val="24"/>
+          <w:szCs w:val="24"/>
+        </w:rPr>
+        <w:t xml:space="preserve">qteChiens </w:t>
       </w:r>
       <w:r>
         <w:rPr>
@@ -9055,23 +8949,7 @@
           <w:sz w:val="24"/>
           <w:szCs w:val="24"/>
         </w:rPr>
-        <w:t xml:space="preserve">Copiez-collez votre </w:t>
-      </w:r>
-      <w:proofErr w:type="spellStart"/>
-      <w:r>
-        <w:rPr>
-          <w:sz w:val="24"/>
-          <w:szCs w:val="24"/>
-        </w:rPr>
-        <w:t>template</w:t>
-      </w:r>
-      <w:proofErr w:type="spellEnd"/>
-      <w:r>
-        <w:rPr>
-          <w:sz w:val="24"/>
-          <w:szCs w:val="24"/>
-        </w:rPr>
-        <w:t xml:space="preserve"> string qui vous a permis d’obtenir la phrase demandée plus haut</w:t>
+        <w:t>Copiez-collez votre template string qui vous a permis d’obtenir la phrase demandée plus haut</w:t>
       </w:r>
       <w:r>
         <w:t xml:space="preserve"> </w:t>
@@ -9282,23 +9160,7 @@
           <w:sz w:val="24"/>
           <w:szCs w:val="24"/>
         </w:rPr>
-        <w:t xml:space="preserve">À l’aide d’un </w:t>
-      </w:r>
-      <w:proofErr w:type="spellStart"/>
-      <w:r>
-        <w:rPr>
-          <w:sz w:val="24"/>
-          <w:szCs w:val="24"/>
-        </w:rPr>
-        <w:t>template</w:t>
-      </w:r>
-      <w:proofErr w:type="spellEnd"/>
-      <w:r>
-        <w:rPr>
-          <w:sz w:val="24"/>
-          <w:szCs w:val="24"/>
-        </w:rPr>
-        <w:t xml:space="preserve"> string, tentez de reproduire la </w:t>
+        <w:t xml:space="preserve">À l’aide d’un template string, tentez de reproduire la </w:t>
       </w:r>
       <w:r>
         <w:rPr>
@@ -9412,7 +9274,6 @@
         </w:rPr>
         <w:t xml:space="preserve"> être obtenu en utilisant la variable </w:t>
       </w:r>
-      <w:proofErr w:type="spellStart"/>
       <w:r>
         <w:rPr>
           <w:color w:val="FF0000"/>
@@ -9421,7 +9282,6 @@
         </w:rPr>
         <w:t>nbVideos</w:t>
       </w:r>
-      <w:proofErr w:type="spellEnd"/>
       <w:r>
         <w:rPr>
           <w:sz w:val="24"/>
@@ -9482,23 +9342,7 @@
           <w:sz w:val="24"/>
           <w:szCs w:val="24"/>
         </w:rPr>
-        <w:t xml:space="preserve">Copiez-collez votre </w:t>
-      </w:r>
-      <w:proofErr w:type="spellStart"/>
-      <w:r>
-        <w:rPr>
-          <w:sz w:val="24"/>
-          <w:szCs w:val="24"/>
-        </w:rPr>
-        <w:t>template</w:t>
-      </w:r>
-      <w:proofErr w:type="spellEnd"/>
-      <w:r>
-        <w:rPr>
-          <w:sz w:val="24"/>
-          <w:szCs w:val="24"/>
-        </w:rPr>
-        <w:t xml:space="preserve"> string qui vous a permis d’obtenir cette phrase :</w:t>
+        <w:t>Copiez-collez votre template string qui vous a permis d’obtenir cette phrase :</w:t>
       </w:r>
     </w:p>
     <w:p>
@@ -9612,7 +9456,7 @@
 </file>
 
 <file path=word/endnotes.xml><?xml version="1.0" encoding="utf-8"?>
-<w:endnotes xmlns:wpc="http://schemas.microsoft.com/office/word/2010/wordprocessingCanvas" xmlns:cx="http://schemas.microsoft.com/office/drawing/2014/chartex" xmlns:cx1="http://schemas.microsoft.com/office/drawing/2015/9/8/chartex" xmlns:cx2="http://schemas.microsoft.com/office/drawing/2015/10/21/chartex" xmlns:cx3="http://schemas.microsoft.com/office/drawing/2016/5/9/chartex" xmlns:cx4="http://schemas.microsoft.com/office/drawing/2016/5/10/chartex" xmlns:cx5="http://schemas.microsoft.com/office/drawing/2016/5/11/chartex" xmlns:cx6="http://schemas.microsoft.com/office/drawing/2016/5/12/chartex" xmlns:cx7="http://schemas.microsoft.com/office/drawing/2016/5/13/chartex" xmlns:cx8="http://schemas.microsoft.com/office/drawing/2016/5/14/chartex" xmlns:mc="http://schemas.openxmlformats.org/markup-compatibility/2006" xmlns:aink="http://schemas.microsoft.com/office/drawing/2016/ink" xmlns:am3d="http://schemas.microsoft.com/office/drawing/2017/model3d" xmlns:o="urn:schemas-microsoft-com:office:office" xmlns:oel="http://schemas.microsoft.com/office/2019/extlst" xmlns:r="http://schemas.openxmlformats.org/officeDocument/2006/relationships" xmlns:m="http://schemas.openxmlformats.org/officeDocument/2006/math" xmlns:v="urn:schemas-microsoft-com:vml" xmlns:wp14="http://schemas.microsoft.com/office/word/2010/wordprocessingDrawing" xmlns:wp="http://schemas.openxmlformats.org/drawingml/2006/wordprocessingDrawing" xmlns:w10="urn:schemas-microsoft-com:office:word" xmlns:w="http://schemas.openxmlformats.org/wordprocessingml/2006/main" xmlns:w14="http://schemas.microsoft.com/office/word/2010/wordml" xmlns:w15="http://schemas.microsoft.com/office/word/2012/wordml" xmlns:w16cex="http://schemas.microsoft.com/office/word/2018/wordml/cex" xmlns:w16cid="http://schemas.microsoft.com/office/word/2016/wordml/cid" xmlns:w16="http://schemas.microsoft.com/office/word/2018/wordml" xmlns:w16du="http://schemas.microsoft.com/office/word/2023/wordml/word16du" xmlns:w16sdtdh="http://schemas.microsoft.com/office/word/2020/wordml/sdtdatahash" xmlns:w16sdtfl="http://schemas.microsoft.com/office/word/2024/wordml/sdtformatlock" xmlns:w16se="http://schemas.microsoft.com/office/word/2015/wordml/symex" xmlns:wpg="http://schemas.microsoft.com/office/word/2010/wordprocessingGroup" xmlns:wpi="http://schemas.microsoft.com/office/word/2010/wordprocessingInk" xmlns:wne="http://schemas.microsoft.com/office/word/2006/wordml" xmlns:wps="http://schemas.microsoft.com/office/word/2010/wordprocessingShape" mc:Ignorable="w14 w15 w16se w16cid w16 w16cex w16sdtdh w16sdtfl w16du wp14">
+<w:endnotes xmlns:wpc="http://schemas.microsoft.com/office/word/2010/wordprocessingCanvas" xmlns:cx="http://schemas.microsoft.com/office/drawing/2014/chartex" xmlns:cx1="http://schemas.microsoft.com/office/drawing/2015/9/8/chartex" xmlns:cx2="http://schemas.microsoft.com/office/drawing/2015/10/21/chartex" xmlns:cx3="http://schemas.microsoft.com/office/drawing/2016/5/9/chartex" xmlns:cx4="http://schemas.microsoft.com/office/drawing/2016/5/10/chartex" xmlns:cx5="http://schemas.microsoft.com/office/drawing/2016/5/11/chartex" xmlns:cx6="http://schemas.microsoft.com/office/drawing/2016/5/12/chartex" xmlns:cx7="http://schemas.microsoft.com/office/drawing/2016/5/13/chartex" xmlns:cx8="http://schemas.microsoft.com/office/drawing/2016/5/14/chartex" xmlns:mc="http://schemas.openxmlformats.org/markup-compatibility/2006" xmlns:aink="http://schemas.microsoft.com/office/drawing/2016/ink" xmlns:am3d="http://schemas.microsoft.com/office/drawing/2017/model3d" xmlns:o="urn:schemas-microsoft-com:office:office" xmlns:oel="http://schemas.microsoft.com/office/2019/extlst" xmlns:r="http://schemas.openxmlformats.org/officeDocument/2006/relationships" xmlns:m="http://schemas.openxmlformats.org/officeDocument/2006/math" xmlns:v="urn:schemas-microsoft-com:vml" xmlns:wp14="http://schemas.microsoft.com/office/word/2010/wordprocessingDrawing" xmlns:wp="http://schemas.openxmlformats.org/drawingml/2006/wordprocessingDrawing" xmlns:w10="urn:schemas-microsoft-com:office:word" xmlns:w="http://schemas.openxmlformats.org/wordprocessingml/2006/main" xmlns:w14="http://schemas.microsoft.com/office/word/2010/wordml" xmlns:w15="http://schemas.microsoft.com/office/word/2012/wordml" xmlns:w16cei="http://schemas.microsoft.com/office/word/2026/wordml/cei" xmlns:w16cex="http://schemas.microsoft.com/office/word/2018/wordml/cex" xmlns:w16cid="http://schemas.microsoft.com/office/word/2016/wordml/cid" xmlns:w16="http://schemas.microsoft.com/office/word/2018/wordml" xmlns:w16du="http://schemas.microsoft.com/office/word/2023/wordml/word16du" xmlns:w16sdtdh="http://schemas.microsoft.com/office/word/2020/wordml/sdtdatahash" xmlns:w16sdtfl="http://schemas.microsoft.com/office/word/2024/wordml/sdtformatlock" xmlns:w16se="http://schemas.microsoft.com/office/word/2015/wordml/symex" xmlns:wpg="http://schemas.microsoft.com/office/word/2010/wordprocessingGroup" xmlns:wpi="http://schemas.microsoft.com/office/word/2010/wordprocessingInk" xmlns:wne="http://schemas.microsoft.com/office/word/2006/wordml" xmlns:wps="http://schemas.microsoft.com/office/word/2010/wordprocessingShape" mc:Ignorable="w14 w15 w16se w16cid w16 w16cex w16sdtdh w16sdtfl w16du wp14">
   <w:endnote w:type="separator" w:id="-1">
     <w:p>
       <w:pPr>
@@ -9637,7 +9481,7 @@
 </file>
 
 <file path=word/footnotes.xml><?xml version="1.0" encoding="utf-8"?>
-<w:footnotes xmlns:wpc="http://schemas.microsoft.com/office/word/2010/wordprocessingCanvas" xmlns:cx="http://schemas.microsoft.com/office/drawing/2014/chartex" xmlns:cx1="http://schemas.microsoft.com/office/drawing/2015/9/8/chartex" xmlns:cx2="http://schemas.microsoft.com/office/drawing/2015/10/21/chartex" xmlns:cx3="http://schemas.microsoft.com/office/drawing/2016/5/9/chartex" xmlns:cx4="http://schemas.microsoft.com/office/drawing/2016/5/10/chartex" xmlns:cx5="http://schemas.microsoft.com/office/drawing/2016/5/11/chartex" xmlns:cx6="http://schemas.microsoft.com/office/drawing/2016/5/12/chartex" xmlns:cx7="http://schemas.microsoft.com/office/drawing/2016/5/13/chartex" xmlns:cx8="http://schemas.microsoft.com/office/drawing/2016/5/14/chartex" xmlns:mc="http://schemas.openxmlformats.org/markup-compatibility/2006" xmlns:aink="http://schemas.microsoft.com/office/drawing/2016/ink" xmlns:am3d="http://schemas.microsoft.com/office/drawing/2017/model3d" xmlns:o="urn:schemas-microsoft-com:office:office" xmlns:oel="http://schemas.microsoft.com/office/2019/extlst" xmlns:r="http://schemas.openxmlformats.org/officeDocument/2006/relationships" xmlns:m="http://schemas.openxmlformats.org/officeDocument/2006/math" xmlns:v="urn:schemas-microsoft-com:vml" xmlns:wp14="http://schemas.microsoft.com/office/word/2010/wordprocessingDrawing" xmlns:wp="http://schemas.openxmlformats.org/drawingml/2006/wordprocessingDrawing" xmlns:w10="urn:schemas-microsoft-com:office:word" xmlns:w="http://schemas.openxmlformats.org/wordprocessingml/2006/main" xmlns:w14="http://schemas.microsoft.com/office/word/2010/wordml" xmlns:w15="http://schemas.microsoft.com/office/word/2012/wordml" xmlns:w16cex="http://schemas.microsoft.com/office/word/2018/wordml/cex" xmlns:w16cid="http://schemas.microsoft.com/office/word/2016/wordml/cid" xmlns:w16="http://schemas.microsoft.com/office/word/2018/wordml" xmlns:w16du="http://schemas.microsoft.com/office/word/2023/wordml/word16du" xmlns:w16sdtdh="http://schemas.microsoft.com/office/word/2020/wordml/sdtdatahash" xmlns:w16sdtfl="http://schemas.microsoft.com/office/word/2024/wordml/sdtformatlock" xmlns:w16se="http://schemas.microsoft.com/office/word/2015/wordml/symex" xmlns:wpg="http://schemas.microsoft.com/office/word/2010/wordprocessingGroup" xmlns:wpi="http://schemas.microsoft.com/office/word/2010/wordprocessingInk" xmlns:wne="http://schemas.microsoft.com/office/word/2006/wordml" xmlns:wps="http://schemas.microsoft.com/office/word/2010/wordprocessingShape" mc:Ignorable="w14 w15 w16se w16cid w16 w16cex w16sdtdh w16sdtfl w16du wp14">
+<w:footnotes xmlns:wpc="http://schemas.microsoft.com/office/word/2010/wordprocessingCanvas" xmlns:cx="http://schemas.microsoft.com/office/drawing/2014/chartex" xmlns:cx1="http://schemas.microsoft.com/office/drawing/2015/9/8/chartex" xmlns:cx2="http://schemas.microsoft.com/office/drawing/2015/10/21/chartex" xmlns:cx3="http://schemas.microsoft.com/office/drawing/2016/5/9/chartex" xmlns:cx4="http://schemas.microsoft.com/office/drawing/2016/5/10/chartex" xmlns:cx5="http://schemas.microsoft.com/office/drawing/2016/5/11/chartex" xmlns:cx6="http://schemas.microsoft.com/office/drawing/2016/5/12/chartex" xmlns:cx7="http://schemas.microsoft.com/office/drawing/2016/5/13/chartex" xmlns:cx8="http://schemas.microsoft.com/office/drawing/2016/5/14/chartex" xmlns:mc="http://schemas.openxmlformats.org/markup-compatibility/2006" xmlns:aink="http://schemas.microsoft.com/office/drawing/2016/ink" xmlns:am3d="http://schemas.microsoft.com/office/drawing/2017/model3d" xmlns:o="urn:schemas-microsoft-com:office:office" xmlns:oel="http://schemas.microsoft.com/office/2019/extlst" xmlns:r="http://schemas.openxmlformats.org/officeDocument/2006/relationships" xmlns:m="http://schemas.openxmlformats.org/officeDocument/2006/math" xmlns:v="urn:schemas-microsoft-com:vml" xmlns:wp14="http://schemas.microsoft.com/office/word/2010/wordprocessingDrawing" xmlns:wp="http://schemas.openxmlformats.org/drawingml/2006/wordprocessingDrawing" xmlns:w10="urn:schemas-microsoft-com:office:word" xmlns:w="http://schemas.openxmlformats.org/wordprocessingml/2006/main" xmlns:w14="http://schemas.microsoft.com/office/word/2010/wordml" xmlns:w15="http://schemas.microsoft.com/office/word/2012/wordml" xmlns:w16cei="http://schemas.microsoft.com/office/word/2026/wordml/cei" xmlns:w16cex="http://schemas.microsoft.com/office/word/2018/wordml/cex" xmlns:w16cid="http://schemas.microsoft.com/office/word/2016/wordml/cid" xmlns:w16="http://schemas.microsoft.com/office/word/2018/wordml" xmlns:w16du="http://schemas.microsoft.com/office/word/2023/wordml/word16du" xmlns:w16sdtdh="http://schemas.microsoft.com/office/word/2020/wordml/sdtdatahash" xmlns:w16sdtfl="http://schemas.microsoft.com/office/word/2024/wordml/sdtformatlock" xmlns:w16se="http://schemas.microsoft.com/office/word/2015/wordml/symex" xmlns:wpg="http://schemas.microsoft.com/office/word/2010/wordprocessingGroup" xmlns:wpi="http://schemas.microsoft.com/office/word/2010/wordprocessingInk" xmlns:wne="http://schemas.microsoft.com/office/word/2006/wordml" xmlns:wps="http://schemas.microsoft.com/office/word/2010/wordprocessingShape" mc:Ignorable="w14 w15 w16se w16cid w16 w16cex w16sdtdh w16sdtfl w16du wp14">
   <w:footnote w:type="separator" w:id="-1">
     <w:p>
       <w:pPr>
@@ -9662,7 +9506,7 @@
 </file>
 
 <file path=word/header1.xml><?xml version="1.0" encoding="utf-8"?>
-<w:hdr xmlns:wpc="http://schemas.microsoft.com/office/word/2010/wordprocessingCanvas" xmlns:cx="http://schemas.microsoft.com/office/drawing/2014/chartex" xmlns:cx1="http://schemas.microsoft.com/office/drawing/2015/9/8/chartex" xmlns:cx2="http://schemas.microsoft.com/office/drawing/2015/10/21/chartex" xmlns:cx3="http://schemas.microsoft.com/office/drawing/2016/5/9/chartex" xmlns:cx4="http://schemas.microsoft.com/office/drawing/2016/5/10/chartex" xmlns:cx5="http://schemas.microsoft.com/office/drawing/2016/5/11/chartex" xmlns:cx6="http://schemas.microsoft.com/office/drawing/2016/5/12/chartex" xmlns:cx7="http://schemas.microsoft.com/office/drawing/2016/5/13/chartex" xmlns:cx8="http://schemas.microsoft.com/office/drawing/2016/5/14/chartex" xmlns:mc="http://schemas.openxmlformats.org/markup-compatibility/2006" xmlns:aink="http://schemas.microsoft.com/office/drawing/2016/ink" xmlns:am3d="http://schemas.microsoft.com/office/drawing/2017/model3d" xmlns:o="urn:schemas-microsoft-com:office:office" xmlns:oel="http://schemas.microsoft.com/office/2019/extlst" xmlns:r="http://schemas.openxmlformats.org/officeDocument/2006/relationships" xmlns:m="http://schemas.openxmlformats.org/officeDocument/2006/math" xmlns:v="urn:schemas-microsoft-com:vml" xmlns:wp14="http://schemas.microsoft.com/office/word/2010/wordprocessingDrawing" xmlns:wp="http://schemas.openxmlformats.org/drawingml/2006/wordprocessingDrawing" xmlns:w10="urn:schemas-microsoft-com:office:word" xmlns:w="http://schemas.openxmlformats.org/wordprocessingml/2006/main" xmlns:w14="http://schemas.microsoft.com/office/word/2010/wordml" xmlns:w15="http://schemas.microsoft.com/office/word/2012/wordml" xmlns:w16cex="http://schemas.microsoft.com/office/word/2018/wordml/cex" xmlns:w16cid="http://schemas.microsoft.com/office/word/2016/wordml/cid" xmlns:w16="http://schemas.microsoft.com/office/word/2018/wordml" xmlns:w16du="http://schemas.microsoft.com/office/word/2023/wordml/word16du" xmlns:w16sdtdh="http://schemas.microsoft.com/office/word/2020/wordml/sdtdatahash" xmlns:w16sdtfl="http://schemas.microsoft.com/office/word/2024/wordml/sdtformatlock" xmlns:w16se="http://schemas.microsoft.com/office/word/2015/wordml/symex" xmlns:wpg="http://schemas.microsoft.com/office/word/2010/wordprocessingGroup" xmlns:wpi="http://schemas.microsoft.com/office/word/2010/wordprocessingInk" xmlns:wne="http://schemas.microsoft.com/office/word/2006/wordml" xmlns:wps="http://schemas.microsoft.com/office/word/2010/wordprocessingShape" mc:Ignorable="w14 w15 w16se w16cid w16 w16cex w16sdtdh w16sdtfl w16du wp14">
+<w:hdr xmlns:wpc="http://schemas.microsoft.com/office/word/2010/wordprocessingCanvas" xmlns:cx="http://schemas.microsoft.com/office/drawing/2014/chartex" xmlns:cx1="http://schemas.microsoft.com/office/drawing/2015/9/8/chartex" xmlns:cx2="http://schemas.microsoft.com/office/drawing/2015/10/21/chartex" xmlns:cx3="http://schemas.microsoft.com/office/drawing/2016/5/9/chartex" xmlns:cx4="http://schemas.microsoft.com/office/drawing/2016/5/10/chartex" xmlns:cx5="http://schemas.microsoft.com/office/drawing/2016/5/11/chartex" xmlns:cx6="http://schemas.microsoft.com/office/drawing/2016/5/12/chartex" xmlns:cx7="http://schemas.microsoft.com/office/drawing/2016/5/13/chartex" xmlns:cx8="http://schemas.microsoft.com/office/drawing/2016/5/14/chartex" xmlns:mc="http://schemas.openxmlformats.org/markup-compatibility/2006" xmlns:aink="http://schemas.microsoft.com/office/drawing/2016/ink" xmlns:am3d="http://schemas.microsoft.com/office/drawing/2017/model3d" xmlns:o="urn:schemas-microsoft-com:office:office" xmlns:oel="http://schemas.microsoft.com/office/2019/extlst" xmlns:r="http://schemas.openxmlformats.org/officeDocument/2006/relationships" xmlns:m="http://schemas.openxmlformats.org/officeDocument/2006/math" xmlns:v="urn:schemas-microsoft-com:vml" xmlns:wp14="http://schemas.microsoft.com/office/word/2010/wordprocessingDrawing" xmlns:wp="http://schemas.openxmlformats.org/drawingml/2006/wordprocessingDrawing" xmlns:w10="urn:schemas-microsoft-com:office:word" xmlns:w="http://schemas.openxmlformats.org/wordprocessingml/2006/main" xmlns:w14="http://schemas.microsoft.com/office/word/2010/wordml" xmlns:w15="http://schemas.microsoft.com/office/word/2012/wordml" xmlns:w16cei="http://schemas.microsoft.com/office/word/2026/wordml/cei" xmlns:w16cex="http://schemas.microsoft.com/office/word/2018/wordml/cex" xmlns:w16cid="http://schemas.microsoft.com/office/word/2016/wordml/cid" xmlns:w16="http://schemas.microsoft.com/office/word/2018/wordml" xmlns:w16du="http://schemas.microsoft.com/office/word/2023/wordml/word16du" xmlns:w16sdtdh="http://schemas.microsoft.com/office/word/2020/wordml/sdtdatahash" xmlns:w16sdtfl="http://schemas.microsoft.com/office/word/2024/wordml/sdtformatlock" xmlns:w16se="http://schemas.microsoft.com/office/word/2015/wordml/symex" xmlns:wpg="http://schemas.microsoft.com/office/word/2010/wordprocessingGroup" xmlns:wpi="http://schemas.microsoft.com/office/word/2010/wordprocessingInk" xmlns:wne="http://schemas.microsoft.com/office/word/2006/wordml" xmlns:wps="http://schemas.microsoft.com/office/word/2010/wordprocessingShape" mc:Ignorable="w14 w15 w16se w16cid w16 w16cex w16sdtdh w16sdtfl w16du wp14">
   <w:p>
     <w:pPr>
       <w:pStyle w:val="En-tte"/>
@@ -9693,7 +9537,7 @@
 </file>
 
 <file path=word/numbering.xml><?xml version="1.0" encoding="utf-8"?>
-<w:numbering xmlns:wpc="http://schemas.microsoft.com/office/word/2010/wordprocessingCanvas" xmlns:cx="http://schemas.microsoft.com/office/drawing/2014/chartex" xmlns:cx1="http://schemas.microsoft.com/office/drawing/2015/9/8/chartex" xmlns:cx2="http://schemas.microsoft.com/office/drawing/2015/10/21/chartex" xmlns:cx3="http://schemas.microsoft.com/office/drawing/2016/5/9/chartex" xmlns:cx4="http://schemas.microsoft.com/office/drawing/2016/5/10/chartex" xmlns:cx5="http://schemas.microsoft.com/office/drawing/2016/5/11/chartex" xmlns:cx6="http://schemas.microsoft.com/office/drawing/2016/5/12/chartex" xmlns:cx7="http://schemas.microsoft.com/office/drawing/2016/5/13/chartex" xmlns:cx8="http://schemas.microsoft.com/office/drawing/2016/5/14/chartex" xmlns:mc="http://schemas.openxmlformats.org/markup-compatibility/2006" xmlns:aink="http://schemas.microsoft.com/office/drawing/2016/ink" xmlns:am3d="http://schemas.microsoft.com/office/drawing/2017/model3d" xmlns:o="urn:schemas-microsoft-com:office:office" xmlns:oel="http://schemas.microsoft.com/office/2019/extlst" xmlns:r="http://schemas.openxmlformats.org/officeDocument/2006/relationships" xmlns:m="http://schemas.openxmlformats.org/officeDocument/2006/math" xmlns:v="urn:schemas-microsoft-com:vml" xmlns:wp14="http://schemas.microsoft.com/office/word/2010/wordprocessingDrawing" xmlns:wp="http://schemas.openxmlformats.org/drawingml/2006/wordprocessingDrawing" xmlns:w10="urn:schemas-microsoft-com:office:word" xmlns:w="http://schemas.openxmlformats.org/wordprocessingml/2006/main" xmlns:w14="http://schemas.microsoft.com/office/word/2010/wordml" xmlns:w15="http://schemas.microsoft.com/office/word/2012/wordml" xmlns:w16cex="http://schemas.microsoft.com/office/word/2018/wordml/cex" xmlns:w16cid="http://schemas.microsoft.com/office/word/2016/wordml/cid" xmlns:w16="http://schemas.microsoft.com/office/word/2018/wordml" xmlns:w16du="http://schemas.microsoft.com/office/word/2023/wordml/word16du" xmlns:w16sdtdh="http://schemas.microsoft.com/office/word/2020/wordml/sdtdatahash" xmlns:w16sdtfl="http://schemas.microsoft.com/office/word/2024/wordml/sdtformatlock" xmlns:w16se="http://schemas.microsoft.com/office/word/2015/wordml/symex" xmlns:wpg="http://schemas.microsoft.com/office/word/2010/wordprocessingGroup" xmlns:wpi="http://schemas.microsoft.com/office/word/2010/wordprocessingInk" xmlns:wne="http://schemas.microsoft.com/office/word/2006/wordml" xmlns:wps="http://schemas.microsoft.com/office/word/2010/wordprocessingShape" mc:Ignorable="w14 w15 w16se w16cid w16 w16cex w16sdtdh w16sdtfl w16du wp14">
+<w:numbering xmlns:wpc="http://schemas.microsoft.com/office/word/2010/wordprocessingCanvas" xmlns:cx="http://schemas.microsoft.com/office/drawing/2014/chartex" xmlns:cx1="http://schemas.microsoft.com/office/drawing/2015/9/8/chartex" xmlns:cx2="http://schemas.microsoft.com/office/drawing/2015/10/21/chartex" xmlns:cx3="http://schemas.microsoft.com/office/drawing/2016/5/9/chartex" xmlns:cx4="http://schemas.microsoft.com/office/drawing/2016/5/10/chartex" xmlns:cx5="http://schemas.microsoft.com/office/drawing/2016/5/11/chartex" xmlns:cx6="http://schemas.microsoft.com/office/drawing/2016/5/12/chartex" xmlns:cx7="http://schemas.microsoft.com/office/drawing/2016/5/13/chartex" xmlns:cx8="http://schemas.microsoft.com/office/drawing/2016/5/14/chartex" xmlns:mc="http://schemas.openxmlformats.org/markup-compatibility/2006" xmlns:aink="http://schemas.microsoft.com/office/drawing/2016/ink" xmlns:am3d="http://schemas.microsoft.com/office/drawing/2017/model3d" xmlns:o="urn:schemas-microsoft-com:office:office" xmlns:oel="http://schemas.microsoft.com/office/2019/extlst" xmlns:r="http://schemas.openxmlformats.org/officeDocument/2006/relationships" xmlns:m="http://schemas.openxmlformats.org/officeDocument/2006/math" xmlns:v="urn:schemas-microsoft-com:vml" xmlns:wp14="http://schemas.microsoft.com/office/word/2010/wordprocessingDrawing" xmlns:wp="http://schemas.openxmlformats.org/drawingml/2006/wordprocessingDrawing" xmlns:w10="urn:schemas-microsoft-com:office:word" xmlns:w="http://schemas.openxmlformats.org/wordprocessingml/2006/main" xmlns:w14="http://schemas.microsoft.com/office/word/2010/wordml" xmlns:w15="http://schemas.microsoft.com/office/word/2012/wordml" xmlns:w16cei="http://schemas.microsoft.com/office/word/2026/wordml/cei" xmlns:w16cex="http://schemas.microsoft.com/office/word/2018/wordml/cex" xmlns:w16cid="http://schemas.microsoft.com/office/word/2016/wordml/cid" xmlns:w16="http://schemas.microsoft.com/office/word/2018/wordml" xmlns:w16du="http://schemas.microsoft.com/office/word/2023/wordml/word16du" xmlns:w16sdtdh="http://schemas.microsoft.com/office/word/2020/wordml/sdtdatahash" xmlns:w16sdtfl="http://schemas.microsoft.com/office/word/2024/wordml/sdtformatlock" xmlns:w16se="http://schemas.microsoft.com/office/word/2015/wordml/symex" xmlns:wpg="http://schemas.microsoft.com/office/word/2010/wordprocessingGroup" xmlns:wpi="http://schemas.microsoft.com/office/word/2010/wordprocessingInk" xmlns:wne="http://schemas.microsoft.com/office/word/2006/wordml" xmlns:wps="http://schemas.microsoft.com/office/word/2010/wordprocessingShape" mc:Ignorable="w14 w15 w16se w16cid w16 w16cex w16sdtdh w16sdtfl w16du wp14">
   <w:numPicBullet w:numPicBulletId="0">
     <w:pict>
       <v:shapetype w14:anchorId="57C0B259" id="_x0000_t75" coordsize="21600,21600" o:spt="75" o:preferrelative="t" path="m@4@5l@4@11@9@11@9@5xe" filled="f" stroked="f">
@@ -12157,20 +12001,20 @@
 </file>
 
 <file path=customXml/item1.xml><?xml version="1.0" encoding="utf-8"?>
-<p:properties xmlns:p="http://schemas.microsoft.com/office/2006/metadata/properties" xmlns:xsi="http://www.w3.org/2001/XMLSchema-instance" xmlns:pc="http://schemas.microsoft.com/office/infopath/2007/PartnerControls">
-  <documentManagement>
-    <Commentaire xmlns="f58e85c7-fc25-4ada-adcf-b475e6768b6a" xsi:nil="true"/>
-  </documentManagement>
-</p:properties>
-</file>
-
-<file path=customXml/item2.xml><?xml version="1.0" encoding="utf-8"?>
 <?mso-contentType ?>
 <FormTemplates xmlns="http://schemas.microsoft.com/sharepoint/v3/contenttype/forms">
   <Display>DocumentLibraryForm</Display>
   <Edit>DocumentLibraryForm</Edit>
   <New>DocumentLibraryForm</New>
 </FormTemplates>
+</file>
+
+<file path=customXml/item2.xml><?xml version="1.0" encoding="utf-8"?>
+<p:properties xmlns:p="http://schemas.microsoft.com/office/2006/metadata/properties" xmlns:xsi="http://www.w3.org/2001/XMLSchema-instance" xmlns:pc="http://schemas.microsoft.com/office/infopath/2007/PartnerControls">
+  <documentManagement>
+    <Commentaire xmlns="f58e85c7-fc25-4ada-adcf-b475e6768b6a" xsi:nil="true"/>
+  </documentManagement>
+</p:properties>
 </file>
 
 <file path=customXml/item3.xml><?xml version="1.0" encoding="utf-8"?>
@@ -12326,19 +12170,19 @@
 </file>
 
 <file path=customXml/itemProps1.xml><?xml version="1.0" encoding="utf-8"?>
+<ds:datastoreItem xmlns:ds="http://schemas.openxmlformats.org/officeDocument/2006/customXml" ds:itemID="{92D120E2-7BA6-47F2-988D-CB5E417B5892}">
+  <ds:schemaRefs>
+    <ds:schemaRef ds:uri="http://schemas.microsoft.com/sharepoint/v3/contenttype/forms"/>
+  </ds:schemaRefs>
+</ds:datastoreItem>
+</file>
+
+<file path=customXml/itemProps2.xml><?xml version="1.0" encoding="utf-8"?>
 <ds:datastoreItem xmlns:ds="http://schemas.openxmlformats.org/officeDocument/2006/customXml" ds:itemID="{8B3EF77F-EACB-495E-B6A0-D477ACAF0EB8}">
   <ds:schemaRefs>
     <ds:schemaRef ds:uri="http://schemas.microsoft.com/office/2006/metadata/properties"/>
     <ds:schemaRef ds:uri="http://schemas.microsoft.com/office/infopath/2007/PartnerControls"/>
     <ds:schemaRef ds:uri="f58e85c7-fc25-4ada-adcf-b475e6768b6a"/>
-  </ds:schemaRefs>
-</ds:datastoreItem>
-</file>
-
-<file path=customXml/itemProps2.xml><?xml version="1.0" encoding="utf-8"?>
-<ds:datastoreItem xmlns:ds="http://schemas.openxmlformats.org/officeDocument/2006/customXml" ds:itemID="{92D120E2-7BA6-47F2-988D-CB5E417B5892}">
-  <ds:schemaRefs>
-    <ds:schemaRef ds:uri="http://schemas.microsoft.com/sharepoint/v3/contenttype/forms"/>
   </ds:schemaRefs>
 </ds:datastoreItem>
 </file>
